--- a/fastapi/applib/docx/(5-5)_운영리스크관리지침_230630.docx
+++ b/fastapi/applib/docx/(5-5)_운영리스크관리지침_230630.docx
@@ -1,6 +1,6 @@
 
 <file path=word/document.xml><?xml version="1.0" encoding="utf-8"?>
-<w:document xmlns:wpc="http://schemas.microsoft.com/office/word/2010/wordprocessingCanvas" xmlns:cx="http://schemas.microsoft.com/office/drawing/2014/chartex" xmlns:cx1="http://schemas.microsoft.com/office/drawing/2015/9/8/chartex" xmlns:mc="http://schemas.openxmlformats.org/markup-compatibility/2006" xmlns:o="urn:schemas-microsoft-com:office:office" xmlns:r="http://schemas.openxmlformats.org/officeDocument/2006/relationships" xmlns:m="http://schemas.openxmlformats.org/officeDocument/2006/math" xmlns:v="urn:schemas-microsoft-com:vml" xmlns:wp14="http://schemas.microsoft.com/office/word/2010/wordprocessingDrawing" xmlns:wp="http://schemas.openxmlformats.org/drawingml/2006/wordprocessingDrawing" xmlns:w10="urn:schemas-microsoft-com:office:word" xmlns:w="http://schemas.openxmlformats.org/wordprocessingml/2006/main" xmlns:w14="http://schemas.microsoft.com/office/word/2010/wordml" xmlns:w15="http://schemas.microsoft.com/office/word/2012/wordml" xmlns:w16se="http://schemas.microsoft.com/office/word/2015/wordml/symex" xmlns:wpg="http://schemas.microsoft.com/office/word/2010/wordprocessingGroup" xmlns:wpi="http://schemas.microsoft.com/office/word/2010/wordprocessingInk" xmlns:wne="http://schemas.microsoft.com/office/word/2006/wordml" xmlns:wps="http://schemas.microsoft.com/office/word/2010/wordprocessingShape" mc:Ignorable="w14 w15 w16se wp14">
+<w:document xmlns:wpc="http://schemas.microsoft.com/office/word/2010/wordprocessingCanvas" xmlns:cx="http://schemas.microsoft.com/office/drawing/2014/chartex" xmlns:cx1="http://schemas.microsoft.com/office/drawing/2015/9/8/chartex" xmlns:cx2="http://schemas.microsoft.com/office/drawing/2015/10/21/chartex" xmlns:cx3="http://schemas.microsoft.com/office/drawing/2016/5/9/chartex" xmlns:cx4="http://schemas.microsoft.com/office/drawing/2016/5/10/chartex" xmlns:cx5="http://schemas.microsoft.com/office/drawing/2016/5/11/chartex" xmlns:cx6="http://schemas.microsoft.com/office/drawing/2016/5/12/chartex" xmlns:cx7="http://schemas.microsoft.com/office/drawing/2016/5/13/chartex" xmlns:cx8="http://schemas.microsoft.com/office/drawing/2016/5/14/chartex" xmlns:mc="http://schemas.openxmlformats.org/markup-compatibility/2006" xmlns:aink="http://schemas.microsoft.com/office/drawing/2016/ink" xmlns:am3d="http://schemas.microsoft.com/office/drawing/2017/model3d" xmlns:o="urn:schemas-microsoft-com:office:office" xmlns:r="http://schemas.openxmlformats.org/officeDocument/2006/relationships" xmlns:m="http://schemas.openxmlformats.org/officeDocument/2006/math" xmlns:v="urn:schemas-microsoft-com:vml" xmlns:wp14="http://schemas.microsoft.com/office/word/2010/wordprocessingDrawing" xmlns:wp="http://schemas.openxmlformats.org/drawingml/2006/wordprocessingDrawing" xmlns:w10="urn:schemas-microsoft-com:office:word" xmlns:w="http://schemas.openxmlformats.org/wordprocessingml/2006/main" xmlns:w14="http://schemas.microsoft.com/office/word/2010/wordml" xmlns:w15="http://schemas.microsoft.com/office/word/2012/wordml" xmlns:w16cex="http://schemas.microsoft.com/office/word/2018/wordml/cex" xmlns:w16cid="http://schemas.microsoft.com/office/word/2016/wordml/cid" xmlns:w16="http://schemas.microsoft.com/office/word/2018/wordml" xmlns:w16sdtdh="http://schemas.microsoft.com/office/word/2020/wordml/sdtdatahash" xmlns:w16se="http://schemas.microsoft.com/office/word/2015/wordml/symex" xmlns:wpg="http://schemas.microsoft.com/office/word/2010/wordprocessingGroup" xmlns:wpi="http://schemas.microsoft.com/office/word/2010/wordprocessingInk" xmlns:wne="http://schemas.microsoft.com/office/word/2006/wordml" xmlns:wps="http://schemas.microsoft.com/office/word/2010/wordprocessingShape" mc:Ignorable="w14 w15 w16se w16cid w16 w16cex w16sdtdh wp14">
   <w:body>
     <w:p>
       <w:pPr>
@@ -36,6 +36,7 @@
           <w:szCs w:val="40"/>
         </w:rPr>
       </w:pPr>
+      <w:proofErr w:type="spellStart"/>
       <w:r>
         <w:rPr>
           <w:rFonts w:ascii="KB금융 본문체 Light" w:eastAsia="KB금융 본문체 Light" w:hAnsi="KB금융 본문체 Light" w:cstheme="minorBidi"/>
@@ -56,6 +57,7 @@
         </w:rPr>
         <w:t>지침</w:t>
       </w:r>
+      <w:proofErr w:type="spellEnd"/>
     </w:p>
     <w:p>
       <w:pPr>
@@ -116,6 +118,7 @@
         </w:rPr>
         <w:t>제정</w:t>
       </w:r>
+      <w:proofErr w:type="gramStart"/>
       <w:r>
         <w:rPr>
           <w:rFonts w:hAnsi="KB금융 본문체 Light" w:hint="eastAsia"/>
@@ -132,6 +135,7 @@
         </w:rPr>
         <w:t xml:space="preserve"> (</w:t>
       </w:r>
+      <w:proofErr w:type="gramEnd"/>
       <w:r>
         <w:rPr>
           <w:rFonts w:hAnsi="KB금융 본문체 Light" w:hint="eastAsia"/>
@@ -192,23 +196,41 @@
           <w:b/>
           <w:sz w:val="22"/>
         </w:rPr>
-        <w:t xml:space="preserve"> 1 장 </w:t>
-      </w:r>
-      <w:r>
-        <w:rPr>
-          <w:rFonts w:hAnsi="KB금융 본문체 Light"/>
-          <w:b/>
-          <w:sz w:val="22"/>
-        </w:rPr>
-        <w:t xml:space="preserve"> </w:t>
-      </w:r>
+        <w:t xml:space="preserve"> 1 </w:t>
+      </w:r>
+      <w:proofErr w:type="gramStart"/>
       <w:r>
         <w:rPr>
           <w:rFonts w:hAnsi="KB금융 본문체 Light" w:hint="eastAsia"/>
           <w:b/>
           <w:sz w:val="22"/>
         </w:rPr>
-        <w:t>총 칙</w:t>
+        <w:t xml:space="preserve">장 </w:t>
+      </w:r>
+      <w:r>
+        <w:rPr>
+          <w:rFonts w:hAnsi="KB금융 본문체 Light"/>
+          <w:b/>
+          <w:sz w:val="22"/>
+        </w:rPr>
+        <w:t xml:space="preserve"> </w:t>
+      </w:r>
+      <w:r>
+        <w:rPr>
+          <w:rFonts w:hAnsi="KB금융 본문체 Light" w:hint="eastAsia"/>
+          <w:b/>
+          <w:sz w:val="22"/>
+        </w:rPr>
+        <w:t>총</w:t>
+      </w:r>
+      <w:proofErr w:type="gramEnd"/>
+      <w:r>
+        <w:rPr>
+          <w:rFonts w:hAnsi="KB금융 본문체 Light" w:hint="eastAsia"/>
+          <w:b/>
+          <w:sz w:val="22"/>
+        </w:rPr>
+        <w:t xml:space="preserve"> 칙</w:t>
       </w:r>
     </w:p>
     <w:p>
@@ -283,7 +305,15 @@
           <w:rFonts w:hAnsi="KB금융 본문체 Light"/>
           <w:szCs w:val="20"/>
         </w:rPr>
-        <w:t xml:space="preserve"> 지침은 『리스크관리</w:t>
+        <w:t xml:space="preserve"> 지침은 『</w:t>
+      </w:r>
+      <w:proofErr w:type="spellStart"/>
+      <w:r>
+        <w:rPr>
+          <w:rFonts w:hAnsi="KB금융 본문체 Light"/>
+          <w:szCs w:val="20"/>
+        </w:rPr>
+        <w:t>리스크관리</w:t>
       </w:r>
       <w:r>
         <w:rPr>
@@ -297,7 +327,31 @@
           <w:rFonts w:hAnsi="KB금융 본문체 Light"/>
           <w:szCs w:val="20"/>
         </w:rPr>
-        <w:t xml:space="preserve">』에서 정한 리스크관리 정책 및 전략 등에 따라 </w:t>
+        <w:t>』에서</w:t>
+      </w:r>
+      <w:proofErr w:type="spellEnd"/>
+      <w:r>
+        <w:rPr>
+          <w:rFonts w:hAnsi="KB금융 본문체 Light"/>
+          <w:szCs w:val="20"/>
+        </w:rPr>
+        <w:t xml:space="preserve"> 정한 </w:t>
+      </w:r>
+      <w:proofErr w:type="spellStart"/>
+      <w:r>
+        <w:rPr>
+          <w:rFonts w:hAnsi="KB금융 본문체 Light"/>
+          <w:szCs w:val="20"/>
+        </w:rPr>
+        <w:t>리스크관리</w:t>
+      </w:r>
+      <w:proofErr w:type="spellEnd"/>
+      <w:r>
+        <w:rPr>
+          <w:rFonts w:hAnsi="KB금융 본문체 Light"/>
+          <w:szCs w:val="20"/>
+        </w:rPr>
+        <w:t xml:space="preserve"> 정책 및 전략 등에 따라 </w:t>
       </w:r>
       <w:r>
         <w:rPr>
@@ -311,7 +365,23 @@
           <w:rFonts w:hAnsi="KB금융 본문체 Light"/>
           <w:szCs w:val="20"/>
         </w:rPr>
-        <w:t>의 운영리스크 관리체계 및 절차에 관한 사항을 정함을 목적으로 한다.</w:t>
+        <w:t xml:space="preserve">의 </w:t>
+      </w:r>
+      <w:proofErr w:type="spellStart"/>
+      <w:r>
+        <w:rPr>
+          <w:rFonts w:hAnsi="KB금융 본문체 Light"/>
+          <w:szCs w:val="20"/>
+        </w:rPr>
+        <w:t>운영리스크</w:t>
+      </w:r>
+      <w:proofErr w:type="spellEnd"/>
+      <w:r>
+        <w:rPr>
+          <w:rFonts w:hAnsi="KB금융 본문체 Light"/>
+          <w:szCs w:val="20"/>
+        </w:rPr>
+        <w:t xml:space="preserve"> 관리체계 및 절차에 관한 사항을 정함을 목적으로 한다.</w:t>
       </w:r>
     </w:p>
     <w:p>
@@ -370,13 +440,77 @@
         <w:rPr>
           <w:rFonts w:hAnsi="KB금융 본문체 Light"/>
         </w:rPr>
-        <w:t xml:space="preserve">1. “운영리스크(Operational Risk)”라 함은 부적절하거나 잘못된 내부의 절차, 인력 및 시스템 또는 외부의 사건으로 인하여 발생할 수 있는 손실위험을 말하며 법률리스크를 포함하되 전략리스크 및 평판리스크를 제외한다. </w:t>
-      </w:r>
+        <w:t>1. “</w:t>
+      </w:r>
+      <w:proofErr w:type="spellStart"/>
+      <w:r>
+        <w:rPr>
+          <w:rFonts w:hAnsi="KB금융 본문체 Light"/>
+        </w:rPr>
+        <w:t>운영리스크</w:t>
+      </w:r>
+      <w:proofErr w:type="spellEnd"/>
+      <w:r>
+        <w:rPr>
+          <w:rFonts w:hAnsi="KB금융 본문체 Light"/>
+        </w:rPr>
+        <w:t xml:space="preserve">(Operational Risk)”라 함은 부적절하거나 잘못된 내부의 절차, 인력 및 시스템 또는 외부의 사건으로 인하여 발생할 수 있는 손실위험을 말하며 </w:t>
+      </w:r>
+      <w:proofErr w:type="spellStart"/>
+      <w:r>
+        <w:rPr>
+          <w:rFonts w:hAnsi="KB금융 본문체 Light"/>
+        </w:rPr>
+        <w:t>법률리스크를</w:t>
+      </w:r>
+      <w:proofErr w:type="spellEnd"/>
+      <w:r>
+        <w:rPr>
+          <w:rFonts w:hAnsi="KB금융 본문체 Light"/>
+        </w:rPr>
+        <w:t xml:space="preserve"> 포함하되 </w:t>
+      </w:r>
+      <w:proofErr w:type="spellStart"/>
+      <w:r>
+        <w:rPr>
+          <w:rFonts w:hAnsi="KB금융 본문체 Light"/>
+        </w:rPr>
+        <w:t>전략리스크</w:t>
+      </w:r>
+      <w:proofErr w:type="spellEnd"/>
+      <w:r>
+        <w:rPr>
+          <w:rFonts w:hAnsi="KB금융 본문체 Light"/>
+        </w:rPr>
+        <w:t xml:space="preserve"> 및 </w:t>
+      </w:r>
+      <w:proofErr w:type="spellStart"/>
+      <w:r>
+        <w:rPr>
+          <w:rFonts w:hAnsi="KB금융 본문체 Light"/>
+        </w:rPr>
+        <w:t>평판리스크를</w:t>
+      </w:r>
+      <w:proofErr w:type="spellEnd"/>
+      <w:r>
+        <w:rPr>
+          <w:rFonts w:hAnsi="KB금융 본문체 Light"/>
+        </w:rPr>
+        <w:t xml:space="preserve"> 제외한다. </w:t>
+      </w:r>
+      <w:proofErr w:type="spellStart"/>
       <w:r>
         <w:rPr>
           <w:rFonts w:hAnsi="KB금융 본문체 Light" w:hint="eastAsia"/>
         </w:rPr>
-        <w:t>법률리스크에는 벌금,</w:t>
+        <w:t>법률리스크에는</w:t>
+      </w:r>
+      <w:proofErr w:type="spellEnd"/>
+      <w:r>
+        <w:rPr>
+          <w:rFonts w:hAnsi="KB금융 본문체 Light" w:hint="eastAsia"/>
+        </w:rPr>
+        <w:t xml:space="preserve"> 벌금,</w:t>
       </w:r>
       <w:r>
         <w:rPr>
@@ -412,7 +546,21 @@
         <w:rPr>
           <w:rFonts w:hAnsi="KB금융 본문체 Light" w:hint="eastAsia"/>
         </w:rPr>
-        <w:t>관련 익스포져를 포함하며</w:t>
+        <w:t xml:space="preserve">관련 </w:t>
+      </w:r>
+      <w:proofErr w:type="spellStart"/>
+      <w:r>
+        <w:rPr>
+          <w:rFonts w:hAnsi="KB금융 본문체 Light" w:hint="eastAsia"/>
+        </w:rPr>
+        <w:t>익스포져를</w:t>
+      </w:r>
+      <w:proofErr w:type="spellEnd"/>
+      <w:r>
+        <w:rPr>
+          <w:rFonts w:hAnsi="KB금융 본문체 Light" w:hint="eastAsia"/>
+        </w:rPr>
+        <w:t xml:space="preserve"> 포함하며</w:t>
       </w:r>
       <w:r>
         <w:rPr>
@@ -439,7 +587,49 @@
         <w:rPr>
           <w:rFonts w:hAnsi="KB금융 본문체 Light"/>
         </w:rPr>
-        <w:t>2. “리스크통제자가진단(Risk Control Self Assessment, 이하 “RCSA”)”이라 함은 전사에 부정적인 영향을 미치는 운영리스크 요인의 인식, 평가, 모니터링, 대응방안 강구 등의 과정을 실행함을 말한다.</w:t>
+        <w:t>2. “</w:t>
+      </w:r>
+      <w:proofErr w:type="spellStart"/>
+      <w:r>
+        <w:rPr>
+          <w:rFonts w:hAnsi="KB금융 본문체 Light"/>
+        </w:rPr>
+        <w:t>리스크통제자가진단</w:t>
+      </w:r>
+      <w:proofErr w:type="spellEnd"/>
+      <w:r>
+        <w:rPr>
+          <w:rFonts w:hAnsi="KB금융 본문체 Light"/>
+        </w:rPr>
+        <w:t xml:space="preserve">(Risk Control </w:t>
+      </w:r>
+      <w:proofErr w:type="spellStart"/>
+      <w:r>
+        <w:rPr>
+          <w:rFonts w:hAnsi="KB금융 본문체 Light"/>
+        </w:rPr>
+        <w:t>Self Assessment</w:t>
+      </w:r>
+      <w:proofErr w:type="spellEnd"/>
+      <w:r>
+        <w:rPr>
+          <w:rFonts w:hAnsi="KB금융 본문체 Light"/>
+        </w:rPr>
+        <w:t xml:space="preserve">, 이하 “RCSA”)”이라 함은 전사에 부정적인 영향을 미치는 </w:t>
+      </w:r>
+      <w:proofErr w:type="spellStart"/>
+      <w:r>
+        <w:rPr>
+          <w:rFonts w:hAnsi="KB금융 본문체 Light"/>
+        </w:rPr>
+        <w:t>운영리스크</w:t>
+      </w:r>
+      <w:proofErr w:type="spellEnd"/>
+      <w:r>
+        <w:rPr>
+          <w:rFonts w:hAnsi="KB금융 본문체 Light"/>
+        </w:rPr>
+        <w:t xml:space="preserve"> 요인의 인식, 평가, 모니터링, 대응방안 강구 등의 과정을 실행함을 말한다.</w:t>
       </w:r>
     </w:p>
     <w:p>
@@ -454,7 +644,49 @@
         <w:rPr>
           <w:rFonts w:hAnsi="KB금융 본문체 Light"/>
         </w:rPr>
-        <w:t xml:space="preserve">3. “핵심리스크지표(Key Risk Indicator, 이하 “KRI”)”라 함은 전사의 주요한 운영리스크 익스포져를 시간, 비율, 건수, 금액 등 객관적 수치로 나타내는 지표를 말한다. </w:t>
+        <w:t>3. “</w:t>
+      </w:r>
+      <w:proofErr w:type="spellStart"/>
+      <w:r>
+        <w:rPr>
+          <w:rFonts w:hAnsi="KB금융 본문체 Light"/>
+        </w:rPr>
+        <w:t>핵심리스크지표</w:t>
+      </w:r>
+      <w:proofErr w:type="spellEnd"/>
+      <w:r>
+        <w:rPr>
+          <w:rFonts w:hAnsi="KB금융 본문체 Light"/>
+        </w:rPr>
+        <w:t xml:space="preserve">(Key Risk Indicator, 이하 “KRI”)”라 함은 전사의 주요한 </w:t>
+      </w:r>
+      <w:proofErr w:type="spellStart"/>
+      <w:r>
+        <w:rPr>
+          <w:rFonts w:hAnsi="KB금융 본문체 Light"/>
+        </w:rPr>
+        <w:t>운영리스크</w:t>
+      </w:r>
+      <w:proofErr w:type="spellEnd"/>
+      <w:r>
+        <w:rPr>
+          <w:rFonts w:hAnsi="KB금융 본문체 Light"/>
+        </w:rPr>
+        <w:t xml:space="preserve"> </w:t>
+      </w:r>
+      <w:proofErr w:type="spellStart"/>
+      <w:r>
+        <w:rPr>
+          <w:rFonts w:hAnsi="KB금융 본문체 Light"/>
+        </w:rPr>
+        <w:t>익스포져를</w:t>
+      </w:r>
+      <w:proofErr w:type="spellEnd"/>
+      <w:r>
+        <w:rPr>
+          <w:rFonts w:hAnsi="KB금융 본문체 Light"/>
+        </w:rPr>
+        <w:t xml:space="preserve"> 시간, 비율, 건수, 금액 등 객관적 수치로 나타내는 지표를 말한다. </w:t>
       </w:r>
     </w:p>
     <w:p>
@@ -469,7 +701,35 @@
         <w:rPr>
           <w:rFonts w:hAnsi="KB금융 본문체 Light"/>
         </w:rPr>
-        <w:t>4. “내부손실데이터”라 함은 회사 내부에서 발생하여 수집 및 관리되는 운영리스크 손실사건과 관련된 데이터를 말하며, “외부손실데이터”라 함은 회사 외부로부터 수집 또는 구입하여 관리되는 운영리스크 손실과 관련된 모든 데이터를 말한다.</w:t>
+        <w:t xml:space="preserve">4. “내부손실데이터”라 함은 회사 내부에서 발생하여 수집 및 관리되는 </w:t>
+      </w:r>
+      <w:proofErr w:type="spellStart"/>
+      <w:r>
+        <w:rPr>
+          <w:rFonts w:hAnsi="KB금융 본문체 Light"/>
+        </w:rPr>
+        <w:t>운영리스크</w:t>
+      </w:r>
+      <w:proofErr w:type="spellEnd"/>
+      <w:r>
+        <w:rPr>
+          <w:rFonts w:hAnsi="KB금융 본문체 Light"/>
+        </w:rPr>
+        <w:t xml:space="preserve"> 손실사건과 관련된 데이터를 말하며, “외부손실데이터”라 함은 회사 외부로부터 수집 또는 구입하여 관리되는 </w:t>
+      </w:r>
+      <w:proofErr w:type="spellStart"/>
+      <w:r>
+        <w:rPr>
+          <w:rFonts w:hAnsi="KB금융 본문체 Light"/>
+        </w:rPr>
+        <w:t>운영리스크</w:t>
+      </w:r>
+      <w:proofErr w:type="spellEnd"/>
+      <w:r>
+        <w:rPr>
+          <w:rFonts w:hAnsi="KB금융 본문체 Light"/>
+        </w:rPr>
+        <w:t xml:space="preserve"> 손실과 관련된 모든 데이터를 말한다.</w:t>
       </w:r>
     </w:p>
     <w:p>
@@ -520,7 +780,21 @@
         <w:rPr>
           <w:rFonts w:hAnsi="KB금융 본문체 Light" w:hint="eastAsia"/>
         </w:rPr>
-        <w:t>CSA, KRI, 내부손실데이터 및 외부손실데이터 등을 활용하여 잠재적인 운영리스크 사건을 인식하기 위한 시나리오를 설정하고 이에 따른 결과를 평가하는 일련의 과정을 말한다.</w:t>
+        <w:t xml:space="preserve">CSA, KRI, 내부손실데이터 및 외부손실데이터 등을 활용하여 잠재적인 </w:t>
+      </w:r>
+      <w:proofErr w:type="spellStart"/>
+      <w:r>
+        <w:rPr>
+          <w:rFonts w:hAnsi="KB금융 본문체 Light" w:hint="eastAsia"/>
+        </w:rPr>
+        <w:t>운영리스크</w:t>
+      </w:r>
+      <w:proofErr w:type="spellEnd"/>
+      <w:r>
+        <w:rPr>
+          <w:rFonts w:hAnsi="KB금융 본문체 Light" w:hint="eastAsia"/>
+        </w:rPr>
+        <w:t xml:space="preserve"> 사건을 인식하기 위한 시나리오를 설정하고 이에 따른 결과를 평가하는 일련의 과정을 말한다.</w:t>
       </w:r>
     </w:p>
     <w:p>
@@ -541,7 +815,35 @@
         <w:rPr>
           <w:rFonts w:hAnsi="KB금융 본문체 Light"/>
         </w:rPr>
-        <w:t>. “영업연속성계획(BCP : Business Continuity Plan, 이하 “BCP”)”이라 함은 재해, 재난 등으로 인한 업무중단에 대응하여 주요 업무를 복구, 재개할 수 있도록 하기 위하여 마련한 정책, 기준, 절차 등을 포함하는 총체적인 관리 프로세스를 말한다.</w:t>
+        <w:t>. “</w:t>
+      </w:r>
+      <w:proofErr w:type="spellStart"/>
+      <w:r>
+        <w:rPr>
+          <w:rFonts w:hAnsi="KB금융 본문체 Light"/>
+        </w:rPr>
+        <w:t>영업연속성계획</w:t>
+      </w:r>
+      <w:proofErr w:type="spellEnd"/>
+      <w:r>
+        <w:rPr>
+          <w:rFonts w:hAnsi="KB금융 본문체 Light"/>
+        </w:rPr>
+        <w:t>(</w:t>
+      </w:r>
+      <w:proofErr w:type="gramStart"/>
+      <w:r>
+        <w:rPr>
+          <w:rFonts w:hAnsi="KB금융 본문체 Light"/>
+        </w:rPr>
+        <w:t>BCP :</w:t>
+      </w:r>
+      <w:proofErr w:type="gramEnd"/>
+      <w:r>
+        <w:rPr>
+          <w:rFonts w:hAnsi="KB금융 본문체 Light"/>
+        </w:rPr>
+        <w:t xml:space="preserve"> Business Continuity Plan, 이하 “BCP”)”이라 함은 재해, 재난 등으로 인한 업무중단에 대응하여 주요 업무를 복구, 재개할 수 있도록 하기 위하여 마련한 정책, 기준, 절차 등을 포함하는 총체적인 관리 프로세스를 말한다.</w:t>
       </w:r>
     </w:p>
     <w:p>
@@ -562,7 +864,35 @@
         <w:rPr>
           <w:rFonts w:hAnsi="KB금융 본문체 Light"/>
         </w:rPr>
-        <w:t>. “리스크관리조직”이라 함은 운영리스크를 인식, 측정, 모니터링, 보고, 통제 및 경감업무를 수행하는 전사적인 리스크 담당부서를 말한다.</w:t>
+        <w:t>. “</w:t>
+      </w:r>
+      <w:proofErr w:type="spellStart"/>
+      <w:r>
+        <w:rPr>
+          <w:rFonts w:hAnsi="KB금융 본문체 Light"/>
+        </w:rPr>
+        <w:t>리스크관리조직</w:t>
+      </w:r>
+      <w:proofErr w:type="spellEnd"/>
+      <w:r>
+        <w:rPr>
+          <w:rFonts w:hAnsi="KB금융 본문체 Light"/>
+        </w:rPr>
+        <w:t xml:space="preserve">”이라 함은 </w:t>
+      </w:r>
+      <w:proofErr w:type="spellStart"/>
+      <w:r>
+        <w:rPr>
+          <w:rFonts w:hAnsi="KB금융 본문체 Light"/>
+        </w:rPr>
+        <w:t>운영리스크를</w:t>
+      </w:r>
+      <w:proofErr w:type="spellEnd"/>
+      <w:r>
+        <w:rPr>
+          <w:rFonts w:hAnsi="KB금융 본문체 Light"/>
+        </w:rPr>
+        <w:t xml:space="preserve"> 인식, 측정, 모니터링, 보고, 통제 및 경감업무를 수행하는 전사적인 리스크 담당부서를 말한다.</w:t>
       </w:r>
     </w:p>
     <w:p>
@@ -664,8 +994,19 @@
           <w:sz w:val="22"/>
           <w:szCs w:val="22"/>
         </w:rPr>
-        <w:t>제 2 장  통제구조</w:t>
-      </w:r>
+        <w:t xml:space="preserve">제 2 </w:t>
+      </w:r>
+      <w:proofErr w:type="gramStart"/>
+      <w:r>
+        <w:rPr>
+          <w:rFonts w:ascii="KB금융 본문체 Light" w:eastAsia="KB금융 본문체 Light" w:hAnsi="KB금융 본문체 Light" w:hint="eastAsia"/>
+          <w:b/>
+          <w:sz w:val="22"/>
+          <w:szCs w:val="22"/>
+        </w:rPr>
+        <w:t>장  통제구조</w:t>
+      </w:r>
+      <w:proofErr w:type="gramEnd"/>
     </w:p>
     <w:p>
       <w:pPr>
@@ -718,14 +1059,49 @@
         <w:rPr>
           <w:rFonts w:hAnsi="KB금융 본문체 Light" w:hint="eastAsia"/>
         </w:rPr>
-        <w:t xml:space="preserve"> 운영리스크를 적절히 식별하고 관리하기 위하여 단위사업부문, 리스크관리조직, 내부감사로 구성되는 상호 견제와 균형의 원칙에 입각한 “3단계 통제체계”를 </w:t>
-      </w:r>
+        <w:t xml:space="preserve"> </w:t>
+      </w:r>
+      <w:proofErr w:type="spellStart"/>
       <w:r>
         <w:rPr>
           <w:rFonts w:hAnsi="KB금융 본문체 Light" w:hint="eastAsia"/>
         </w:rPr>
-        <w:lastRenderedPageBreak/>
-        <w:t>구축하여야 한다.</w:t>
+        <w:t>운영리스크를</w:t>
+      </w:r>
+      <w:proofErr w:type="spellEnd"/>
+      <w:r>
+        <w:rPr>
+          <w:rFonts w:hAnsi="KB금융 본문체 Light" w:hint="eastAsia"/>
+        </w:rPr>
+        <w:t xml:space="preserve"> 적절히 식별하고 관리하기 위하여 단위사업부문, </w:t>
+      </w:r>
+      <w:proofErr w:type="spellStart"/>
+      <w:r>
+        <w:rPr>
+          <w:rFonts w:hAnsi="KB금융 본문체 Light" w:hint="eastAsia"/>
+        </w:rPr>
+        <w:t>리스크관리조직</w:t>
+      </w:r>
+      <w:proofErr w:type="spellEnd"/>
+      <w:r>
+        <w:rPr>
+          <w:rFonts w:hAnsi="KB금융 본문체 Light" w:hint="eastAsia"/>
+        </w:rPr>
+        <w:t xml:space="preserve">, 내부감사로 구성되는 상호 견제와 균형의 원칙에 입각한 “3단계 </w:t>
+      </w:r>
+      <w:proofErr w:type="spellStart"/>
+      <w:r>
+        <w:rPr>
+          <w:rFonts w:hAnsi="KB금융 본문체 Light" w:hint="eastAsia"/>
+        </w:rPr>
+        <w:t>통제체계”를</w:t>
+      </w:r>
+      <w:proofErr w:type="spellEnd"/>
+      <w:r>
+        <w:rPr>
+          <w:rFonts w:hAnsi="KB금융 본문체 Light" w:hint="eastAsia"/>
+        </w:rPr>
+        <w:t xml:space="preserve"> 구축하여야 한다.</w:t>
       </w:r>
     </w:p>
     <w:p>
@@ -773,7 +1149,35 @@
         <w:rPr>
           <w:rFonts w:hAnsi="KB금융 본문체 Light" w:hint="eastAsia"/>
         </w:rPr>
-        <w:t>단위사업부문은 운영리스크 관리를 위하여 부문 내 모든 상품, 영업활동, 프로세스 및 시스템에 내재된 운영리스크를 식별하고 관리할 책임이 있다.</w:t>
+        <w:t xml:space="preserve">단위사업부문은 </w:t>
+      </w:r>
+      <w:proofErr w:type="spellStart"/>
+      <w:r>
+        <w:rPr>
+          <w:rFonts w:hAnsi="KB금융 본문체 Light" w:hint="eastAsia"/>
+        </w:rPr>
+        <w:t>운영리스크</w:t>
+      </w:r>
+      <w:proofErr w:type="spellEnd"/>
+      <w:r>
+        <w:rPr>
+          <w:rFonts w:hAnsi="KB금융 본문체 Light" w:hint="eastAsia"/>
+        </w:rPr>
+        <w:t xml:space="preserve"> 관리를 위하여 부문 내 모든 상품, 영업활동, 프로세스 및 시스템에 내재된 </w:t>
+      </w:r>
+      <w:proofErr w:type="spellStart"/>
+      <w:r>
+        <w:rPr>
+          <w:rFonts w:hAnsi="KB금융 본문체 Light" w:hint="eastAsia"/>
+        </w:rPr>
+        <w:t>운영리스크를</w:t>
+      </w:r>
+      <w:proofErr w:type="spellEnd"/>
+      <w:r>
+        <w:rPr>
+          <w:rFonts w:hAnsi="KB금융 본문체 Light" w:hint="eastAsia"/>
+        </w:rPr>
+        <w:t xml:space="preserve"> 식별하고 관리할 책임이 있다.</w:t>
       </w:r>
     </w:p>
     <w:p>
@@ -821,7 +1225,35 @@
         <w:rPr>
           <w:rFonts w:hAnsi="KB금융 본문체 Light" w:hint="eastAsia"/>
         </w:rPr>
-        <w:t>차 통제체계) 리스크관리조직은 운영리스크 관리를 통할하며, 다음 각 호의 업무를 수행한다.</w:t>
+        <w:t xml:space="preserve">차 통제체계) </w:t>
+      </w:r>
+      <w:proofErr w:type="spellStart"/>
+      <w:r>
+        <w:rPr>
+          <w:rFonts w:hAnsi="KB금융 본문체 Light" w:hint="eastAsia"/>
+        </w:rPr>
+        <w:t>리스크관리조직은</w:t>
+      </w:r>
+      <w:proofErr w:type="spellEnd"/>
+      <w:r>
+        <w:rPr>
+          <w:rFonts w:hAnsi="KB금융 본문체 Light" w:hint="eastAsia"/>
+        </w:rPr>
+        <w:t xml:space="preserve"> </w:t>
+      </w:r>
+      <w:proofErr w:type="spellStart"/>
+      <w:r>
+        <w:rPr>
+          <w:rFonts w:hAnsi="KB금융 본문체 Light" w:hint="eastAsia"/>
+        </w:rPr>
+        <w:t>운영리스크</w:t>
+      </w:r>
+      <w:proofErr w:type="spellEnd"/>
+      <w:r>
+        <w:rPr>
+          <w:rFonts w:hAnsi="KB금융 본문체 Light" w:hint="eastAsia"/>
+        </w:rPr>
+        <w:t xml:space="preserve"> 관리를 통할하며, 다음 각 호의 업무를 수행한다.</w:t>
       </w:r>
     </w:p>
     <w:p>
@@ -839,7 +1271,22 @@
         <w:rPr>
           <w:rFonts w:ascii="KB금융 본문체 Light" w:eastAsia="KB금융 본문체 Light" w:hAnsi="KB금융 본문체 Light" w:hint="eastAsia"/>
         </w:rPr>
-        <w:t xml:space="preserve">1. 운영리스크 관리정책 수립 및 실행 </w:t>
+        <w:lastRenderedPageBreak/>
+        <w:t xml:space="preserve">1. </w:t>
+      </w:r>
+      <w:proofErr w:type="spellStart"/>
+      <w:r>
+        <w:rPr>
+          <w:rFonts w:ascii="KB금융 본문체 Light" w:eastAsia="KB금융 본문체 Light" w:hAnsi="KB금융 본문체 Light" w:hint="eastAsia"/>
+        </w:rPr>
+        <w:t>운영리스크</w:t>
+      </w:r>
+      <w:proofErr w:type="spellEnd"/>
+      <w:r>
+        <w:rPr>
+          <w:rFonts w:ascii="KB금융 본문체 Light" w:eastAsia="KB금융 본문체 Light" w:hAnsi="KB금융 본문체 Light" w:hint="eastAsia"/>
+        </w:rPr>
+        <w:t xml:space="preserve"> 관리정책 수립 및 실행 </w:t>
       </w:r>
     </w:p>
     <w:p>
@@ -887,7 +1334,21 @@
         <w:rPr>
           <w:rFonts w:ascii="KB금융 본문체 Light" w:eastAsia="KB금융 본문체 Light" w:hAnsi="KB금융 본문체 Light" w:hint="eastAsia"/>
         </w:rPr>
-        <w:t xml:space="preserve">3. 운영리스크 측정 및 보고 </w:t>
+        <w:t xml:space="preserve">3. </w:t>
+      </w:r>
+      <w:proofErr w:type="spellStart"/>
+      <w:r>
+        <w:rPr>
+          <w:rFonts w:ascii="KB금융 본문체 Light" w:eastAsia="KB금융 본문체 Light" w:hAnsi="KB금융 본문체 Light" w:hint="eastAsia"/>
+        </w:rPr>
+        <w:t>운영리스크</w:t>
+      </w:r>
+      <w:proofErr w:type="spellEnd"/>
+      <w:r>
+        <w:rPr>
+          <w:rFonts w:ascii="KB금융 본문체 Light" w:eastAsia="KB금융 본문체 Light" w:hAnsi="KB금융 본문체 Light" w:hint="eastAsia"/>
+        </w:rPr>
+        <w:t xml:space="preserve"> 측정 및 보고 </w:t>
       </w:r>
     </w:p>
     <w:p>
@@ -905,7 +1366,21 @@
         <w:rPr>
           <w:rFonts w:ascii="KB금융 본문체 Light" w:eastAsia="KB금융 본문체 Light" w:hAnsi="KB금융 본문체 Light" w:hint="eastAsia"/>
         </w:rPr>
-        <w:t xml:space="preserve">4. 운영리스크관리시스템의 구축 및 운영 </w:t>
+        <w:t xml:space="preserve">4. </w:t>
+      </w:r>
+      <w:proofErr w:type="spellStart"/>
+      <w:r>
+        <w:rPr>
+          <w:rFonts w:ascii="KB금융 본문체 Light" w:eastAsia="KB금융 본문체 Light" w:hAnsi="KB금융 본문체 Light" w:hint="eastAsia"/>
+        </w:rPr>
+        <w:t>운영리스크관리시스템의</w:t>
+      </w:r>
+      <w:proofErr w:type="spellEnd"/>
+      <w:r>
+        <w:rPr>
+          <w:rFonts w:ascii="KB금융 본문체 Light" w:eastAsia="KB금융 본문체 Light" w:hAnsi="KB금융 본문체 Light" w:hint="eastAsia"/>
+        </w:rPr>
+        <w:t xml:space="preserve"> 구축 및 운영 </w:t>
       </w:r>
     </w:p>
     <w:p>
@@ -920,7 +1395,21 @@
         <w:rPr>
           <w:rFonts w:hAnsi="KB금융 본문체 Light" w:hint="eastAsia"/>
         </w:rPr>
-        <w:t xml:space="preserve">5. 운영리스크 기준 위험자본 측정 및 관리 </w:t>
+        <w:t xml:space="preserve">5. </w:t>
+      </w:r>
+      <w:proofErr w:type="spellStart"/>
+      <w:r>
+        <w:rPr>
+          <w:rFonts w:hAnsi="KB금융 본문체 Light" w:hint="eastAsia"/>
+        </w:rPr>
+        <w:t>운영리스크</w:t>
+      </w:r>
+      <w:proofErr w:type="spellEnd"/>
+      <w:r>
+        <w:rPr>
+          <w:rFonts w:hAnsi="KB금융 본문체 Light" w:hint="eastAsia"/>
+        </w:rPr>
+        <w:t xml:space="preserve"> 기준 위험자본 측정 및 관리 </w:t>
       </w:r>
     </w:p>
     <w:p>
@@ -938,7 +1427,21 @@
         <w:rPr>
           <w:rFonts w:ascii="KB금융 본문체 Light" w:eastAsia="KB금융 본문체 Light" w:hAnsi="KB금융 본문체 Light" w:hint="eastAsia"/>
         </w:rPr>
-        <w:t xml:space="preserve">6. 운영리스크 관리 문화 확산을 위한 교육 실시 </w:t>
+        <w:t xml:space="preserve">6. </w:t>
+      </w:r>
+      <w:proofErr w:type="spellStart"/>
+      <w:r>
+        <w:rPr>
+          <w:rFonts w:ascii="KB금융 본문체 Light" w:eastAsia="KB금융 본문체 Light" w:hAnsi="KB금융 본문체 Light" w:hint="eastAsia"/>
+        </w:rPr>
+        <w:t>운영리스크</w:t>
+      </w:r>
+      <w:proofErr w:type="spellEnd"/>
+      <w:r>
+        <w:rPr>
+          <w:rFonts w:ascii="KB금융 본문체 Light" w:eastAsia="KB금융 본문체 Light" w:hAnsi="KB금융 본문체 Light" w:hint="eastAsia"/>
+        </w:rPr>
+        <w:t xml:space="preserve"> 관리 문화 확산을 위한 교육 실시 </w:t>
       </w:r>
     </w:p>
     <w:p>
@@ -956,7 +1459,21 @@
         <w:rPr>
           <w:rFonts w:ascii="KB금융 본문체 Light" w:eastAsia="KB금융 본문체 Light" w:hAnsi="KB금융 본문체 Light" w:hint="eastAsia"/>
         </w:rPr>
-        <w:t>7. 기타 운영리스크 관리에 필요한 주요 업무</w:t>
+        <w:t xml:space="preserve">7. 기타 </w:t>
+      </w:r>
+      <w:proofErr w:type="spellStart"/>
+      <w:r>
+        <w:rPr>
+          <w:rFonts w:ascii="KB금융 본문체 Light" w:eastAsia="KB금융 본문체 Light" w:hAnsi="KB금융 본문체 Light" w:hint="eastAsia"/>
+        </w:rPr>
+        <w:t>운영리스크</w:t>
+      </w:r>
+      <w:proofErr w:type="spellEnd"/>
+      <w:r>
+        <w:rPr>
+          <w:rFonts w:ascii="KB금융 본문체 Light" w:eastAsia="KB금융 본문체 Light" w:hAnsi="KB금융 본문체 Light" w:hint="eastAsia"/>
+        </w:rPr>
+        <w:t xml:space="preserve"> 관리에 필요한 주요 업무</w:t>
       </w:r>
     </w:p>
     <w:p>
@@ -1016,19 +1533,61 @@
         <w:rPr>
           <w:rFonts w:hAnsi="KB금융 본문체 Light" w:hint="eastAsia"/>
         </w:rPr>
-        <w:t>내부감사는 단위사업부문 및 리스크관리조직의 운영리스크 관리를 위한 통제체계,</w:t>
-      </w:r>
-      <w:r>
-        <w:rPr>
-          <w:rFonts w:hAnsi="KB금융 본문체 Light"/>
+        <w:t xml:space="preserve">내부감사는 단위사업부문 및 </w:t>
+      </w:r>
+      <w:proofErr w:type="spellStart"/>
+      <w:r>
+        <w:rPr>
+          <w:rFonts w:hAnsi="KB금융 본문체 Light" w:hint="eastAsia"/>
+        </w:rPr>
+        <w:t>리스크관리조직의</w:t>
+      </w:r>
+      <w:proofErr w:type="spellEnd"/>
+      <w:r>
+        <w:rPr>
+          <w:rFonts w:hAnsi="KB금융 본문체 Light" w:hint="eastAsia"/>
         </w:rPr>
         <w:t xml:space="preserve"> </w:t>
       </w:r>
+      <w:proofErr w:type="spellStart"/>
       <w:r>
         <w:rPr>
           <w:rFonts w:hAnsi="KB금융 본문체 Light" w:hint="eastAsia"/>
         </w:rPr>
-        <w:t>프로세스 및 시스템에 대한 내부 정책과 절차가 효과적으로 마련·실행되는지 등을 독립적으로 점검하여야 한다.</w:t>
+        <w:t>운영리스크</w:t>
+      </w:r>
+      <w:proofErr w:type="spellEnd"/>
+      <w:r>
+        <w:rPr>
+          <w:rFonts w:hAnsi="KB금융 본문체 Light" w:hint="eastAsia"/>
+        </w:rPr>
+        <w:t xml:space="preserve"> 관리를 위한 통제체계,</w:t>
+      </w:r>
+      <w:r>
+        <w:rPr>
+          <w:rFonts w:hAnsi="KB금융 본문체 Light"/>
+        </w:rPr>
+        <w:t xml:space="preserve"> </w:t>
+      </w:r>
+      <w:r>
+        <w:rPr>
+          <w:rFonts w:hAnsi="KB금융 본문체 Light" w:hint="eastAsia"/>
+        </w:rPr>
+        <w:t xml:space="preserve">프로세스 및 시스템에 대한 내부 정책과 절차가 효과적으로 </w:t>
+      </w:r>
+      <w:proofErr w:type="spellStart"/>
+      <w:r>
+        <w:rPr>
+          <w:rFonts w:hAnsi="KB금융 본문체 Light" w:hint="eastAsia"/>
+        </w:rPr>
+        <w:t>마련·실행되는지</w:t>
+      </w:r>
+      <w:proofErr w:type="spellEnd"/>
+      <w:r>
+        <w:rPr>
+          <w:rFonts w:hAnsi="KB금융 본문체 Light" w:hint="eastAsia"/>
+        </w:rPr>
+        <w:t xml:space="preserve"> 등을 독립적으로 점검하여야 한다.</w:t>
       </w:r>
     </w:p>
     <w:p>
@@ -1074,7 +1633,44 @@
           <w:sz w:val="22"/>
           <w:szCs w:val="22"/>
         </w:rPr>
-        <w:t xml:space="preserve"> 3 장  운영리스크 관리체계 및 절차</w:t>
+        <w:t xml:space="preserve"> 3 </w:t>
+      </w:r>
+      <w:proofErr w:type="gramStart"/>
+      <w:r>
+        <w:rPr>
+          <w:rFonts w:ascii="KB금융 본문체 Light" w:eastAsia="KB금융 본문체 Light" w:hAnsi="KB금융 본문체 Light" w:cs="Arial"/>
+          <w:b/>
+          <w:color w:val="auto"/>
+          <w:kern w:val="2"/>
+          <w:sz w:val="22"/>
+          <w:szCs w:val="22"/>
+        </w:rPr>
+        <w:t xml:space="preserve">장  </w:t>
+      </w:r>
+      <w:proofErr w:type="spellStart"/>
+      <w:r>
+        <w:rPr>
+          <w:rFonts w:ascii="KB금융 본문체 Light" w:eastAsia="KB금융 본문체 Light" w:hAnsi="KB금융 본문체 Light" w:cs="Arial"/>
+          <w:b/>
+          <w:color w:val="auto"/>
+          <w:kern w:val="2"/>
+          <w:sz w:val="22"/>
+          <w:szCs w:val="22"/>
+        </w:rPr>
+        <w:t>운영리스크</w:t>
+      </w:r>
+      <w:proofErr w:type="spellEnd"/>
+      <w:proofErr w:type="gramEnd"/>
+      <w:r>
+        <w:rPr>
+          <w:rFonts w:ascii="KB금융 본문체 Light" w:eastAsia="KB금융 본문체 Light" w:hAnsi="KB금융 본문체 Light" w:cs="Arial"/>
+          <w:b/>
+          <w:color w:val="auto"/>
+          <w:kern w:val="2"/>
+          <w:sz w:val="22"/>
+          <w:szCs w:val="22"/>
+        </w:rPr>
+        <w:t xml:space="preserve"> 관리체계 및 절차</w:t>
       </w:r>
     </w:p>
     <w:p>
@@ -1118,7 +1714,38 @@
           <w:sz w:val="22"/>
           <w:szCs w:val="22"/>
         </w:rPr>
-        <w:t xml:space="preserve"> 1 절  운영리스크의 인식 및 평가</w:t>
+        <w:t xml:space="preserve"> 1 </w:t>
+      </w:r>
+      <w:proofErr w:type="gramStart"/>
+      <w:r>
+        <w:rPr>
+          <w:rFonts w:ascii="KB금융 본문체 Light" w:eastAsia="KB금융 본문체 Light" w:hAnsi="KB금융 본문체 Light"/>
+          <w:color w:val="auto"/>
+          <w:sz w:val="22"/>
+          <w:szCs w:val="22"/>
+        </w:rPr>
+        <w:t xml:space="preserve">절  </w:t>
+      </w:r>
+      <w:proofErr w:type="spellStart"/>
+      <w:r>
+        <w:rPr>
+          <w:rFonts w:ascii="KB금융 본문체 Light" w:eastAsia="KB금융 본문체 Light" w:hAnsi="KB금융 본문체 Light"/>
+          <w:color w:val="auto"/>
+          <w:sz w:val="22"/>
+          <w:szCs w:val="22"/>
+        </w:rPr>
+        <w:t>운영리스크의</w:t>
+      </w:r>
+      <w:proofErr w:type="spellEnd"/>
+      <w:proofErr w:type="gramEnd"/>
+      <w:r>
+        <w:rPr>
+          <w:rFonts w:ascii="KB금융 본문체 Light" w:eastAsia="KB금융 본문체 Light" w:hAnsi="KB금융 본문체 Light"/>
+          <w:color w:val="auto"/>
+          <w:sz w:val="22"/>
+          <w:szCs w:val="22"/>
+        </w:rPr>
+        <w:t xml:space="preserve"> 인식 및 평가</w:t>
       </w:r>
     </w:p>
     <w:p>
@@ -1159,8 +1786,17 @@
           <w:rFonts w:hAnsi="KB금융 본문체 Light"/>
           <w:szCs w:val="20"/>
         </w:rPr>
-        <w:t xml:space="preserve"> 조(운영리스크</w:t>
-      </w:r>
+        <w:t xml:space="preserve"> 조(</w:t>
+      </w:r>
+      <w:proofErr w:type="spellStart"/>
+      <w:r>
+        <w:rPr>
+          <w:rFonts w:hAnsi="KB금융 본문체 Light"/>
+          <w:szCs w:val="20"/>
+        </w:rPr>
+        <w:t>운영리스크</w:t>
+      </w:r>
+      <w:proofErr w:type="spellEnd"/>
       <w:r>
         <w:rPr>
           <w:rFonts w:hAnsi="KB금융 본문체 Light" w:hint="eastAsia"/>
@@ -1175,6 +1811,7 @@
         </w:rPr>
         <w:t xml:space="preserve"> 원칙) </w:t>
       </w:r>
+      <w:proofErr w:type="spellStart"/>
       <w:r>
         <w:rPr>
           <w:rFonts w:hAnsi="KB금융 본문체 Light" w:hint="eastAsia"/>
@@ -1182,6 +1819,7 @@
         </w:rPr>
         <w:t>운영리스크는</w:t>
       </w:r>
+      <w:proofErr w:type="spellEnd"/>
       <w:r>
         <w:rPr>
           <w:rFonts w:hAnsi="KB금융 본문체 Light"/>
@@ -1269,7 +1907,35 @@
         <w:rPr>
           <w:rFonts w:ascii="KB금융 본문체 Light" w:eastAsia="KB금융 본문체 Light" w:hAnsi="KB금융 본문체 Light" w:hint="eastAsia"/>
         </w:rPr>
-        <w:t>CSA는 업무프로세스에 내재되어 있는 운영리스크 요인 및 통제현황을 인식, 평가함은 물론 운영리스크의 적절한 관리를 위한 대응방안을 도출하는 것을 목적으로 한다.</w:t>
+        <w:t xml:space="preserve">CSA는 업무프로세스에 내재되어 있는 </w:t>
+      </w:r>
+      <w:proofErr w:type="spellStart"/>
+      <w:r>
+        <w:rPr>
+          <w:rFonts w:ascii="KB금융 본문체 Light" w:eastAsia="KB금융 본문체 Light" w:hAnsi="KB금융 본문체 Light" w:hint="eastAsia"/>
+        </w:rPr>
+        <w:t>운영리스크</w:t>
+      </w:r>
+      <w:proofErr w:type="spellEnd"/>
+      <w:r>
+        <w:rPr>
+          <w:rFonts w:ascii="KB금융 본문체 Light" w:eastAsia="KB금융 본문체 Light" w:hAnsi="KB금융 본문체 Light" w:hint="eastAsia"/>
+        </w:rPr>
+        <w:t xml:space="preserve"> 요인 및 통제현황을 인식, 평가함은 물론 </w:t>
+      </w:r>
+      <w:proofErr w:type="spellStart"/>
+      <w:r>
+        <w:rPr>
+          <w:rFonts w:ascii="KB금융 본문체 Light" w:eastAsia="KB금융 본문체 Light" w:hAnsi="KB금융 본문체 Light" w:hint="eastAsia"/>
+        </w:rPr>
+        <w:t>운영리스크의</w:t>
+      </w:r>
+      <w:proofErr w:type="spellEnd"/>
+      <w:r>
+        <w:rPr>
+          <w:rFonts w:ascii="KB금융 본문체 Light" w:eastAsia="KB금융 본문체 Light" w:hAnsi="KB금융 본문체 Light" w:hint="eastAsia"/>
+        </w:rPr>
+        <w:t xml:space="preserve"> 적절한 관리를 위한 대응방안을 도출하는 것을 목적으로 한다.</w:t>
       </w:r>
     </w:p>
     <w:p>
@@ -1302,7 +1968,21 @@
         <w:rPr>
           <w:rFonts w:ascii="KB금융 본문체 Light" w:eastAsia="KB금융 본문체 Light" w:hAnsi="KB금융 본문체 Light" w:hint="eastAsia"/>
         </w:rPr>
-        <w:t>CSA는 효율적인 운영리스크 관리 자료로 활용할 수 있다.</w:t>
+        <w:t xml:space="preserve">CSA는 효율적인 </w:t>
+      </w:r>
+      <w:proofErr w:type="spellStart"/>
+      <w:r>
+        <w:rPr>
+          <w:rFonts w:ascii="KB금융 본문체 Light" w:eastAsia="KB금융 본문체 Light" w:hAnsi="KB금융 본문체 Light" w:hint="eastAsia"/>
+        </w:rPr>
+        <w:t>운영리스크</w:t>
+      </w:r>
+      <w:proofErr w:type="spellEnd"/>
+      <w:r>
+        <w:rPr>
+          <w:rFonts w:ascii="KB금융 본문체 Light" w:eastAsia="KB금융 본문체 Light" w:hAnsi="KB금융 본문체 Light" w:hint="eastAsia"/>
+        </w:rPr>
+        <w:t xml:space="preserve"> 관리 자료로 활용할 수 있다.</w:t>
       </w:r>
     </w:p>
     <w:p>
@@ -1380,7 +2060,21 @@
         <w:rPr>
           <w:rFonts w:ascii="KB금융 본문체 Light" w:eastAsia="KB금융 본문체 Light" w:hAnsi="KB금융 본문체 Light" w:hint="eastAsia"/>
         </w:rPr>
-        <w:t xml:space="preserve">CSA 평가주기는 반기 시행을 원칙으로 한다. 다만, 반기별 시행이 불가능하거나 추가적인 평가가 필요하다고 판단되는 경우 등에는 </w:t>
+        <w:t xml:space="preserve">CSA 평가주기는 반기 시행을 원칙으로 한다. 다만, </w:t>
+      </w:r>
+      <w:proofErr w:type="spellStart"/>
+      <w:r>
+        <w:rPr>
+          <w:rFonts w:ascii="KB금융 본문체 Light" w:eastAsia="KB금융 본문체 Light" w:hAnsi="KB금융 본문체 Light" w:hint="eastAsia"/>
+        </w:rPr>
+        <w:t>반기별</w:t>
+      </w:r>
+      <w:proofErr w:type="spellEnd"/>
+      <w:r>
+        <w:rPr>
+          <w:rFonts w:ascii="KB금융 본문체 Light" w:eastAsia="KB금융 본문체 Light" w:hAnsi="KB금융 본문체 Light" w:hint="eastAsia"/>
+        </w:rPr>
+        <w:t xml:space="preserve"> 시행이 불가능하거나 추가적인 평가가 필요하다고 판단되는 경우 등에는 </w:t>
       </w:r>
       <w:r>
         <w:rPr>
@@ -1419,7 +2113,21 @@
         <w:rPr>
           <w:rFonts w:ascii="KB금융 본문체 Light" w:eastAsia="KB금융 본문체 Light" w:hAnsi="KB금융 본문체 Light" w:hint="eastAsia"/>
         </w:rPr>
-        <w:t xml:space="preserve">⑤ 리스크관리조직은 </w:t>
+        <w:t xml:space="preserve">⑤ </w:t>
+      </w:r>
+      <w:proofErr w:type="spellStart"/>
+      <w:r>
+        <w:rPr>
+          <w:rFonts w:ascii="KB금융 본문체 Light" w:eastAsia="KB금융 본문체 Light" w:hAnsi="KB금융 본문체 Light" w:hint="eastAsia"/>
+        </w:rPr>
+        <w:t>리스크관리조직은</w:t>
+      </w:r>
+      <w:proofErr w:type="spellEnd"/>
+      <w:r>
+        <w:rPr>
+          <w:rFonts w:ascii="KB금융 본문체 Light" w:eastAsia="KB금융 본문체 Light" w:hAnsi="KB금융 본문체 Light" w:hint="eastAsia"/>
+        </w:rPr>
+        <w:t xml:space="preserve"> </w:t>
       </w:r>
       <w:r>
         <w:rPr>
@@ -1519,20 +2227,37 @@
         </w:rPr>
         <w:t xml:space="preserve">전사 </w:t>
       </w:r>
-      <w:r>
-        <w:rPr>
-          <w:rFonts w:hAnsi="KB금융 본문체 Light"/>
-          <w:szCs w:val="20"/>
-        </w:rPr>
-        <w:t xml:space="preserve">운영리스크 익스포져 현황 및 추세를 파악할 수 있으며, RCSA 평가결과 및 </w:t>
-      </w:r>
-      <w:r>
-        <w:rPr>
-          <w:rFonts w:hAnsi="KB금융 본문체 Light"/>
-          <w:szCs w:val="20"/>
-        </w:rPr>
-        <w:lastRenderedPageBreak/>
-        <w:t>손실데이터 값에 대한 간접적인 검증</w:t>
+      <w:proofErr w:type="spellStart"/>
+      <w:r>
+        <w:rPr>
+          <w:rFonts w:hAnsi="KB금융 본문체 Light"/>
+          <w:szCs w:val="20"/>
+        </w:rPr>
+        <w:t>운영리스크</w:t>
+      </w:r>
+      <w:proofErr w:type="spellEnd"/>
+      <w:r>
+        <w:rPr>
+          <w:rFonts w:hAnsi="KB금융 본문체 Light"/>
+          <w:szCs w:val="20"/>
+        </w:rPr>
+        <w:t xml:space="preserve"> </w:t>
+      </w:r>
+      <w:proofErr w:type="spellStart"/>
+      <w:r>
+        <w:rPr>
+          <w:rFonts w:hAnsi="KB금융 본문체 Light"/>
+          <w:szCs w:val="20"/>
+        </w:rPr>
+        <w:t>익스포져</w:t>
+      </w:r>
+      <w:proofErr w:type="spellEnd"/>
+      <w:r>
+        <w:rPr>
+          <w:rFonts w:hAnsi="KB금융 본문체 Light"/>
+          <w:szCs w:val="20"/>
+        </w:rPr>
+        <w:t xml:space="preserve"> 현황 및 추세를 파악할 수 있으며, RCSA 평가결과 및 손실데이터 값에 대한 간접적인 검증</w:t>
       </w:r>
       <w:r>
         <w:rPr>
@@ -1580,12 +2305,21 @@
         </w:rPr>
         <w:t xml:space="preserve"> </w:t>
       </w:r>
-      <w:r>
-        <w:rPr>
-          <w:rFonts w:hAnsi="KB금융 본문체 Light"/>
-          <w:szCs w:val="20"/>
-        </w:rPr>
-        <w:t>리스크관리조직은 KRI의 도출, 수집 및 관리에 대한 기준을 별도로 수립하여 운영하여야 한다.</w:t>
+      <w:proofErr w:type="spellStart"/>
+      <w:r>
+        <w:rPr>
+          <w:rFonts w:hAnsi="KB금융 본문체 Light"/>
+          <w:szCs w:val="20"/>
+        </w:rPr>
+        <w:t>리스크관리조직은</w:t>
+      </w:r>
+      <w:proofErr w:type="spellEnd"/>
+      <w:r>
+        <w:rPr>
+          <w:rFonts w:hAnsi="KB금융 본문체 Light"/>
+          <w:szCs w:val="20"/>
+        </w:rPr>
+        <w:t xml:space="preserve"> KRI의 도출, 수집 및 관리에 대한 기준을 별도로 수립하여 운영하여야 한다.</w:t>
       </w:r>
     </w:p>
     <w:p>
@@ -1693,7 +2427,39 @@
           <w:rFonts w:hAnsi="KB금융 본문체 Light"/>
           <w:szCs w:val="20"/>
         </w:rPr>
-        <w:t xml:space="preserve">의 운영리스크 손실사건을 관리함으로써 운영리스크의 인식 </w:t>
+        <w:t xml:space="preserve">의 </w:t>
+      </w:r>
+      <w:proofErr w:type="spellStart"/>
+      <w:r>
+        <w:rPr>
+          <w:rFonts w:hAnsi="KB금융 본문체 Light"/>
+          <w:szCs w:val="20"/>
+        </w:rPr>
+        <w:t>운영리스크</w:t>
+      </w:r>
+      <w:proofErr w:type="spellEnd"/>
+      <w:r>
+        <w:rPr>
+          <w:rFonts w:hAnsi="KB금융 본문체 Light"/>
+          <w:szCs w:val="20"/>
+        </w:rPr>
+        <w:t xml:space="preserve"> 손실사건을 관리함으로써 </w:t>
+      </w:r>
+      <w:proofErr w:type="spellStart"/>
+      <w:r>
+        <w:rPr>
+          <w:rFonts w:hAnsi="KB금융 본문체 Light"/>
+          <w:szCs w:val="20"/>
+        </w:rPr>
+        <w:t>운영리스크의</w:t>
+      </w:r>
+      <w:proofErr w:type="spellEnd"/>
+      <w:r>
+        <w:rPr>
+          <w:rFonts w:hAnsi="KB금융 본문체 Light"/>
+          <w:szCs w:val="20"/>
+        </w:rPr>
+        <w:t xml:space="preserve"> 인식 </w:t>
       </w:r>
       <w:r>
         <w:rPr>
@@ -1749,12 +2515,21 @@
         </w:rPr>
         <w:t xml:space="preserve">③ </w:t>
       </w:r>
-      <w:r>
-        <w:rPr>
-          <w:rFonts w:hAnsi="KB금융 본문체 Light"/>
-          <w:szCs w:val="20"/>
-        </w:rPr>
-        <w:t>리스크관리조직은 내부손실데이터 수집방법 및 관리에 대한 세부적인 기준을 별도로 수립하여 운영하여야 한다.</w:t>
+      <w:proofErr w:type="spellStart"/>
+      <w:r>
+        <w:rPr>
+          <w:rFonts w:hAnsi="KB금융 본문체 Light"/>
+          <w:szCs w:val="20"/>
+        </w:rPr>
+        <w:t>리스크관리조직은</w:t>
+      </w:r>
+      <w:proofErr w:type="spellEnd"/>
+      <w:r>
+        <w:rPr>
+          <w:rFonts w:hAnsi="KB금융 본문체 Light"/>
+          <w:szCs w:val="20"/>
+        </w:rPr>
+        <w:t xml:space="preserve"> 내부손실데이터 수집방법 및 관리에 대한 세부적인 기준을 별도로 수립하여 운영하여야 한다.</w:t>
       </w:r>
     </w:p>
     <w:p>
@@ -1853,7 +2628,23 @@
           <w:rFonts w:hAnsi="KB금융 본문체 Light" w:hint="eastAsia"/>
           <w:szCs w:val="20"/>
         </w:rPr>
-        <w:t>회사의 적절한 운영리스크 통제 및 인식을 위한 자료로 활용하는 것을 목적으로 한다.</w:t>
+        <w:t xml:space="preserve">회사의 적절한 </w:t>
+      </w:r>
+      <w:proofErr w:type="spellStart"/>
+      <w:r>
+        <w:rPr>
+          <w:rFonts w:hAnsi="KB금융 본문체 Light" w:hint="eastAsia"/>
+          <w:szCs w:val="20"/>
+        </w:rPr>
+        <w:t>운영리스크</w:t>
+      </w:r>
+      <w:proofErr w:type="spellEnd"/>
+      <w:r>
+        <w:rPr>
+          <w:rFonts w:hAnsi="KB금융 본문체 Light" w:hint="eastAsia"/>
+          <w:szCs w:val="20"/>
+        </w:rPr>
+        <w:t xml:space="preserve"> 통제 및 인식을 위한 자료로 활용하는 것을 목적으로 한다.</w:t>
       </w:r>
       <w:r>
         <w:rPr>
@@ -1878,12 +2669,21 @@
         </w:rPr>
         <w:t xml:space="preserve">② </w:t>
       </w:r>
-      <w:r>
-        <w:rPr>
-          <w:rFonts w:hAnsi="KB금융 본문체 Light"/>
-          <w:szCs w:val="20"/>
-        </w:rPr>
-        <w:t xml:space="preserve">리스크관리조직은 외부손실데이터 수집대상, 방법 및 관리에 대한 세부적인 기준을 별도로 수립하여 운영하여야 한다. </w:t>
+      <w:proofErr w:type="spellStart"/>
+      <w:r>
+        <w:rPr>
+          <w:rFonts w:hAnsi="KB금융 본문체 Light"/>
+          <w:szCs w:val="20"/>
+        </w:rPr>
+        <w:t>리스크관리조직은</w:t>
+      </w:r>
+      <w:proofErr w:type="spellEnd"/>
+      <w:r>
+        <w:rPr>
+          <w:rFonts w:hAnsi="KB금융 본문체 Light"/>
+          <w:szCs w:val="20"/>
+        </w:rPr>
+        <w:t xml:space="preserve"> 외부손실데이터 수집대상, 방법 및 관리에 대한 세부적인 기준을 별도로 수립하여 운영하여야 한다. </w:t>
       </w:r>
     </w:p>
     <w:p>
@@ -1939,7 +2739,39 @@
           <w:rFonts w:hAnsi="KB금융 본문체 Light" w:hint="eastAsia"/>
           <w:szCs w:val="20"/>
         </w:rPr>
-        <w:t>① 시나리오 분석은 단위사업부문의 잠재적인 운영리스크 사건을 인식하기 위한 시나리오를 설정하고 이에 따른 결과를 평가하여 종합적인 운영리스크 평가 시 활용할 수 있다.</w:t>
+        <w:t xml:space="preserve">① 시나리오 분석은 단위사업부문의 잠재적인 </w:t>
+      </w:r>
+      <w:proofErr w:type="spellStart"/>
+      <w:r>
+        <w:rPr>
+          <w:rFonts w:hAnsi="KB금융 본문체 Light" w:hint="eastAsia"/>
+          <w:szCs w:val="20"/>
+        </w:rPr>
+        <w:t>운영리스크</w:t>
+      </w:r>
+      <w:proofErr w:type="spellEnd"/>
+      <w:r>
+        <w:rPr>
+          <w:rFonts w:hAnsi="KB금융 본문체 Light" w:hint="eastAsia"/>
+          <w:szCs w:val="20"/>
+        </w:rPr>
+        <w:t xml:space="preserve"> 사건을 인식하기 위한 시나리오를 설정하고 이에 따른 결과를 평가하여 종합적인 </w:t>
+      </w:r>
+      <w:proofErr w:type="spellStart"/>
+      <w:r>
+        <w:rPr>
+          <w:rFonts w:hAnsi="KB금융 본문체 Light" w:hint="eastAsia"/>
+          <w:szCs w:val="20"/>
+        </w:rPr>
+        <w:t>운영리스크</w:t>
+      </w:r>
+      <w:proofErr w:type="spellEnd"/>
+      <w:r>
+        <w:rPr>
+          <w:rFonts w:hAnsi="KB금융 본문체 Light" w:hint="eastAsia"/>
+          <w:szCs w:val="20"/>
+        </w:rPr>
+        <w:t xml:space="preserve"> 평가 시 활용할 수 있다.</w:t>
       </w:r>
       <w:r>
         <w:rPr>
@@ -1964,7 +2796,25 @@
           <w:bCs/>
           <w:szCs w:val="20"/>
         </w:rPr>
-        <w:t>② 리스크관리조직은 시나리오의 원천, 생성 및 평가 등에 대한 세부적인 기준을 별도로 수립하여 운영하여야 한다.</w:t>
+        <w:t xml:space="preserve">② </w:t>
+      </w:r>
+      <w:proofErr w:type="spellStart"/>
+      <w:r>
+        <w:rPr>
+          <w:rFonts w:hAnsi="KB금융 본문체 Light" w:hint="eastAsia"/>
+          <w:bCs/>
+          <w:szCs w:val="20"/>
+        </w:rPr>
+        <w:t>리스크관리조직은</w:t>
+      </w:r>
+      <w:proofErr w:type="spellEnd"/>
+      <w:r>
+        <w:rPr>
+          <w:rFonts w:hAnsi="KB금융 본문체 Light" w:hint="eastAsia"/>
+          <w:bCs/>
+          <w:szCs w:val="20"/>
+        </w:rPr>
+        <w:t xml:space="preserve"> 시나리오의 원천, 생성 및 평가 등에 대한 세부적인 기준을 별도로 수립하여 운영하여야 한다.</w:t>
       </w:r>
       <w:r>
         <w:rPr>
@@ -2005,14 +2855,32 @@
           <w:rFonts w:hAnsi="KB금융 본문체 Light"/>
           <w:sz w:val="22"/>
         </w:rPr>
-        <w:t xml:space="preserve"> 2 절  </w:t>
-      </w:r>
+        <w:t xml:space="preserve"> 2 </w:t>
+      </w:r>
+      <w:proofErr w:type="gramStart"/>
+      <w:r>
+        <w:rPr>
+          <w:rFonts w:hAnsi="KB금융 본문체 Light"/>
+          <w:sz w:val="22"/>
+        </w:rPr>
+        <w:t xml:space="preserve">절  </w:t>
+      </w:r>
+      <w:proofErr w:type="spellStart"/>
       <w:r>
         <w:rPr>
           <w:rFonts w:hAnsi="KB금융 본문체 Light" w:hint="eastAsia"/>
           <w:sz w:val="22"/>
         </w:rPr>
-        <w:t>운영리스크의 측정</w:t>
+        <w:t>운영리스크의</w:t>
+      </w:r>
+      <w:proofErr w:type="spellEnd"/>
+      <w:proofErr w:type="gramEnd"/>
+      <w:r>
+        <w:rPr>
+          <w:rFonts w:hAnsi="KB금융 본문체 Light" w:hint="eastAsia"/>
+          <w:sz w:val="22"/>
+        </w:rPr>
+        <w:t xml:space="preserve"> 측정</w:t>
       </w:r>
     </w:p>
     <w:p>
@@ -2116,7 +2984,29 @@
           <w:sz w:val="20"/>
           <w:szCs w:val="20"/>
         </w:rPr>
-        <w:t>제반 업무활동에 내재되어 있는 운영리스크를 측정 대상으로 한다.</w:t>
+        <w:t xml:space="preserve">제반 업무활동에 내재되어 있는 </w:t>
+      </w:r>
+      <w:proofErr w:type="spellStart"/>
+      <w:r>
+        <w:rPr>
+          <w:rFonts w:ascii="KB금융 본문체 Light" w:eastAsia="KB금융 본문체 Light" w:hAnsi="KB금융 본문체 Light" w:cstheme="minorBidi" w:hint="eastAsia"/>
+          <w:color w:val="auto"/>
+          <w:kern w:val="2"/>
+          <w:sz w:val="20"/>
+          <w:szCs w:val="20"/>
+        </w:rPr>
+        <w:t>운영리스크를</w:t>
+      </w:r>
+      <w:proofErr w:type="spellEnd"/>
+      <w:r>
+        <w:rPr>
+          <w:rFonts w:ascii="KB금융 본문체 Light" w:eastAsia="KB금융 본문체 Light" w:hAnsi="KB금융 본문체 Light" w:cstheme="minorBidi" w:hint="eastAsia"/>
+          <w:color w:val="auto"/>
+          <w:kern w:val="2"/>
+          <w:sz w:val="20"/>
+          <w:szCs w:val="20"/>
+        </w:rPr>
+        <w:t xml:space="preserve"> 측정 대상으로 한다.</w:t>
       </w:r>
     </w:p>
     <w:p>
@@ -2212,7 +3102,29 @@
           <w:sz w:val="20"/>
           <w:szCs w:val="20"/>
         </w:rPr>
-        <w:t xml:space="preserve"> 운영리스크 측정방법은 국제결제은행(BIS)이 제시하는 표준방법으로 산출한다.</w:t>
+        <w:t xml:space="preserve"> </w:t>
+      </w:r>
+      <w:proofErr w:type="spellStart"/>
+      <w:r>
+        <w:rPr>
+          <w:rFonts w:ascii="KB금융 본문체 Light" w:eastAsia="KB금융 본문체 Light" w:hAnsi="KB금융 본문체 Light" w:cstheme="minorBidi"/>
+          <w:color w:val="auto"/>
+          <w:kern w:val="2"/>
+          <w:sz w:val="20"/>
+          <w:szCs w:val="20"/>
+        </w:rPr>
+        <w:t>운영리스크</w:t>
+      </w:r>
+      <w:proofErr w:type="spellEnd"/>
+      <w:r>
+        <w:rPr>
+          <w:rFonts w:ascii="KB금융 본문체 Light" w:eastAsia="KB금융 본문체 Light" w:hAnsi="KB금융 본문체 Light" w:cstheme="minorBidi"/>
+          <w:color w:val="auto"/>
+          <w:kern w:val="2"/>
+          <w:sz w:val="20"/>
+          <w:szCs w:val="20"/>
+        </w:rPr>
+        <w:t xml:space="preserve"> 측정방법은 국제결제은행(BIS)이 제시하는 표준방법으로 산출한다.</w:t>
       </w:r>
     </w:p>
     <w:p>
@@ -2244,7 +3156,73 @@
           <w:sz w:val="20"/>
           <w:szCs w:val="20"/>
         </w:rPr>
-        <w:t xml:space="preserve"> 표준방법은 재무제표 기반 측정치인 영업지수요소(Business Indicator Component, 이하 “영업지수요소”)와 내부적인 운영리스크 손실 경험 기반 측정치인 내부손실승수(Internal Loss Multiplier, 이하 “내부손실승수”)를 적용하여 산출한다. 구체적인 산출방법은 [별첨1] “위험가중자산 산출기준”에 따른다. </w:t>
+        <w:t xml:space="preserve"> 표준방법은 재무제표 기반 측정치인 영업지수요소(Business Indicator Component, 이하 “영업지수요소”)와 내부적인 </w:t>
+      </w:r>
+      <w:proofErr w:type="spellStart"/>
+      <w:r>
+        <w:rPr>
+          <w:rFonts w:ascii="KB금융 본문체 Light" w:eastAsia="KB금융 본문체 Light" w:hAnsi="KB금융 본문체 Light" w:cstheme="minorBidi"/>
+          <w:color w:val="auto"/>
+          <w:kern w:val="2"/>
+          <w:sz w:val="20"/>
+          <w:szCs w:val="20"/>
+        </w:rPr>
+        <w:t>운영리스크</w:t>
+      </w:r>
+      <w:proofErr w:type="spellEnd"/>
+      <w:r>
+        <w:rPr>
+          <w:rFonts w:ascii="KB금융 본문체 Light" w:eastAsia="KB금융 본문체 Light" w:hAnsi="KB금융 본문체 Light" w:cstheme="minorBidi"/>
+          <w:color w:val="auto"/>
+          <w:kern w:val="2"/>
+          <w:sz w:val="20"/>
+          <w:szCs w:val="20"/>
+        </w:rPr>
+        <w:t xml:space="preserve"> 손실 경험 기반 측정치인 </w:t>
+      </w:r>
+      <w:proofErr w:type="spellStart"/>
+      <w:r>
+        <w:rPr>
+          <w:rFonts w:ascii="KB금융 본문체 Light" w:eastAsia="KB금융 본문체 Light" w:hAnsi="KB금융 본문체 Light" w:cstheme="minorBidi"/>
+          <w:color w:val="auto"/>
+          <w:kern w:val="2"/>
+          <w:sz w:val="20"/>
+          <w:szCs w:val="20"/>
+        </w:rPr>
+        <w:t>내부손실승수</w:t>
+      </w:r>
+      <w:proofErr w:type="spellEnd"/>
+      <w:r>
+        <w:rPr>
+          <w:rFonts w:ascii="KB금융 본문체 Light" w:eastAsia="KB금융 본문체 Light" w:hAnsi="KB금융 본문체 Light" w:cstheme="minorBidi"/>
+          <w:color w:val="auto"/>
+          <w:kern w:val="2"/>
+          <w:sz w:val="20"/>
+          <w:szCs w:val="20"/>
+        </w:rPr>
+        <w:t>(Internal Loss Multiplier, 이하 “</w:t>
+      </w:r>
+      <w:proofErr w:type="spellStart"/>
+      <w:r>
+        <w:rPr>
+          <w:rFonts w:ascii="KB금융 본문체 Light" w:eastAsia="KB금융 본문체 Light" w:hAnsi="KB금융 본문체 Light" w:cstheme="minorBidi"/>
+          <w:color w:val="auto"/>
+          <w:kern w:val="2"/>
+          <w:sz w:val="20"/>
+          <w:szCs w:val="20"/>
+        </w:rPr>
+        <w:t>내부손실승수</w:t>
+      </w:r>
+      <w:proofErr w:type="spellEnd"/>
+      <w:r>
+        <w:rPr>
+          <w:rFonts w:ascii="KB금융 본문체 Light" w:eastAsia="KB금융 본문체 Light" w:hAnsi="KB금융 본문체 Light" w:cstheme="minorBidi"/>
+          <w:color w:val="auto"/>
+          <w:kern w:val="2"/>
+          <w:sz w:val="20"/>
+          <w:szCs w:val="20"/>
+        </w:rPr>
+        <w:t xml:space="preserve">”)를 적용하여 산출한다. 구체적인 산출방법은 [별첨1] “위험가중자산 산출기준”에 따른다. </w:t>
       </w:r>
     </w:p>
     <w:p>
@@ -2370,6 +3348,7 @@
         </w:rPr>
         <w:t xml:space="preserve">① </w:t>
       </w:r>
+      <w:proofErr w:type="spellStart"/>
       <w:r>
         <w:rPr>
           <w:rFonts w:ascii="KB금융 본문체 Light" w:eastAsia="KB금융 본문체 Light" w:hAnsi="KB금융 본문체 Light" w:cstheme="minorBidi" w:hint="eastAsia"/>
@@ -2388,7 +3367,18 @@
           <w:sz w:val="20"/>
           <w:szCs w:val="20"/>
         </w:rPr>
-        <w:t>리스크 측정에</w:t>
+        <w:t>리스크</w:t>
+      </w:r>
+      <w:proofErr w:type="spellEnd"/>
+      <w:r>
+        <w:rPr>
+          <w:rFonts w:ascii="KB금융 본문체 Light" w:eastAsia="KB금융 본문체 Light" w:hAnsi="KB금융 본문체 Light" w:cstheme="minorBidi" w:hint="eastAsia"/>
+          <w:color w:val="auto"/>
+          <w:kern w:val="2"/>
+          <w:sz w:val="20"/>
+          <w:szCs w:val="20"/>
+        </w:rPr>
+        <w:t xml:space="preserve"> 측정에</w:t>
       </w:r>
       <w:r>
         <w:rPr>
@@ -2490,7 +3480,95 @@
           <w:sz w:val="20"/>
           <w:szCs w:val="20"/>
         </w:rPr>
-        <w:t xml:space="preserve"> 내부손실데이터의 식별, 수집 및 처리 관련 절차와 프로세스를 마련하고 이를 문서화 하여야 한다. 다만, 일부 영업활동등을 손실데이터 식별, 수집 및 처리 관련 절차에서 제외하는 경우 이러한 정책이 전반적인 운영리스크 측정에 영향을 미치치 않는다는 것을 입증하여야 한다.</w:t>
+        <w:t xml:space="preserve"> 내부손실데이터의 식별, 수집 및 처리 관련 절차와 프로세스를 마련하고 이를 </w:t>
+      </w:r>
+      <w:proofErr w:type="gramStart"/>
+      <w:r>
+        <w:rPr>
+          <w:rFonts w:ascii="KB금융 본문체 Light" w:eastAsia="KB금융 본문체 Light" w:hAnsi="KB금융 본문체 Light" w:cstheme="minorBidi"/>
+          <w:color w:val="auto"/>
+          <w:kern w:val="2"/>
+          <w:sz w:val="20"/>
+          <w:szCs w:val="20"/>
+        </w:rPr>
+        <w:t>문서화 하여야</w:t>
+      </w:r>
+      <w:proofErr w:type="gramEnd"/>
+      <w:r>
+        <w:rPr>
+          <w:rFonts w:ascii="KB금융 본문체 Light" w:eastAsia="KB금융 본문체 Light" w:hAnsi="KB금융 본문체 Light" w:cstheme="minorBidi"/>
+          <w:color w:val="auto"/>
+          <w:kern w:val="2"/>
+          <w:sz w:val="20"/>
+          <w:szCs w:val="20"/>
+        </w:rPr>
+        <w:t xml:space="preserve"> 한다. 다만, 일부 </w:t>
+      </w:r>
+      <w:proofErr w:type="spellStart"/>
+      <w:r>
+        <w:rPr>
+          <w:rFonts w:ascii="KB금융 본문체 Light" w:eastAsia="KB금융 본문체 Light" w:hAnsi="KB금융 본문체 Light" w:cstheme="minorBidi"/>
+          <w:color w:val="auto"/>
+          <w:kern w:val="2"/>
+          <w:sz w:val="20"/>
+          <w:szCs w:val="20"/>
+        </w:rPr>
+        <w:t>영업활동등을</w:t>
+      </w:r>
+      <w:proofErr w:type="spellEnd"/>
+      <w:r>
+        <w:rPr>
+          <w:rFonts w:ascii="KB금융 본문체 Light" w:eastAsia="KB금융 본문체 Light" w:hAnsi="KB금융 본문체 Light" w:cstheme="minorBidi"/>
+          <w:color w:val="auto"/>
+          <w:kern w:val="2"/>
+          <w:sz w:val="20"/>
+          <w:szCs w:val="20"/>
+        </w:rPr>
+        <w:t xml:space="preserve"> 손실데이터 식별, 수집 및 처리 관련 절차에서 제외하는 경우 이러한 정책이 전반적인 </w:t>
+      </w:r>
+      <w:proofErr w:type="spellStart"/>
+      <w:r>
+        <w:rPr>
+          <w:rFonts w:ascii="KB금융 본문체 Light" w:eastAsia="KB금융 본문체 Light" w:hAnsi="KB금융 본문체 Light" w:cstheme="minorBidi"/>
+          <w:color w:val="auto"/>
+          <w:kern w:val="2"/>
+          <w:sz w:val="20"/>
+          <w:szCs w:val="20"/>
+        </w:rPr>
+        <w:t>운영리스크</w:t>
+      </w:r>
+      <w:proofErr w:type="spellEnd"/>
+      <w:r>
+        <w:rPr>
+          <w:rFonts w:ascii="KB금융 본문체 Light" w:eastAsia="KB금융 본문체 Light" w:hAnsi="KB금융 본문체 Light" w:cstheme="minorBidi"/>
+          <w:color w:val="auto"/>
+          <w:kern w:val="2"/>
+          <w:sz w:val="20"/>
+          <w:szCs w:val="20"/>
+        </w:rPr>
+        <w:t xml:space="preserve"> 측정에 영향을 </w:t>
+      </w:r>
+      <w:proofErr w:type="spellStart"/>
+      <w:r>
+        <w:rPr>
+          <w:rFonts w:ascii="KB금융 본문체 Light" w:eastAsia="KB금융 본문체 Light" w:hAnsi="KB금융 본문체 Light" w:cstheme="minorBidi"/>
+          <w:color w:val="auto"/>
+          <w:kern w:val="2"/>
+          <w:sz w:val="20"/>
+          <w:szCs w:val="20"/>
+        </w:rPr>
+        <w:t>미치치</w:t>
+      </w:r>
+      <w:proofErr w:type="spellEnd"/>
+      <w:r>
+        <w:rPr>
+          <w:rFonts w:ascii="KB금융 본문체 Light" w:eastAsia="KB금융 본문체 Light" w:hAnsi="KB금융 본문체 Light" w:cstheme="minorBidi"/>
+          <w:color w:val="auto"/>
+          <w:kern w:val="2"/>
+          <w:sz w:val="20"/>
+          <w:szCs w:val="20"/>
+        </w:rPr>
+        <w:t xml:space="preserve"> 않는다는 것을 입증하여야 한다.</w:t>
       </w:r>
     </w:p>
     <w:p>
@@ -2512,7 +3590,6 @@
           <w:sz w:val="20"/>
           <w:szCs w:val="20"/>
         </w:rPr>
-        <w:lastRenderedPageBreak/>
         <w:t>③</w:t>
       </w:r>
       <w:r>
@@ -2555,7 +3632,51 @@
           <w:sz w:val="20"/>
           <w:szCs w:val="20"/>
         </w:rPr>
-        <w:t xml:space="preserve"> 내부손실데이터의 내부손실승수 산출에 반영하기 위한 최소 손실금액은 2,500만원이며, 해당 내부손실데이터의 손실금액이 2,500만원 이상일 경우 해당 내부손실데이터를 내부손실승수 산출 시 반영하여야 하며, 손실금액은 해당 사건으로 인해 과거 10년간 발생한 모든 손실금액을 합한 값으로 하여야 한다.</w:t>
+        <w:t xml:space="preserve"> 내부손실데이터의 </w:t>
+      </w:r>
+      <w:proofErr w:type="spellStart"/>
+      <w:r>
+        <w:rPr>
+          <w:rFonts w:ascii="KB금융 본문체 Light" w:eastAsia="KB금융 본문체 Light" w:hAnsi="KB금융 본문체 Light" w:cstheme="minorBidi"/>
+          <w:color w:val="auto"/>
+          <w:kern w:val="2"/>
+          <w:sz w:val="20"/>
+          <w:szCs w:val="20"/>
+        </w:rPr>
+        <w:t>내부손실승수</w:t>
+      </w:r>
+      <w:proofErr w:type="spellEnd"/>
+      <w:r>
+        <w:rPr>
+          <w:rFonts w:ascii="KB금융 본문체 Light" w:eastAsia="KB금융 본문체 Light" w:hAnsi="KB금융 본문체 Light" w:cstheme="minorBidi"/>
+          <w:color w:val="auto"/>
+          <w:kern w:val="2"/>
+          <w:sz w:val="20"/>
+          <w:szCs w:val="20"/>
+        </w:rPr>
+        <w:t xml:space="preserve"> 산출에 반영하기 위한 최소 손실금액은 2,500만원이며, 해당 내부손실데이터의 손실금액이 2,500만원 이상일 경우 해당 내부손실데이터를 </w:t>
+      </w:r>
+      <w:proofErr w:type="spellStart"/>
+      <w:r>
+        <w:rPr>
+          <w:rFonts w:ascii="KB금융 본문체 Light" w:eastAsia="KB금융 본문체 Light" w:hAnsi="KB금융 본문체 Light" w:cstheme="minorBidi"/>
+          <w:color w:val="auto"/>
+          <w:kern w:val="2"/>
+          <w:sz w:val="20"/>
+          <w:szCs w:val="20"/>
+        </w:rPr>
+        <w:t>내부손실승수</w:t>
+      </w:r>
+      <w:proofErr w:type="spellEnd"/>
+      <w:r>
+        <w:rPr>
+          <w:rFonts w:ascii="KB금융 본문체 Light" w:eastAsia="KB금융 본문체 Light" w:hAnsi="KB금융 본문체 Light" w:cstheme="minorBidi"/>
+          <w:color w:val="auto"/>
+          <w:kern w:val="2"/>
+          <w:sz w:val="20"/>
+          <w:szCs w:val="20"/>
+        </w:rPr>
+        <w:t xml:space="preserve"> 산출 시 반영하여야 하며, 손실금액은 해당 사건으로 인해 과거 10년간 발생한 모든 손실금액을 합한 값으로 하여야 한다.</w:t>
       </w:r>
     </w:p>
     <w:p>
@@ -2619,7 +3740,95 @@
           <w:sz w:val="20"/>
           <w:szCs w:val="20"/>
         </w:rPr>
-        <w:t xml:space="preserve"> 신용리스크와 관련되고 신용위험가중자산에 반영되는 운영리스크 손실 사건은 운영위험가중자산 산출 시 제외한다. 다만, 신용리스크와 관련되어 있지만 신용위험가중자산 산출에 반영되지 않은 운영리스크 손실 사건은 운영위험가중자산 산출 시 포함하여야 한다.</w:t>
+        <w:t xml:space="preserve"> </w:t>
+      </w:r>
+      <w:proofErr w:type="spellStart"/>
+      <w:r>
+        <w:rPr>
+          <w:rFonts w:ascii="KB금융 본문체 Light" w:eastAsia="KB금융 본문체 Light" w:hAnsi="KB금융 본문체 Light" w:cstheme="minorBidi"/>
+          <w:color w:val="auto"/>
+          <w:kern w:val="2"/>
+          <w:sz w:val="20"/>
+          <w:szCs w:val="20"/>
+        </w:rPr>
+        <w:t>신용리스크와</w:t>
+      </w:r>
+      <w:proofErr w:type="spellEnd"/>
+      <w:r>
+        <w:rPr>
+          <w:rFonts w:ascii="KB금융 본문체 Light" w:eastAsia="KB금융 본문체 Light" w:hAnsi="KB금융 본문체 Light" w:cstheme="minorBidi"/>
+          <w:color w:val="auto"/>
+          <w:kern w:val="2"/>
+          <w:sz w:val="20"/>
+          <w:szCs w:val="20"/>
+        </w:rPr>
+        <w:t xml:space="preserve"> 관련되고 신용위험가중자산에 반영되는 </w:t>
+      </w:r>
+      <w:proofErr w:type="spellStart"/>
+      <w:r>
+        <w:rPr>
+          <w:rFonts w:ascii="KB금융 본문체 Light" w:eastAsia="KB금융 본문체 Light" w:hAnsi="KB금융 본문체 Light" w:cstheme="minorBidi"/>
+          <w:color w:val="auto"/>
+          <w:kern w:val="2"/>
+          <w:sz w:val="20"/>
+          <w:szCs w:val="20"/>
+        </w:rPr>
+        <w:t>운영리스크</w:t>
+      </w:r>
+      <w:proofErr w:type="spellEnd"/>
+      <w:r>
+        <w:rPr>
+          <w:rFonts w:ascii="KB금융 본문체 Light" w:eastAsia="KB금융 본문체 Light" w:hAnsi="KB금융 본문체 Light" w:cstheme="minorBidi"/>
+          <w:color w:val="auto"/>
+          <w:kern w:val="2"/>
+          <w:sz w:val="20"/>
+          <w:szCs w:val="20"/>
+        </w:rPr>
+        <w:t xml:space="preserve"> 손실 사건은 운영위험가중자산 산출 시 제외한다. 다만, </w:t>
+      </w:r>
+      <w:proofErr w:type="spellStart"/>
+      <w:r>
+        <w:rPr>
+          <w:rFonts w:ascii="KB금융 본문체 Light" w:eastAsia="KB금융 본문체 Light" w:hAnsi="KB금융 본문체 Light" w:cstheme="minorBidi"/>
+          <w:color w:val="auto"/>
+          <w:kern w:val="2"/>
+          <w:sz w:val="20"/>
+          <w:szCs w:val="20"/>
+        </w:rPr>
+        <w:t>신용리스크와</w:t>
+      </w:r>
+      <w:proofErr w:type="spellEnd"/>
+      <w:r>
+        <w:rPr>
+          <w:rFonts w:ascii="KB금융 본문체 Light" w:eastAsia="KB금융 본문체 Light" w:hAnsi="KB금융 본문체 Light" w:cstheme="minorBidi"/>
+          <w:color w:val="auto"/>
+          <w:kern w:val="2"/>
+          <w:sz w:val="20"/>
+          <w:szCs w:val="20"/>
+        </w:rPr>
+        <w:t xml:space="preserve"> 관련되어 있지만 신용위험가중자산 산출에 반영되지 않은 </w:t>
+      </w:r>
+      <w:proofErr w:type="spellStart"/>
+      <w:r>
+        <w:rPr>
+          <w:rFonts w:ascii="KB금융 본문체 Light" w:eastAsia="KB금융 본문체 Light" w:hAnsi="KB금융 본문체 Light" w:cstheme="minorBidi"/>
+          <w:color w:val="auto"/>
+          <w:kern w:val="2"/>
+          <w:sz w:val="20"/>
+          <w:szCs w:val="20"/>
+        </w:rPr>
+        <w:t>운영리스크</w:t>
+      </w:r>
+      <w:proofErr w:type="spellEnd"/>
+      <w:r>
+        <w:rPr>
+          <w:rFonts w:ascii="KB금융 본문체 Light" w:eastAsia="KB금융 본문체 Light" w:hAnsi="KB금융 본문체 Light" w:cstheme="minorBidi"/>
+          <w:color w:val="auto"/>
+          <w:kern w:val="2"/>
+          <w:sz w:val="20"/>
+          <w:szCs w:val="20"/>
+        </w:rPr>
+        <w:t xml:space="preserve"> 손실 사건은 운영위험가중자산 산출 시 포함하여야 한다.</w:t>
       </w:r>
     </w:p>
     <w:p>
@@ -2651,7 +3860,51 @@
           <w:sz w:val="20"/>
           <w:szCs w:val="20"/>
         </w:rPr>
-        <w:t xml:space="preserve"> 시장리스크와 관련된 운영리스크 손실 사건은 운영위험가중자산 산출 시 포함하여야 한다.</w:t>
+        <w:t xml:space="preserve"> </w:t>
+      </w:r>
+      <w:proofErr w:type="spellStart"/>
+      <w:r>
+        <w:rPr>
+          <w:rFonts w:ascii="KB금융 본문체 Light" w:eastAsia="KB금융 본문체 Light" w:hAnsi="KB금융 본문체 Light" w:cstheme="minorBidi"/>
+          <w:color w:val="auto"/>
+          <w:kern w:val="2"/>
+          <w:sz w:val="20"/>
+          <w:szCs w:val="20"/>
+        </w:rPr>
+        <w:t>시장리스크와</w:t>
+      </w:r>
+      <w:proofErr w:type="spellEnd"/>
+      <w:r>
+        <w:rPr>
+          <w:rFonts w:ascii="KB금융 본문체 Light" w:eastAsia="KB금융 본문체 Light" w:hAnsi="KB금융 본문체 Light" w:cstheme="minorBidi"/>
+          <w:color w:val="auto"/>
+          <w:kern w:val="2"/>
+          <w:sz w:val="20"/>
+          <w:szCs w:val="20"/>
+        </w:rPr>
+        <w:t xml:space="preserve"> 관련된 </w:t>
+      </w:r>
+      <w:proofErr w:type="spellStart"/>
+      <w:r>
+        <w:rPr>
+          <w:rFonts w:ascii="KB금융 본문체 Light" w:eastAsia="KB금융 본문체 Light" w:hAnsi="KB금융 본문체 Light" w:cstheme="minorBidi"/>
+          <w:color w:val="auto"/>
+          <w:kern w:val="2"/>
+          <w:sz w:val="20"/>
+          <w:szCs w:val="20"/>
+        </w:rPr>
+        <w:t>운영리스크</w:t>
+      </w:r>
+      <w:proofErr w:type="spellEnd"/>
+      <w:r>
+        <w:rPr>
+          <w:rFonts w:ascii="KB금융 본문체 Light" w:eastAsia="KB금융 본문체 Light" w:hAnsi="KB금융 본문체 Light" w:cstheme="minorBidi"/>
+          <w:color w:val="auto"/>
+          <w:kern w:val="2"/>
+          <w:sz w:val="20"/>
+          <w:szCs w:val="20"/>
+        </w:rPr>
+        <w:t xml:space="preserve"> 손실 사건은 운영위험가중자산 산출 시 포함하여야 한다.</w:t>
       </w:r>
     </w:p>
     <w:p>
@@ -2727,6 +3980,7 @@
         </w:rPr>
         <w:t xml:space="preserve"> 조(측정 주기) </w:t>
       </w:r>
+      <w:proofErr w:type="spellStart"/>
       <w:r>
         <w:rPr>
           <w:rFonts w:ascii="KB금융 본문체 Light" w:eastAsia="KB금융 본문체 Light" w:hAnsi="KB금융 본문체 Light" w:cstheme="minorBidi" w:hint="eastAsia"/>
@@ -2737,6 +3991,7 @@
         </w:rPr>
         <w:t>운영리스크</w:t>
       </w:r>
+      <w:proofErr w:type="spellEnd"/>
       <w:r>
         <w:rPr>
           <w:rFonts w:ascii="KB금융 본문체 Light" w:eastAsia="KB금융 본문체 Light" w:hAnsi="KB금융 본문체 Light" w:cstheme="minorBidi"/>
@@ -2810,7 +4065,41 @@
           <w:sz w:val="22"/>
           <w:szCs w:val="22"/>
         </w:rPr>
-        <w:t xml:space="preserve"> 3 절  운영리스크의 보고</w:t>
+        <w:t xml:space="preserve"> 3 </w:t>
+      </w:r>
+      <w:proofErr w:type="gramStart"/>
+      <w:r>
+        <w:rPr>
+          <w:rFonts w:ascii="KB금융 본문체 Light" w:eastAsia="KB금융 본문체 Light" w:hAnsi="KB금융 본문체 Light" w:cstheme="minorBidi"/>
+          <w:color w:val="auto"/>
+          <w:kern w:val="2"/>
+          <w:sz w:val="22"/>
+          <w:szCs w:val="22"/>
+        </w:rPr>
+        <w:t xml:space="preserve">절  </w:t>
+      </w:r>
+      <w:proofErr w:type="spellStart"/>
+      <w:r>
+        <w:rPr>
+          <w:rFonts w:ascii="KB금융 본문체 Light" w:eastAsia="KB금융 본문체 Light" w:hAnsi="KB금융 본문체 Light" w:cstheme="minorBidi"/>
+          <w:color w:val="auto"/>
+          <w:kern w:val="2"/>
+          <w:sz w:val="22"/>
+          <w:szCs w:val="22"/>
+        </w:rPr>
+        <w:t>운영리스크의</w:t>
+      </w:r>
+      <w:proofErr w:type="spellEnd"/>
+      <w:proofErr w:type="gramEnd"/>
+      <w:r>
+        <w:rPr>
+          <w:rFonts w:ascii="KB금융 본문체 Light" w:eastAsia="KB금융 본문체 Light" w:hAnsi="KB금융 본문체 Light" w:cstheme="minorBidi"/>
+          <w:color w:val="auto"/>
+          <w:kern w:val="2"/>
+          <w:sz w:val="22"/>
+          <w:szCs w:val="22"/>
+        </w:rPr>
+        <w:t xml:space="preserve"> 보고</w:t>
       </w:r>
     </w:p>
     <w:p>
@@ -2877,6 +4166,7 @@
         </w:rPr>
         <w:t xml:space="preserve"> 조(보고 원칙) </w:t>
       </w:r>
+      <w:proofErr w:type="spellStart"/>
       <w:r>
         <w:rPr>
           <w:rFonts w:ascii="KB금융 본문체 Light" w:eastAsia="KB금융 본문체 Light" w:hAnsi="KB금융 본문체 Light" w:cstheme="minorBidi" w:hint="eastAsia"/>
@@ -2887,15 +4177,27 @@
         </w:rPr>
         <w:t>리스크관리조직은</w:t>
       </w:r>
-      <w:r>
-        <w:rPr>
-          <w:rFonts w:ascii="KB금융 본문체 Light" w:eastAsia="KB금융 본문체 Light" w:hAnsi="KB금융 본문체 Light" w:cstheme="minorBidi"/>
-          <w:color w:val="auto"/>
-          <w:kern w:val="2"/>
-          <w:sz w:val="20"/>
-          <w:szCs w:val="20"/>
-        </w:rPr>
-        <w:t xml:space="preserve"> 다음 각 호의 원칙에 따라 리스크관리</w:t>
+      <w:proofErr w:type="spellEnd"/>
+      <w:r>
+        <w:rPr>
+          <w:rFonts w:ascii="KB금융 본문체 Light" w:eastAsia="KB금융 본문체 Light" w:hAnsi="KB금융 본문체 Light" w:cstheme="minorBidi"/>
+          <w:color w:val="auto"/>
+          <w:kern w:val="2"/>
+          <w:sz w:val="20"/>
+          <w:szCs w:val="20"/>
+        </w:rPr>
+        <w:t xml:space="preserve"> 다음 각 호의 원칙에 따라 </w:t>
+      </w:r>
+      <w:proofErr w:type="spellStart"/>
+      <w:r>
+        <w:rPr>
+          <w:rFonts w:ascii="KB금융 본문체 Light" w:eastAsia="KB금융 본문체 Light" w:hAnsi="KB금융 본문체 Light" w:cstheme="minorBidi"/>
+          <w:color w:val="auto"/>
+          <w:kern w:val="2"/>
+          <w:sz w:val="20"/>
+          <w:szCs w:val="20"/>
+        </w:rPr>
+        <w:t>리스크관리</w:t>
       </w:r>
       <w:r>
         <w:rPr>
@@ -2907,15 +4209,38 @@
         </w:rPr>
         <w:t>협의회</w:t>
       </w:r>
-      <w:r>
-        <w:rPr>
-          <w:rFonts w:ascii="KB금융 본문체 Light" w:eastAsia="KB금융 본문체 Light" w:hAnsi="KB금융 본문체 Light" w:cstheme="minorBidi"/>
-          <w:color w:val="auto"/>
-          <w:kern w:val="2"/>
-          <w:sz w:val="20"/>
-          <w:szCs w:val="20"/>
-        </w:rPr>
-        <w:t xml:space="preserve"> 및 경영진에게 운영리스크관리 관련 보고를 하여야하고, 그 결과를 </w:t>
+      <w:proofErr w:type="spellEnd"/>
+      <w:r>
+        <w:rPr>
+          <w:rFonts w:ascii="KB금융 본문체 Light" w:eastAsia="KB금융 본문체 Light" w:hAnsi="KB금융 본문체 Light" w:cstheme="minorBidi"/>
+          <w:color w:val="auto"/>
+          <w:kern w:val="2"/>
+          <w:sz w:val="20"/>
+          <w:szCs w:val="20"/>
+        </w:rPr>
+        <w:t xml:space="preserve"> 및 경영진에게 </w:t>
+      </w:r>
+      <w:proofErr w:type="spellStart"/>
+      <w:r>
+        <w:rPr>
+          <w:rFonts w:ascii="KB금융 본문체 Light" w:eastAsia="KB금융 본문체 Light" w:hAnsi="KB금융 본문체 Light" w:cstheme="minorBidi"/>
+          <w:color w:val="auto"/>
+          <w:kern w:val="2"/>
+          <w:sz w:val="20"/>
+          <w:szCs w:val="20"/>
+        </w:rPr>
+        <w:t>운영리스크관리</w:t>
+      </w:r>
+      <w:proofErr w:type="spellEnd"/>
+      <w:r>
+        <w:rPr>
+          <w:rFonts w:ascii="KB금융 본문체 Light" w:eastAsia="KB금융 본문체 Light" w:hAnsi="KB금융 본문체 Light" w:cstheme="minorBidi"/>
+          <w:color w:val="auto"/>
+          <w:kern w:val="2"/>
+          <w:sz w:val="20"/>
+          <w:szCs w:val="20"/>
+        </w:rPr>
+        <w:t xml:space="preserve"> 관련 보고를 하여야하고, 그 결과를 </w:t>
       </w:r>
       <w:r>
         <w:rPr>
@@ -3077,6 +4402,7 @@
         </w:rPr>
         <w:t xml:space="preserve"> 조(보고 내용) </w:t>
       </w:r>
+      <w:proofErr w:type="spellStart"/>
       <w:r>
         <w:rPr>
           <w:rFonts w:ascii="KB금융 본문체 Light" w:eastAsia="KB금융 본문체 Light" w:hAnsi="KB금융 본문체 Light" w:cstheme="minorBidi" w:hint="eastAsia"/>
@@ -3087,15 +4413,38 @@
         </w:rPr>
         <w:t>리스크관리조직은</w:t>
       </w:r>
-      <w:r>
-        <w:rPr>
-          <w:rFonts w:ascii="KB금융 본문체 Light" w:eastAsia="KB금융 본문체 Light" w:hAnsi="KB금융 본문체 Light" w:cstheme="minorBidi"/>
-          <w:color w:val="auto"/>
-          <w:kern w:val="2"/>
-          <w:sz w:val="20"/>
-          <w:szCs w:val="20"/>
-        </w:rPr>
-        <w:t xml:space="preserve"> 다음 각 호의 내용을 보고하여야 한다. 다만, 업종, 규모 및 운영리스크시스템 구축 정도를 감안하여 일부 보고 내용은 생략할 수 있다.</w:t>
+      <w:proofErr w:type="spellEnd"/>
+      <w:r>
+        <w:rPr>
+          <w:rFonts w:ascii="KB금융 본문체 Light" w:eastAsia="KB금융 본문체 Light" w:hAnsi="KB금융 본문체 Light" w:cstheme="minorBidi"/>
+          <w:color w:val="auto"/>
+          <w:kern w:val="2"/>
+          <w:sz w:val="20"/>
+          <w:szCs w:val="20"/>
+        </w:rPr>
+        <w:t xml:space="preserve"> 다음 각 호의 내용을 보고하여야 한다. 다만, 업종, 규모 및 </w:t>
+      </w:r>
+      <w:proofErr w:type="spellStart"/>
+      <w:r>
+        <w:rPr>
+          <w:rFonts w:ascii="KB금융 본문체 Light" w:eastAsia="KB금융 본문체 Light" w:hAnsi="KB금융 본문체 Light" w:cstheme="minorBidi"/>
+          <w:color w:val="auto"/>
+          <w:kern w:val="2"/>
+          <w:sz w:val="20"/>
+          <w:szCs w:val="20"/>
+        </w:rPr>
+        <w:t>운영리스크시스템</w:t>
+      </w:r>
+      <w:proofErr w:type="spellEnd"/>
+      <w:r>
+        <w:rPr>
+          <w:rFonts w:ascii="KB금융 본문체 Light" w:eastAsia="KB금융 본문체 Light" w:hAnsi="KB금융 본문체 Light" w:cstheme="minorBidi"/>
+          <w:color w:val="auto"/>
+          <w:kern w:val="2"/>
+          <w:sz w:val="20"/>
+          <w:szCs w:val="20"/>
+        </w:rPr>
+        <w:t xml:space="preserve"> 구축 정도를 감안하여 일부 보고 내용은 생략할 수 있다.</w:t>
       </w:r>
     </w:p>
     <w:p>
@@ -3215,7 +4564,29 @@
           <w:sz w:val="20"/>
           <w:szCs w:val="20"/>
         </w:rPr>
-        <w:t>5. 운영리스크 측정결과</w:t>
+        <w:t xml:space="preserve">5. </w:t>
+      </w:r>
+      <w:proofErr w:type="spellStart"/>
+      <w:r>
+        <w:rPr>
+          <w:rFonts w:ascii="KB금융 본문체 Light" w:eastAsia="KB금융 본문체 Light" w:hAnsi="KB금융 본문체 Light" w:cstheme="minorBidi"/>
+          <w:color w:val="auto"/>
+          <w:kern w:val="2"/>
+          <w:sz w:val="20"/>
+          <w:szCs w:val="20"/>
+        </w:rPr>
+        <w:t>운영리스크</w:t>
+      </w:r>
+      <w:proofErr w:type="spellEnd"/>
+      <w:r>
+        <w:rPr>
+          <w:rFonts w:ascii="KB금융 본문체 Light" w:eastAsia="KB금융 본문체 Light" w:hAnsi="KB금융 본문체 Light" w:cstheme="minorBidi"/>
+          <w:color w:val="auto"/>
+          <w:kern w:val="2"/>
+          <w:sz w:val="20"/>
+          <w:szCs w:val="20"/>
+        </w:rPr>
+        <w:t xml:space="preserve"> 측정결과</w:t>
       </w:r>
     </w:p>
     <w:p>
@@ -3237,7 +4608,29 @@
           <w:sz w:val="20"/>
           <w:szCs w:val="20"/>
         </w:rPr>
-        <w:t>6. 기타 운영리스크 주요 이슈 사항 등</w:t>
+        <w:t xml:space="preserve">6. 기타 </w:t>
+      </w:r>
+      <w:proofErr w:type="spellStart"/>
+      <w:r>
+        <w:rPr>
+          <w:rFonts w:ascii="KB금융 본문체 Light" w:eastAsia="KB금융 본문체 Light" w:hAnsi="KB금융 본문체 Light" w:cstheme="minorBidi"/>
+          <w:color w:val="auto"/>
+          <w:kern w:val="2"/>
+          <w:sz w:val="20"/>
+          <w:szCs w:val="20"/>
+        </w:rPr>
+        <w:t>운영리스크</w:t>
+      </w:r>
+      <w:proofErr w:type="spellEnd"/>
+      <w:r>
+        <w:rPr>
+          <w:rFonts w:ascii="KB금융 본문체 Light" w:eastAsia="KB금융 본문체 Light" w:hAnsi="KB금융 본문체 Light" w:cstheme="minorBidi"/>
+          <w:color w:val="auto"/>
+          <w:kern w:val="2"/>
+          <w:sz w:val="20"/>
+          <w:szCs w:val="20"/>
+        </w:rPr>
+        <w:t xml:space="preserve"> 주요 이슈 사항 등</w:t>
       </w:r>
     </w:p>
     <w:p>
@@ -3285,8 +4678,21 @@
           <w:sz w:val="22"/>
           <w:szCs w:val="22"/>
         </w:rPr>
-        <w:t xml:space="preserve"> 4 장  기타</w:t>
-      </w:r>
+        <w:t xml:space="preserve"> 4 </w:t>
+      </w:r>
+      <w:proofErr w:type="gramStart"/>
+      <w:r>
+        <w:rPr>
+          <w:rFonts w:ascii="KB금융 본문체 Light" w:eastAsia="KB금융 본문체 Light" w:hAnsi="KB금융 본문체 Light" w:cstheme="minorBidi"/>
+          <w:b/>
+          <w:color w:val="auto"/>
+          <w:kern w:val="2"/>
+          <w:sz w:val="22"/>
+          <w:szCs w:val="22"/>
+        </w:rPr>
+        <w:t>장  기타</w:t>
+      </w:r>
+      <w:proofErr w:type="gramEnd"/>
     </w:p>
     <w:p>
       <w:pPr>
@@ -3410,7 +4816,6 @@
           <w:sz w:val="20"/>
           <w:szCs w:val="20"/>
         </w:rPr>
-        <w:lastRenderedPageBreak/>
         <w:t>제</w:t>
       </w:r>
       <w:r>
@@ -3490,7 +4895,29 @@
           <w:sz w:val="20"/>
           <w:szCs w:val="20"/>
         </w:rPr>
-        <w:t>1. 주무부서는 운영리스크 관리현황에 대한 대내·외 업무보고 등을 위하여 주기적으로 또는 필요시 수시로 회사에 자료제출 및 업무협조를 요구할 수 있으며, 회사는 주무부서의 요구사항을 이행하여야 한다.</w:t>
+        <w:t xml:space="preserve">1. 주무부서는 </w:t>
+      </w:r>
+      <w:proofErr w:type="spellStart"/>
+      <w:r>
+        <w:rPr>
+          <w:rFonts w:ascii="KB금융 본문체 Light" w:eastAsia="KB금융 본문체 Light" w:hAnsi="KB금융 본문체 Light" w:cstheme="minorBidi"/>
+          <w:color w:val="auto"/>
+          <w:kern w:val="2"/>
+          <w:sz w:val="20"/>
+          <w:szCs w:val="20"/>
+        </w:rPr>
+        <w:t>운영리스크</w:t>
+      </w:r>
+      <w:proofErr w:type="spellEnd"/>
+      <w:r>
+        <w:rPr>
+          <w:rFonts w:ascii="KB금융 본문체 Light" w:eastAsia="KB금융 본문체 Light" w:hAnsi="KB금융 본문체 Light" w:cstheme="minorBidi"/>
+          <w:color w:val="auto"/>
+          <w:kern w:val="2"/>
+          <w:sz w:val="20"/>
+          <w:szCs w:val="20"/>
+        </w:rPr>
+        <w:t xml:space="preserve"> 관리현황에 대한 대내·외 업무보고 등을 위하여 주기적으로 또는 필요시 수시로 회사에 자료제출 및 업무협조를 요구할 수 있으며, 회사는 주무부서의 요구사항을 이행하여야 한다.</w:t>
       </w:r>
     </w:p>
     <w:p>
@@ -3512,7 +4939,29 @@
           <w:sz w:val="20"/>
           <w:szCs w:val="20"/>
         </w:rPr>
-        <w:t>2. 주무부서는 운영리스크 관리 목적을 위해 필요한 경우 회사의 인적·물적 시스템을 활용할 수 있다.</w:t>
+        <w:t xml:space="preserve">2. 주무부서는 </w:t>
+      </w:r>
+      <w:proofErr w:type="spellStart"/>
+      <w:r>
+        <w:rPr>
+          <w:rFonts w:ascii="KB금융 본문체 Light" w:eastAsia="KB금융 본문체 Light" w:hAnsi="KB금융 본문체 Light" w:cstheme="minorBidi"/>
+          <w:color w:val="auto"/>
+          <w:kern w:val="2"/>
+          <w:sz w:val="20"/>
+          <w:szCs w:val="20"/>
+        </w:rPr>
+        <w:t>운영리스크</w:t>
+      </w:r>
+      <w:proofErr w:type="spellEnd"/>
+      <w:r>
+        <w:rPr>
+          <w:rFonts w:ascii="KB금융 본문체 Light" w:eastAsia="KB금융 본문체 Light" w:hAnsi="KB금융 본문체 Light" w:cstheme="minorBidi"/>
+          <w:color w:val="auto"/>
+          <w:kern w:val="2"/>
+          <w:sz w:val="20"/>
+          <w:szCs w:val="20"/>
+        </w:rPr>
+        <w:t xml:space="preserve"> 관리 목적을 위해 필요한 경우 회사의 인적·물적 시스템을 활용할 수 있다.</w:t>
       </w:r>
     </w:p>
     <w:p>
@@ -3582,7 +5031,18 @@
           <w:sz w:val="20"/>
           <w:szCs w:val="20"/>
         </w:rPr>
-        <w:t>지침 제</w:t>
+        <w:t xml:space="preserve">지침 </w:t>
+      </w:r>
+      <w:proofErr w:type="spellStart"/>
+      <w:r>
+        <w:rPr>
+          <w:rFonts w:ascii="KB금융 본문체 Light" w:eastAsia="KB금융 본문체 Light" w:hAnsi="KB금융 본문체 Light" w:cstheme="minorBidi" w:hint="eastAsia"/>
+          <w:color w:val="auto"/>
+          <w:kern w:val="2"/>
+          <w:sz w:val="20"/>
+          <w:szCs w:val="20"/>
+        </w:rPr>
+        <w:t>제</w:t>
       </w:r>
       <w:r>
         <w:rPr>
@@ -3602,7 +5062,18 @@
           <w:sz w:val="20"/>
           <w:szCs w:val="20"/>
         </w:rPr>
-        <w:t>개정 및 폐지</w:t>
+        <w:t>개정</w:t>
+      </w:r>
+      <w:proofErr w:type="spellEnd"/>
+      <w:r>
+        <w:rPr>
+          <w:rFonts w:ascii="맑은 고딕" w:eastAsia="맑은 고딕" w:hAnsi="맑은 고딕" w:cstheme="minorBidi" w:hint="eastAsia"/>
+          <w:color w:val="auto"/>
+          <w:kern w:val="2"/>
+          <w:sz w:val="20"/>
+          <w:szCs w:val="20"/>
+        </w:rPr>
+        <w:t xml:space="preserve"> 및 폐지</w:t>
       </w:r>
       <w:r>
         <w:rPr>
@@ -3641,7 +5112,18 @@
           <w:sz w:val="20"/>
           <w:szCs w:val="20"/>
         </w:rPr>
-        <w:t>이 지침의 제</w:t>
+        <w:t xml:space="preserve">이 지침의 </w:t>
+      </w:r>
+      <w:proofErr w:type="spellStart"/>
+      <w:r>
+        <w:rPr>
+          <w:rFonts w:ascii="KB금융 본문체 Light" w:eastAsia="KB금융 본문체 Light" w:hAnsi="KB금융 본문체 Light" w:cstheme="minorBidi" w:hint="eastAsia"/>
+          <w:color w:val="auto"/>
+          <w:kern w:val="2"/>
+          <w:sz w:val="20"/>
+          <w:szCs w:val="20"/>
+        </w:rPr>
+        <w:t>제</w:t>
       </w:r>
       <w:r>
         <w:rPr>
@@ -3661,7 +5143,40 @@
           <w:sz w:val="20"/>
           <w:szCs w:val="20"/>
         </w:rPr>
-        <w:t>개정 및 폐지는 리스크관리협의회 의결을 거쳐 시행한다.</w:t>
+        <w:t>개정</w:t>
+      </w:r>
+      <w:proofErr w:type="spellEnd"/>
+      <w:r>
+        <w:rPr>
+          <w:rFonts w:ascii="맑은 고딕" w:eastAsia="맑은 고딕" w:hAnsi="맑은 고딕" w:cstheme="minorBidi" w:hint="eastAsia"/>
+          <w:color w:val="auto"/>
+          <w:kern w:val="2"/>
+          <w:sz w:val="20"/>
+          <w:szCs w:val="20"/>
+        </w:rPr>
+        <w:t xml:space="preserve"> 및 폐지는 </w:t>
+      </w:r>
+      <w:proofErr w:type="spellStart"/>
+      <w:r>
+        <w:rPr>
+          <w:rFonts w:ascii="맑은 고딕" w:eastAsia="맑은 고딕" w:hAnsi="맑은 고딕" w:cstheme="minorBidi" w:hint="eastAsia"/>
+          <w:color w:val="auto"/>
+          <w:kern w:val="2"/>
+          <w:sz w:val="20"/>
+          <w:szCs w:val="20"/>
+        </w:rPr>
+        <w:t>리스크관리협의회</w:t>
+      </w:r>
+      <w:proofErr w:type="spellEnd"/>
+      <w:r>
+        <w:rPr>
+          <w:rFonts w:ascii="맑은 고딕" w:eastAsia="맑은 고딕" w:hAnsi="맑은 고딕" w:cstheme="minorBidi" w:hint="eastAsia"/>
+          <w:color w:val="auto"/>
+          <w:kern w:val="2"/>
+          <w:sz w:val="20"/>
+          <w:szCs w:val="20"/>
+        </w:rPr>
+        <w:t xml:space="preserve"> 의결을 거쳐 시행한다.</w:t>
       </w:r>
       <w:r>
         <w:rPr>
@@ -3693,6 +5208,7 @@
         </w:rPr>
         <w:t xml:space="preserve"> </w:t>
       </w:r>
+      <w:proofErr w:type="spellStart"/>
       <w:r>
         <w:rPr>
           <w:rFonts w:ascii="맑은 고딕" w:eastAsia="맑은 고딕" w:hAnsi="맑은 고딕" w:cstheme="minorBidi" w:hint="eastAsia"/>
@@ -3701,7 +5217,18 @@
           <w:sz w:val="20"/>
           <w:szCs w:val="20"/>
         </w:rPr>
-        <w:t>리스크관리협의회의 의결을 요하지 않는 경미한 사항 및 자구 등은 리스크 관리부서장의 전결로 처리한다.</w:t>
+        <w:t>리스크관리협의회의</w:t>
+      </w:r>
+      <w:proofErr w:type="spellEnd"/>
+      <w:r>
+        <w:rPr>
+          <w:rFonts w:ascii="맑은 고딕" w:eastAsia="맑은 고딕" w:hAnsi="맑은 고딕" w:cstheme="minorBidi" w:hint="eastAsia"/>
+          <w:color w:val="auto"/>
+          <w:kern w:val="2"/>
+          <w:sz w:val="20"/>
+          <w:szCs w:val="20"/>
+        </w:rPr>
+        <w:t xml:space="preserve"> 의결을 요하지 않는 경미한 사항 및 자구 등은 리스크 관리부서장의 전결로 처리한다.</w:t>
       </w:r>
       <w:r>
         <w:rPr>
@@ -4078,3698 +5605,8 @@
         <w:t xml:space="preserve"> </w:t>
       </w:r>
     </w:p>
-    <w:p>
-      <w:pPr>
-        <w:pStyle w:val="Default"/>
-        <w:rPr>
-          <w:rFonts w:ascii="KB금융 본문체 Light" w:eastAsia="KB금융 본문체 Light" w:hAnsi="KB금융 본문체 Light" w:cstheme="minorBidi"/>
-          <w:color w:val="auto"/>
-          <w:kern w:val="2"/>
-          <w:sz w:val="20"/>
-          <w:szCs w:val="20"/>
-        </w:rPr>
-        <w:sectPr>
-          <w:headerReference w:type="default" r:id="rId11"/>
-          <w:footerReference w:type="default" r:id="rId12"/>
-          <w:type w:val="continuous"/>
-          <w:pgSz w:w="11906" w:h="16838" w:code="9"/>
-          <w:pgMar w:top="1418" w:right="1344" w:bottom="1134" w:left="1701" w:header="720" w:footer="567" w:gutter="0"/>
-          <w:cols w:space="425"/>
-          <w:docGrid w:linePitch="360"/>
-        </w:sectPr>
-      </w:pPr>
-    </w:p>
-    <w:p>
-      <w:pPr>
-        <w:pStyle w:val="Default"/>
-        <w:rPr>
-          <w:rFonts w:ascii="KB금융 본문체 Light" w:eastAsia="KB금융 본문체 Light" w:hAnsi="KB금융 본문체 Light" w:cstheme="minorBidi"/>
-          <w:color w:val="auto"/>
-          <w:kern w:val="2"/>
-          <w:sz w:val="20"/>
-          <w:szCs w:val="20"/>
-        </w:rPr>
-      </w:pPr>
-      <w:bookmarkStart w:id="0" w:name="_GoBack"/>
-      <w:bookmarkEnd w:id="0"/>
-      <w:r>
-        <w:rPr>
-          <w:rFonts w:ascii="KB금융 본문체 Light" w:eastAsia="KB금융 본문체 Light" w:hAnsi="KB금융 본문체 Light" w:cstheme="minorBidi" w:hint="eastAsia"/>
-          <w:color w:val="auto"/>
-          <w:kern w:val="2"/>
-          <w:sz w:val="20"/>
-          <w:szCs w:val="20"/>
-        </w:rPr>
-        <w:lastRenderedPageBreak/>
-        <w:t xml:space="preserve">[별첨 </w:t>
-      </w:r>
-      <w:r>
-        <w:rPr>
-          <w:rFonts w:ascii="KB금융 본문체 Light" w:eastAsia="KB금융 본문체 Light" w:hAnsi="KB금융 본문체 Light" w:cstheme="minorBidi"/>
-          <w:color w:val="auto"/>
-          <w:kern w:val="2"/>
-          <w:sz w:val="20"/>
-          <w:szCs w:val="20"/>
-        </w:rPr>
-        <w:t>1]</w:t>
-      </w:r>
-    </w:p>
-    <w:p>
-      <w:pPr>
-        <w:pStyle w:val="Default"/>
-        <w:jc w:val="center"/>
-        <w:rPr>
-          <w:rFonts w:ascii="KB금융 본문체 Light" w:eastAsia="KB금융 본문체 Light" w:hAnsi="KB금융 본문체 Light" w:cstheme="minorBidi"/>
-          <w:b/>
-          <w:color w:val="auto"/>
-          <w:kern w:val="2"/>
-          <w:sz w:val="28"/>
-          <w:szCs w:val="28"/>
-        </w:rPr>
-      </w:pPr>
-      <w:r>
-        <w:rPr>
-          <w:rFonts w:ascii="KB금융 본문체 Light" w:eastAsia="KB금융 본문체 Light" w:hAnsi="KB금융 본문체 Light" w:cstheme="minorBidi" w:hint="eastAsia"/>
-          <w:b/>
-          <w:color w:val="auto"/>
-          <w:kern w:val="2"/>
-          <w:sz w:val="28"/>
-          <w:szCs w:val="28"/>
-        </w:rPr>
-        <w:t>운영위험가중자산 산출기준</w:t>
-      </w:r>
-    </w:p>
-    <w:p>
-      <w:pPr>
-        <w:pStyle w:val="Default"/>
-      </w:pPr>
-      <w:r>
-        <w:rPr>
-          <w:rFonts w:ascii="KB금융 본문체 Light" w:eastAsia="KB금융 본문체 Light" w:hAnsi="KB금융 본문체 Light" w:cstheme="minorBidi" w:hint="eastAsia"/>
-          <w:b/>
-          <w:color w:val="auto"/>
-          <w:kern w:val="2"/>
-          <w:sz w:val="22"/>
-          <w:szCs w:val="22"/>
-        </w:rPr>
-        <w:t xml:space="preserve">1. 영업지수 및 영업지수요소 </w:t>
-      </w:r>
-      <w:bookmarkStart w:id="1" w:name="_Toc60824200"/>
-    </w:p>
-    <w:p>
-      <w:pPr>
-        <w:overflowPunct w:val="0"/>
-        <w:spacing w:before="120" w:after="120"/>
-        <w:ind w:firstLineChars="100" w:firstLine="173"/>
-        <w:rPr>
-          <w:rFonts w:hAnsi="KB금융 본문체 Light"/>
-          <w:b/>
-          <w:color w:val="000000"/>
-        </w:rPr>
-      </w:pPr>
-      <w:r>
-        <w:rPr>
-          <w:rFonts w:hAnsi="KB금융 본문체 Light" w:hint="eastAsia"/>
-          <w:b/>
-          <w:color w:val="000000"/>
-        </w:rPr>
-        <w:t xml:space="preserve">(1) </w:t>
-      </w:r>
-      <w:r>
-        <w:rPr>
-          <w:rFonts w:hAnsi="KB금융 본문체 Light" w:hint="eastAsia"/>
-          <w:b/>
-        </w:rPr>
-        <w:t>영업지수(BI)</w:t>
-      </w:r>
-    </w:p>
-    <w:p>
-      <w:pPr>
-        <w:pStyle w:val="Default"/>
-        <w:ind w:leftChars="200" w:left="352"/>
-        <w:rPr>
-          <w:rFonts w:ascii="KB금융 본문체 Light" w:eastAsia="KB금융 본문체 Light" w:hAnsi="KB금융 본문체 Light" w:cstheme="minorBidi"/>
-          <w:color w:val="auto"/>
-          <w:kern w:val="2"/>
-          <w:sz w:val="20"/>
-          <w:szCs w:val="20"/>
-        </w:rPr>
-      </w:pPr>
-      <w:r>
-        <w:rPr>
-          <w:rFonts w:ascii="KB금융 본문체 Light" w:eastAsia="KB금융 본문체 Light" w:hAnsi="KB금융 본문체 Light" w:cstheme="minorBidi" w:hint="eastAsia"/>
-          <w:b/>
-          <w:color w:val="auto"/>
-          <w:kern w:val="2"/>
-          <w:sz w:val="20"/>
-          <w:szCs w:val="20"/>
-        </w:rPr>
-        <w:t>영업지수</w:t>
-      </w:r>
-      <w:r>
-        <w:rPr>
-          <w:rFonts w:ascii="KB금융 본문체 Light" w:eastAsia="KB금융 본문체 Light" w:hAnsi="KB금융 본문체 Light" w:cstheme="minorBidi" w:hint="eastAsia"/>
-          <w:color w:val="auto"/>
-          <w:kern w:val="2"/>
-          <w:sz w:val="20"/>
-          <w:szCs w:val="20"/>
-        </w:rPr>
-        <w:t xml:space="preserve">는 이자·리스 및 배당요소(ILDC, Interest, Leases and Dividend Component), </w:t>
-      </w:r>
-    </w:p>
-    <w:p>
-      <w:pPr>
-        <w:pStyle w:val="Default"/>
-        <w:spacing w:after="240"/>
-        <w:ind w:leftChars="200" w:left="352"/>
-        <w:rPr>
-          <w:rFonts w:ascii="KB금융 본문체 Light" w:eastAsia="KB금융 본문체 Light" w:hAnsi="KB금융 본문체 Light" w:cstheme="minorBidi"/>
-          <w:color w:val="auto"/>
-          <w:kern w:val="2"/>
-          <w:sz w:val="20"/>
-          <w:szCs w:val="20"/>
-        </w:rPr>
-      </w:pPr>
-      <w:r>
-        <w:rPr>
-          <w:rFonts w:ascii="KB금융 본문체 Light" w:eastAsia="KB금융 본문체 Light" w:hAnsi="KB금융 본문체 Light" w:cstheme="minorBidi" w:hint="eastAsia"/>
-          <w:color w:val="auto"/>
-          <w:kern w:val="2"/>
-          <w:sz w:val="20"/>
-          <w:szCs w:val="20"/>
-        </w:rPr>
-        <w:t>서비스요소(SC, Services Component), 금융거래요소(FC, Financial Component)의 합으로 산출한다.</w:t>
-      </w:r>
-    </w:p>
-    <w:tbl>
-      <w:tblPr>
-        <w:tblStyle w:val="afb"/>
-        <w:tblW w:w="8646" w:type="dxa"/>
-        <w:tblInd w:w="421" w:type="dxa"/>
-        <w:tblLook w:val="04A0" w:firstRow="1" w:lastRow="0" w:firstColumn="1" w:lastColumn="0" w:noHBand="0" w:noVBand="1"/>
-      </w:tblPr>
-      <w:tblGrid>
-        <w:gridCol w:w="8646"/>
-      </w:tblGrid>
-      <w:tr>
-        <w:tc>
-          <w:tcPr>
-            <w:tcW w:w="8646" w:type="dxa"/>
-            <w:tcBorders>
-              <w:top w:val="single" w:sz="4" w:space="0" w:color="000000"/>
-              <w:left w:val="single" w:sz="4" w:space="0" w:color="000000"/>
-              <w:bottom w:val="single" w:sz="4" w:space="0" w:color="000000"/>
-              <w:right w:val="single" w:sz="4" w:space="0" w:color="000000"/>
-            </w:tcBorders>
-            <w:hideMark/>
-          </w:tcPr>
-          <w:p>
-            <w:pPr>
-              <w:spacing w:before="120" w:after="120"/>
-              <w:ind w:firstLineChars="200" w:firstLine="352"/>
-              <w:rPr>
-                <w:rFonts w:ascii="KB금융 제목체 Bold" w:eastAsia="KB금융 제목체 Bold" w:hAnsi="KB금융 제목체 Bold"/>
-              </w:rPr>
-            </w:pPr>
-            <w:r>
-              <w:rPr>
-                <w:rFonts w:ascii="KB금융 제목체 Bold" w:eastAsia="KB금융 제목체 Bold" w:hAnsi="KB금융 제목체 Bold" w:hint="eastAsia"/>
-              </w:rPr>
-              <w:t>영업지수(BI) = ILDC(이자·리스 및 배당요소) + SC(서비스요소) + FC(금융거래요소)</w:t>
-            </w:r>
-          </w:p>
-        </w:tc>
-      </w:tr>
-    </w:tbl>
-    <w:p>
-      <w:pPr>
-        <w:overflowPunct w:val="0"/>
-        <w:spacing w:before="120"/>
-        <w:ind w:firstLineChars="300" w:firstLine="528"/>
-        <w:rPr>
-          <w:rFonts w:hAnsi="KB금융 본문체 Light"/>
-        </w:rPr>
-      </w:pPr>
-      <w:r>
-        <w:rPr>
-          <w:rFonts w:hAnsi="KB금융 본문체 Light" w:hint="eastAsia"/>
-        </w:rPr>
-        <w:t xml:space="preserve">1) </w:t>
-      </w:r>
-      <w:r>
-        <w:rPr>
-          <w:rFonts w:hAnsi="KB금융 본문체 Light" w:hint="eastAsia"/>
-          <w:b/>
-        </w:rPr>
-        <w:t xml:space="preserve">이자·리스 및 배당요소(ILDC) </w:t>
-      </w:r>
-      <w:bookmarkEnd w:id="1"/>
-    </w:p>
-    <w:p>
-      <w:pPr>
-        <w:overflowPunct w:val="0"/>
-        <w:ind w:firstLineChars="400" w:firstLine="704"/>
-        <w:rPr>
-          <w:rFonts w:hAnsi="KB금융 본문체 Light" w:cs="나눔고딕"/>
-          <w:vertAlign w:val="subscript"/>
-        </w:rPr>
-      </w:pPr>
-      <w:r>
-        <w:rPr>
-          <w:rFonts w:hAnsi="KB금융 본문체 Light" w:hint="eastAsia"/>
-        </w:rPr>
-        <w:t>= Min[|이자수익-이자비용|</w:t>
-      </w:r>
-      <w:r>
-        <w:rPr>
-          <w:rFonts w:hAnsi="KB금융 본문체 Light" w:cs="나눔고딕" w:hint="eastAsia"/>
-          <w:vertAlign w:val="subscript"/>
-        </w:rPr>
-        <w:t>3개년 평균</w:t>
-      </w:r>
-      <w:r>
-        <w:rPr>
-          <w:rFonts w:hAnsi="KB금융 본문체 Light" w:hint="eastAsia"/>
-        </w:rPr>
-        <w:t>, 이자수익발생자산</w:t>
-      </w:r>
-      <w:r>
-        <w:rPr>
-          <w:rFonts w:hAnsi="KB금융 본문체 Light" w:cs="나눔고딕" w:hint="eastAsia"/>
-          <w:vertAlign w:val="subscript"/>
-        </w:rPr>
-        <w:t>3개년 평균</w:t>
-      </w:r>
-      <w:r>
-        <w:rPr>
-          <w:rFonts w:hAnsi="KB금융 본문체 Light" w:hint="eastAsia"/>
-        </w:rPr>
-        <w:t xml:space="preserve"> X 2.25%] + 배당수익</w:t>
-      </w:r>
-      <w:r>
-        <w:rPr>
-          <w:rFonts w:hAnsi="KB금융 본문체 Light" w:cs="나눔고딕" w:hint="eastAsia"/>
-          <w:vertAlign w:val="subscript"/>
-        </w:rPr>
-        <w:t>3개년평균</w:t>
-      </w:r>
-    </w:p>
-    <w:p>
-      <w:pPr>
-        <w:spacing w:before="60"/>
-        <w:ind w:firstLineChars="300" w:firstLine="528"/>
-        <w:jc w:val="left"/>
-        <w:rPr>
-          <w:rFonts w:hAnsi="KB금융 본문체 Light"/>
-        </w:rPr>
-      </w:pPr>
-      <w:r>
-        <w:rPr>
-          <w:rFonts w:hAnsi="KB금융 본문체 Light" w:hint="eastAsia"/>
-        </w:rPr>
-        <w:t xml:space="preserve">2) </w:t>
-      </w:r>
-      <w:bookmarkStart w:id="2" w:name="_Toc60824201"/>
-      <w:r>
-        <w:rPr>
-          <w:rFonts w:hAnsi="KB금융 본문체 Light" w:hint="eastAsia"/>
-          <w:b/>
-        </w:rPr>
-        <w:t>서비스요소(SC)</w:t>
-      </w:r>
-      <w:r>
-        <w:rPr>
-          <w:rFonts w:hAnsi="KB금융 본문체 Light" w:hint="eastAsia"/>
-        </w:rPr>
-        <w:t xml:space="preserve"> </w:t>
-      </w:r>
-      <w:bookmarkEnd w:id="2"/>
-      <w:r>
-        <w:rPr>
-          <w:rFonts w:hAnsi="KB금융 본문체 Light" w:hint="eastAsia"/>
-        </w:rPr>
-        <w:t xml:space="preserve">= </w:t>
-      </w:r>
-      <w:r>
-        <w:rPr>
-          <w:rFonts w:hAnsi="KB금융 본문체 Light" w:hint="eastAsia"/>
-          <w:bCs/>
-        </w:rPr>
-        <w:t>MAX[기타영업수익</w:t>
-      </w:r>
-      <w:r>
-        <w:rPr>
-          <w:rFonts w:hAnsi="KB금융 본문체 Light" w:hint="eastAsia"/>
-          <w:vertAlign w:val="subscript"/>
-        </w:rPr>
-        <w:t>3개년 평균</w:t>
-      </w:r>
-      <w:r>
-        <w:rPr>
-          <w:rFonts w:hAnsi="KB금융 본문체 Light" w:hint="eastAsia"/>
-          <w:bCs/>
-        </w:rPr>
-        <w:t>, 기타영업비용</w:t>
-      </w:r>
-      <w:r>
-        <w:rPr>
-          <w:rFonts w:hAnsi="KB금융 본문체 Light" w:hint="eastAsia"/>
-          <w:vertAlign w:val="subscript"/>
-        </w:rPr>
-        <w:t>3개년 평균</w:t>
-      </w:r>
-      <w:r>
-        <w:rPr>
-          <w:rFonts w:hAnsi="KB금융 본문체 Light" w:hint="eastAsia"/>
-          <w:bCs/>
-        </w:rPr>
-        <w:t>]</w:t>
-      </w:r>
-    </w:p>
-    <w:p>
-      <w:pPr>
-        <w:ind w:firstLineChars="450" w:firstLine="792"/>
-        <w:jc w:val="left"/>
-        <w:rPr>
-          <w:rFonts w:hAnsi="KB금융 본문체 Light"/>
-          <w:bCs/>
-        </w:rPr>
-      </w:pPr>
-      <w:r>
-        <w:rPr>
-          <w:rFonts w:hAnsi="KB금융 본문체 Light" w:hint="eastAsia"/>
-          <w:bCs/>
-        </w:rPr>
-        <w:t xml:space="preserve"> </w:t>
-      </w:r>
-      <w:r>
-        <w:rPr>
-          <w:rFonts w:hAnsi="KB금융 본문체 Light"/>
-          <w:bCs/>
-        </w:rPr>
-        <w:t xml:space="preserve">             </w:t>
-      </w:r>
-      <w:r>
-        <w:rPr>
-          <w:rFonts w:hAnsi="KB금융 본문체 Light" w:hint="eastAsia"/>
-          <w:bCs/>
-        </w:rPr>
-        <w:t>+ MAX[수수료수익</w:t>
-      </w:r>
-      <w:r>
-        <w:rPr>
-          <w:rFonts w:hAnsi="KB금융 본문체 Light" w:hint="eastAsia"/>
-          <w:vertAlign w:val="subscript"/>
-        </w:rPr>
-        <w:t>3개년 평균</w:t>
-      </w:r>
-      <w:r>
-        <w:rPr>
-          <w:rFonts w:hAnsi="KB금융 본문체 Light" w:hint="eastAsia"/>
-          <w:bCs/>
-        </w:rPr>
-        <w:t>, 수수료비용</w:t>
-      </w:r>
-      <w:r>
-        <w:rPr>
-          <w:rFonts w:hAnsi="KB금융 본문체 Light" w:hint="eastAsia"/>
-          <w:vertAlign w:val="subscript"/>
-        </w:rPr>
-        <w:t>3개년 평균]</w:t>
-      </w:r>
-      <w:r>
-        <w:rPr>
-          <w:rFonts w:hAnsi="KB금융 본문체 Light" w:hint="eastAsia"/>
-          <w:bCs/>
-        </w:rPr>
-        <w:t xml:space="preserve"> </w:t>
-      </w:r>
-      <w:bookmarkStart w:id="3" w:name="_Toc60824202"/>
-    </w:p>
-    <w:p>
-      <w:pPr>
-        <w:spacing w:before="60"/>
-        <w:ind w:firstLineChars="300" w:firstLine="528"/>
-        <w:jc w:val="left"/>
-        <w:rPr>
-          <w:rFonts w:hAnsi="KB금융 본문체 Light"/>
-          <w:vertAlign w:val="subscript"/>
-        </w:rPr>
-      </w:pPr>
-      <w:r>
-        <w:rPr>
-          <w:rFonts w:hAnsi="KB금융 본문체 Light" w:hint="eastAsia"/>
-          <w:bCs/>
-        </w:rPr>
-        <w:t xml:space="preserve">3) </w:t>
-      </w:r>
-      <w:r>
-        <w:rPr>
-          <w:rFonts w:hAnsi="KB금융 본문체 Light" w:hint="eastAsia"/>
-          <w:b/>
-        </w:rPr>
-        <w:t>금융거래요소(FC)</w:t>
-      </w:r>
-      <w:r>
-        <w:rPr>
-          <w:rFonts w:hAnsi="KB금융 본문체 Light" w:hint="eastAsia"/>
-        </w:rPr>
-        <w:t xml:space="preserve"> </w:t>
-      </w:r>
-      <w:bookmarkEnd w:id="3"/>
-      <w:r>
-        <w:rPr>
-          <w:rFonts w:hAnsi="KB금융 본문체 Light" w:hint="eastAsia"/>
-        </w:rPr>
-        <w:t>= |</w:t>
-      </w:r>
-      <w:r>
-        <w:rPr>
-          <w:rFonts w:hAnsi="KB금융 본문체 Light" w:hint="eastAsia"/>
-          <w:bCs/>
-        </w:rPr>
-        <w:t>트레이딩계정 순손익|</w:t>
-      </w:r>
-      <w:r>
-        <w:rPr>
-          <w:rFonts w:hAnsi="KB금융 본문체 Light" w:hint="eastAsia"/>
-          <w:vertAlign w:val="subscript"/>
-        </w:rPr>
-        <w:t>3개년 평균</w:t>
-      </w:r>
-      <w:r>
-        <w:rPr>
-          <w:rFonts w:hAnsi="KB금융 본문체 Light" w:hint="eastAsia"/>
-          <w:bCs/>
-        </w:rPr>
-        <w:t xml:space="preserve"> + |은행계정 순손익|</w:t>
-      </w:r>
-      <w:r>
-        <w:rPr>
-          <w:rFonts w:hAnsi="KB금융 본문체 Light" w:hint="eastAsia"/>
-          <w:vertAlign w:val="subscript"/>
-        </w:rPr>
-        <w:t>3개년 평균</w:t>
-      </w:r>
-    </w:p>
-    <w:p>
-      <w:pPr>
-        <w:overflowPunct w:val="0"/>
-        <w:rPr>
-          <w:rFonts w:hAnsi="KB금융 본문체 Light"/>
-          <w:b/>
-          <w:color w:val="000000"/>
-        </w:rPr>
-      </w:pPr>
-      <w:r>
-        <w:rPr>
-          <w:rFonts w:hAnsi="KB금융 본문체 Light" w:hint="eastAsia"/>
-          <w:b/>
-          <w:color w:val="000000"/>
-        </w:rPr>
-        <w:t xml:space="preserve">  </w:t>
-      </w:r>
-    </w:p>
-    <w:p>
-      <w:pPr>
-        <w:overflowPunct w:val="0"/>
-        <w:spacing w:before="120" w:after="120"/>
-        <w:ind w:firstLineChars="100" w:firstLine="173"/>
-        <w:rPr>
-          <w:rFonts w:hAnsi="KB금융 본문체 Light"/>
-          <w:b/>
-          <w:color w:val="000000"/>
-        </w:rPr>
-      </w:pPr>
-      <w:r>
-        <w:rPr>
-          <w:rFonts w:hAnsi="KB금융 본문체 Light" w:hint="eastAsia"/>
-          <w:b/>
-          <w:color w:val="000000"/>
-        </w:rPr>
-        <w:t xml:space="preserve">(2) </w:t>
-      </w:r>
-      <w:r>
-        <w:rPr>
-          <w:rFonts w:hAnsi="KB금융 본문체 Light" w:hint="eastAsia"/>
-          <w:b/>
-        </w:rPr>
-        <w:t>영업지수요소 산출</w:t>
-      </w:r>
-    </w:p>
-    <w:p>
-      <w:pPr>
-        <w:pStyle w:val="Default"/>
-        <w:ind w:leftChars="200" w:left="352"/>
-        <w:rPr>
-          <w:rFonts w:ascii="KB금융 본문체 Light" w:eastAsia="KB금융 본문체 Light" w:hAnsi="KB금융 본문체 Light" w:cstheme="minorBidi"/>
-          <w:color w:val="auto"/>
-          <w:kern w:val="2"/>
-          <w:sz w:val="20"/>
-          <w:szCs w:val="20"/>
-        </w:rPr>
-      </w:pPr>
-      <w:r>
-        <w:rPr>
-          <w:rFonts w:ascii="KB금융 본문체 Light" w:eastAsia="KB금융 본문체 Light" w:hAnsi="KB금융 본문체 Light" w:cstheme="minorBidi" w:hint="eastAsia"/>
-          <w:color w:val="auto"/>
-          <w:kern w:val="2"/>
-          <w:sz w:val="20"/>
-          <w:szCs w:val="20"/>
-        </w:rPr>
-        <w:t xml:space="preserve">영업지수요소는 영업지수 구간에 따라 설정된 계수를 적용하여 각각 산출한 값의 합으로 산출한다. </w:t>
-      </w:r>
-    </w:p>
-    <w:p>
-      <w:pPr>
-        <w:pStyle w:val="Default"/>
-        <w:ind w:leftChars="200" w:left="352"/>
-        <w:rPr>
-          <w:rFonts w:ascii="KB금융 본문체 Light" w:eastAsia="KB금융 본문체 Light" w:hAnsi="KB금융 본문체 Light" w:cstheme="minorBidi"/>
-          <w:color w:val="auto"/>
-          <w:kern w:val="2"/>
-          <w:sz w:val="20"/>
-          <w:szCs w:val="20"/>
-        </w:rPr>
-      </w:pPr>
-    </w:p>
-    <w:tbl>
-      <w:tblPr>
-        <w:tblStyle w:val="afb"/>
-        <w:tblW w:w="8646" w:type="dxa"/>
-        <w:tblInd w:w="421" w:type="dxa"/>
-        <w:tblLook w:val="04A0" w:firstRow="1" w:lastRow="0" w:firstColumn="1" w:lastColumn="0" w:noHBand="0" w:noVBand="1"/>
-      </w:tblPr>
-      <w:tblGrid>
-        <w:gridCol w:w="8646"/>
-      </w:tblGrid>
-      <w:tr>
-        <w:tc>
-          <w:tcPr>
-            <w:tcW w:w="8646" w:type="dxa"/>
-            <w:tcBorders>
-              <w:top w:val="single" w:sz="4" w:space="0" w:color="000000"/>
-              <w:left w:val="single" w:sz="4" w:space="0" w:color="000000"/>
-              <w:bottom w:val="single" w:sz="4" w:space="0" w:color="000000"/>
-              <w:right w:val="single" w:sz="4" w:space="0" w:color="000000"/>
-            </w:tcBorders>
-            <w:hideMark/>
-          </w:tcPr>
-          <w:p>
-            <w:pPr>
-              <w:spacing w:before="120" w:after="120"/>
-              <w:ind w:firstLineChars="200" w:firstLine="352"/>
-              <w:rPr>
-                <w:rFonts w:ascii="KB금융 제목체 Bold" w:eastAsia="KB금융 제목체 Bold" w:hAnsi="KB금융 제목체 Bold"/>
-              </w:rPr>
-            </w:pPr>
-            <w:r>
-              <w:rPr>
-                <w:rFonts w:ascii="KB금융 제목체 Bold" w:eastAsia="KB금융 제목체 Bold" w:hAnsi="KB금융 제목체 Bold" w:hint="eastAsia"/>
-              </w:rPr>
-              <w:t>영업지수요소(BIC, Business Indicator Component) = ∑영업지수(BI) X 계수(αi)</w:t>
-            </w:r>
-          </w:p>
-        </w:tc>
-      </w:tr>
-    </w:tbl>
-    <w:p>
-      <w:pPr>
-        <w:wordWrap w:val="0"/>
-        <w:autoSpaceDE/>
-        <w:autoSpaceDN/>
-        <w:spacing w:before="0" w:after="0"/>
-        <w:rPr>
-          <w:rFonts w:hAnsi="KB금융 본문체 Light"/>
-        </w:rPr>
-      </w:pPr>
-      <w:bookmarkStart w:id="4" w:name="_Toc60824205"/>
-    </w:p>
-    <w:tbl>
-      <w:tblPr>
-        <w:tblOverlap w:val="never"/>
-        <w:tblW w:w="0" w:type="auto"/>
-        <w:jc w:val="center"/>
-        <w:tblLook w:val="04A0" w:firstRow="1" w:lastRow="0" w:firstColumn="1" w:lastColumn="0" w:noHBand="0" w:noVBand="1"/>
-      </w:tblPr>
-      <w:tblGrid>
-        <w:gridCol w:w="2552"/>
-        <w:gridCol w:w="2835"/>
-        <w:gridCol w:w="2693"/>
-      </w:tblGrid>
-      <w:tr>
-        <w:trPr>
-          <w:trHeight w:val="399"/>
-          <w:jc w:val="center"/>
-        </w:trPr>
-        <w:tc>
-          <w:tcPr>
-            <w:tcW w:w="2552" w:type="dxa"/>
-            <w:tcBorders>
-              <w:top w:val="single" w:sz="2" w:space="0" w:color="000000"/>
-              <w:left w:val="single" w:sz="2" w:space="0" w:color="000000"/>
-              <w:bottom w:val="single" w:sz="2" w:space="0" w:color="000000"/>
-              <w:right w:val="single" w:sz="2" w:space="0" w:color="000000"/>
-            </w:tcBorders>
-            <w:shd w:val="clear" w:color="auto" w:fill="D9D9D9"/>
-            <w:tcMar>
-              <w:top w:w="28" w:type="dxa"/>
-              <w:left w:w="0" w:type="dxa"/>
-              <w:bottom w:w="28" w:type="dxa"/>
-              <w:right w:w="0" w:type="dxa"/>
-            </w:tcMar>
-            <w:vAlign w:val="center"/>
-            <w:hideMark/>
-          </w:tcPr>
-          <w:p>
-            <w:pPr>
-              <w:wordWrap w:val="0"/>
-              <w:autoSpaceDE/>
-              <w:autoSpaceDN/>
-              <w:snapToGrid w:val="0"/>
-              <w:spacing w:before="0" w:after="0"/>
-              <w:jc w:val="center"/>
-              <w:textAlignment w:val="baseline"/>
-              <w:rPr>
-                <w:rFonts w:hAnsi="KB금융 본문체 Light" w:cs="굴림"/>
-                <w:b/>
-                <w:color w:val="000000"/>
-                <w:kern w:val="0"/>
-                <w:szCs w:val="20"/>
-              </w:rPr>
-            </w:pPr>
-            <w:r>
-              <w:rPr>
-                <w:rFonts w:hAnsi="KB금융 본문체 Light" w:cs="굴림" w:hint="eastAsia"/>
-                <w:b/>
-                <w:color w:val="000000"/>
-                <w:kern w:val="0"/>
-                <w:szCs w:val="20"/>
-              </w:rPr>
-              <w:t>버킷</w:t>
-            </w:r>
-          </w:p>
-        </w:tc>
-        <w:tc>
-          <w:tcPr>
-            <w:tcW w:w="2835" w:type="dxa"/>
-            <w:tcBorders>
-              <w:top w:val="single" w:sz="2" w:space="0" w:color="000000"/>
-              <w:left w:val="nil"/>
-              <w:bottom w:val="single" w:sz="2" w:space="0" w:color="000000"/>
-              <w:right w:val="single" w:sz="2" w:space="0" w:color="000000"/>
-            </w:tcBorders>
-            <w:shd w:val="clear" w:color="auto" w:fill="D9D9D9"/>
-            <w:tcMar>
-              <w:top w:w="28" w:type="dxa"/>
-              <w:left w:w="0" w:type="dxa"/>
-              <w:bottom w:w="28" w:type="dxa"/>
-              <w:right w:w="0" w:type="dxa"/>
-            </w:tcMar>
-            <w:vAlign w:val="center"/>
-            <w:hideMark/>
-          </w:tcPr>
-          <w:p>
-            <w:pPr>
-              <w:wordWrap w:val="0"/>
-              <w:autoSpaceDE/>
-              <w:autoSpaceDN/>
-              <w:snapToGrid w:val="0"/>
-              <w:spacing w:before="0" w:after="0"/>
-              <w:jc w:val="center"/>
-              <w:textAlignment w:val="baseline"/>
-              <w:rPr>
-                <w:rFonts w:hAnsi="KB금융 본문체 Light" w:cs="굴림"/>
-                <w:b/>
-                <w:color w:val="000000"/>
-                <w:kern w:val="0"/>
-                <w:szCs w:val="20"/>
-              </w:rPr>
-            </w:pPr>
-            <w:r>
-              <w:rPr>
-                <w:rFonts w:hAnsi="KB금융 본문체 Light" w:cs="굴림" w:hint="eastAsia"/>
-                <w:b/>
-                <w:color w:val="000000"/>
-                <w:kern w:val="0"/>
-                <w:szCs w:val="20"/>
-              </w:rPr>
-              <w:t>영업지수 구간</w:t>
-            </w:r>
-          </w:p>
-        </w:tc>
-        <w:tc>
-          <w:tcPr>
-            <w:tcW w:w="2693" w:type="dxa"/>
-            <w:tcBorders>
-              <w:top w:val="single" w:sz="2" w:space="0" w:color="000000"/>
-              <w:left w:val="single" w:sz="2" w:space="0" w:color="000000"/>
-              <w:bottom w:val="single" w:sz="2" w:space="0" w:color="000000"/>
-              <w:right w:val="single" w:sz="2" w:space="0" w:color="000000"/>
-            </w:tcBorders>
-            <w:shd w:val="clear" w:color="auto" w:fill="D9D9D9"/>
-            <w:tcMar>
-              <w:top w:w="28" w:type="dxa"/>
-              <w:left w:w="0" w:type="dxa"/>
-              <w:bottom w:w="28" w:type="dxa"/>
-              <w:right w:w="0" w:type="dxa"/>
-            </w:tcMar>
-            <w:vAlign w:val="center"/>
-            <w:hideMark/>
-          </w:tcPr>
-          <w:p>
-            <w:pPr>
-              <w:wordWrap w:val="0"/>
-              <w:autoSpaceDE/>
-              <w:autoSpaceDN/>
-              <w:snapToGrid w:val="0"/>
-              <w:spacing w:before="0" w:after="0"/>
-              <w:jc w:val="center"/>
-              <w:textAlignment w:val="baseline"/>
-              <w:rPr>
-                <w:rFonts w:hAnsi="KB금융 본문체 Light" w:cs="굴림"/>
-                <w:b/>
-                <w:color w:val="000000"/>
-                <w:kern w:val="0"/>
-                <w:szCs w:val="20"/>
-              </w:rPr>
-            </w:pPr>
-            <w:r>
-              <w:rPr>
-                <w:rFonts w:hAnsi="KB금융 본문체 Light" w:cs="굴림" w:hint="eastAsia"/>
-                <w:b/>
-                <w:color w:val="000000"/>
-                <w:kern w:val="0"/>
-                <w:szCs w:val="20"/>
-              </w:rPr>
-              <w:t>계수(</w:t>
-            </w:r>
-            <w:r>
-              <w:rPr>
-                <w:rFonts w:hAnsi="KB금융 본문체 Light" w:cs="Times New Roman" w:hint="eastAsia"/>
-                <w:b/>
-                <w:sz w:val="24"/>
-                <w:szCs w:val="24"/>
-              </w:rPr>
-              <w:t>α</w:t>
-            </w:r>
-            <w:r>
-              <w:rPr>
-                <w:rFonts w:hAnsi="KB금융 본문체 Light" w:cs="Times New Roman" w:hint="eastAsia"/>
-                <w:b/>
-                <w:sz w:val="16"/>
-                <w:szCs w:val="16"/>
-              </w:rPr>
-              <w:t>i</w:t>
-            </w:r>
-            <w:r>
-              <w:rPr>
-                <w:rFonts w:hAnsi="KB금융 본문체 Light" w:cs="굴림" w:hint="eastAsia"/>
-                <w:b/>
-                <w:color w:val="000000"/>
-                <w:kern w:val="0"/>
-                <w:szCs w:val="20"/>
-              </w:rPr>
-              <w:t>)</w:t>
-            </w:r>
-          </w:p>
-        </w:tc>
-      </w:tr>
-      <w:tr>
-        <w:trPr>
-          <w:trHeight w:val="399"/>
-          <w:jc w:val="center"/>
-        </w:trPr>
-        <w:tc>
-          <w:tcPr>
-            <w:tcW w:w="2552" w:type="dxa"/>
-            <w:tcBorders>
-              <w:top w:val="single" w:sz="2" w:space="0" w:color="000000"/>
-              <w:left w:val="single" w:sz="2" w:space="0" w:color="000000"/>
-              <w:bottom w:val="single" w:sz="2" w:space="0" w:color="000000"/>
-              <w:right w:val="single" w:sz="2" w:space="0" w:color="000000"/>
-            </w:tcBorders>
-            <w:tcMar>
-              <w:top w:w="28" w:type="dxa"/>
-              <w:left w:w="102" w:type="dxa"/>
-              <w:bottom w:w="28" w:type="dxa"/>
-              <w:right w:w="102" w:type="dxa"/>
-            </w:tcMar>
-            <w:vAlign w:val="center"/>
-            <w:hideMark/>
-          </w:tcPr>
-          <w:p>
-            <w:pPr>
-              <w:wordWrap w:val="0"/>
-              <w:autoSpaceDE/>
-              <w:autoSpaceDN/>
-              <w:snapToGrid w:val="0"/>
-              <w:spacing w:before="0" w:after="0"/>
-              <w:jc w:val="center"/>
-              <w:textAlignment w:val="baseline"/>
-              <w:rPr>
-                <w:rFonts w:hAnsi="KB금융 본문체 Light" w:cs="굴림"/>
-                <w:color w:val="000000"/>
-                <w:kern w:val="0"/>
-                <w:szCs w:val="20"/>
-              </w:rPr>
-            </w:pPr>
-            <w:r>
-              <w:rPr>
-                <w:rFonts w:hAnsi="KB금융 본문체 Light" w:cs="굴림" w:hint="eastAsia"/>
-                <w:color w:val="000000"/>
-                <w:kern w:val="0"/>
-                <w:szCs w:val="20"/>
-              </w:rPr>
-              <w:t>1</w:t>
-            </w:r>
-          </w:p>
-        </w:tc>
-        <w:tc>
-          <w:tcPr>
-            <w:tcW w:w="2835" w:type="dxa"/>
-            <w:tcBorders>
-              <w:top w:val="single" w:sz="2" w:space="0" w:color="000000"/>
-              <w:left w:val="nil"/>
-              <w:bottom w:val="single" w:sz="2" w:space="0" w:color="000000"/>
-              <w:right w:val="single" w:sz="2" w:space="0" w:color="000000"/>
-            </w:tcBorders>
-            <w:tcMar>
-              <w:top w:w="28" w:type="dxa"/>
-              <w:left w:w="0" w:type="dxa"/>
-              <w:bottom w:w="28" w:type="dxa"/>
-              <w:right w:w="0" w:type="dxa"/>
-            </w:tcMar>
-            <w:vAlign w:val="center"/>
-            <w:hideMark/>
-          </w:tcPr>
-          <w:p>
-            <w:pPr>
-              <w:wordWrap w:val="0"/>
-              <w:autoSpaceDE/>
-              <w:autoSpaceDN/>
-              <w:snapToGrid w:val="0"/>
-              <w:spacing w:before="0" w:after="0"/>
-              <w:jc w:val="center"/>
-              <w:textAlignment w:val="baseline"/>
-              <w:rPr>
-                <w:rFonts w:hAnsi="KB금융 본문체 Light" w:cs="굴림"/>
-                <w:color w:val="000000"/>
-                <w:kern w:val="0"/>
-                <w:szCs w:val="20"/>
-              </w:rPr>
-            </w:pPr>
-            <w:r>
-              <w:rPr>
-                <w:rFonts w:hAnsi="KB금융 본문체 Light" w:cs="굴림" w:hint="eastAsia"/>
-                <w:color w:val="000000"/>
-                <w:kern w:val="0"/>
-                <w:szCs w:val="20"/>
-              </w:rPr>
-              <w:t>1.4조원 이하</w:t>
-            </w:r>
-          </w:p>
-        </w:tc>
-        <w:tc>
-          <w:tcPr>
-            <w:tcW w:w="2693" w:type="dxa"/>
-            <w:tcBorders>
-              <w:top w:val="single" w:sz="2" w:space="0" w:color="000000"/>
-              <w:left w:val="single" w:sz="2" w:space="0" w:color="000000"/>
-              <w:bottom w:val="single" w:sz="2" w:space="0" w:color="000000"/>
-              <w:right w:val="single" w:sz="2" w:space="0" w:color="000000"/>
-            </w:tcBorders>
-            <w:tcMar>
-              <w:top w:w="28" w:type="dxa"/>
-              <w:left w:w="102" w:type="dxa"/>
-              <w:bottom w:w="28" w:type="dxa"/>
-              <w:right w:w="102" w:type="dxa"/>
-            </w:tcMar>
-            <w:vAlign w:val="center"/>
-            <w:hideMark/>
-          </w:tcPr>
-          <w:p>
-            <w:pPr>
-              <w:wordWrap w:val="0"/>
-              <w:autoSpaceDE/>
-              <w:autoSpaceDN/>
-              <w:snapToGrid w:val="0"/>
-              <w:spacing w:before="0" w:after="0"/>
-              <w:jc w:val="center"/>
-              <w:textAlignment w:val="baseline"/>
-              <w:rPr>
-                <w:rFonts w:hAnsi="KB금융 본문체 Light" w:cs="굴림"/>
-                <w:color w:val="000000"/>
-                <w:kern w:val="0"/>
-                <w:szCs w:val="20"/>
-              </w:rPr>
-            </w:pPr>
-            <w:r>
-              <w:rPr>
-                <w:rFonts w:hAnsi="KB금융 본문체 Light" w:cs="굴림" w:hint="eastAsia"/>
-                <w:color w:val="000000"/>
-                <w:kern w:val="0"/>
-                <w:szCs w:val="20"/>
-              </w:rPr>
-              <w:t>12%</w:t>
-            </w:r>
-          </w:p>
-        </w:tc>
-      </w:tr>
-      <w:tr>
-        <w:trPr>
-          <w:trHeight w:val="399"/>
-          <w:jc w:val="center"/>
-        </w:trPr>
-        <w:tc>
-          <w:tcPr>
-            <w:tcW w:w="2552" w:type="dxa"/>
-            <w:tcBorders>
-              <w:top w:val="single" w:sz="2" w:space="0" w:color="000000"/>
-              <w:left w:val="single" w:sz="2" w:space="0" w:color="000000"/>
-              <w:bottom w:val="single" w:sz="2" w:space="0" w:color="000000"/>
-              <w:right w:val="single" w:sz="2" w:space="0" w:color="000000"/>
-            </w:tcBorders>
-            <w:tcMar>
-              <w:top w:w="28" w:type="dxa"/>
-              <w:left w:w="102" w:type="dxa"/>
-              <w:bottom w:w="28" w:type="dxa"/>
-              <w:right w:w="102" w:type="dxa"/>
-            </w:tcMar>
-            <w:vAlign w:val="center"/>
-            <w:hideMark/>
-          </w:tcPr>
-          <w:p>
-            <w:pPr>
-              <w:wordWrap w:val="0"/>
-              <w:autoSpaceDE/>
-              <w:autoSpaceDN/>
-              <w:snapToGrid w:val="0"/>
-              <w:spacing w:before="0" w:after="0"/>
-              <w:jc w:val="center"/>
-              <w:textAlignment w:val="baseline"/>
-              <w:rPr>
-                <w:rFonts w:hAnsi="KB금융 본문체 Light" w:cs="굴림"/>
-                <w:color w:val="000000"/>
-                <w:kern w:val="0"/>
-                <w:szCs w:val="20"/>
-              </w:rPr>
-            </w:pPr>
-            <w:r>
-              <w:rPr>
-                <w:rFonts w:hAnsi="KB금융 본문체 Light" w:cs="굴림" w:hint="eastAsia"/>
-                <w:color w:val="000000"/>
-                <w:kern w:val="0"/>
-                <w:szCs w:val="20"/>
-              </w:rPr>
-              <w:t>2</w:t>
-            </w:r>
-          </w:p>
-        </w:tc>
-        <w:tc>
-          <w:tcPr>
-            <w:tcW w:w="2835" w:type="dxa"/>
-            <w:tcBorders>
-              <w:top w:val="single" w:sz="2" w:space="0" w:color="000000"/>
-              <w:left w:val="nil"/>
-              <w:bottom w:val="single" w:sz="2" w:space="0" w:color="000000"/>
-              <w:right w:val="single" w:sz="2" w:space="0" w:color="000000"/>
-            </w:tcBorders>
-            <w:tcMar>
-              <w:top w:w="28" w:type="dxa"/>
-              <w:left w:w="0" w:type="dxa"/>
-              <w:bottom w:w="28" w:type="dxa"/>
-              <w:right w:w="0" w:type="dxa"/>
-            </w:tcMar>
-            <w:vAlign w:val="center"/>
-            <w:hideMark/>
-          </w:tcPr>
-          <w:p>
-            <w:pPr>
-              <w:wordWrap w:val="0"/>
-              <w:autoSpaceDE/>
-              <w:autoSpaceDN/>
-              <w:snapToGrid w:val="0"/>
-              <w:spacing w:before="0" w:after="0"/>
-              <w:jc w:val="center"/>
-              <w:textAlignment w:val="baseline"/>
-              <w:rPr>
-                <w:rFonts w:hAnsi="KB금융 본문체 Light" w:cs="굴림"/>
-                <w:color w:val="000000"/>
-                <w:kern w:val="0"/>
-                <w:szCs w:val="20"/>
-              </w:rPr>
-            </w:pPr>
-            <w:r>
-              <w:rPr>
-                <w:rFonts w:hAnsi="KB금융 본문체 Light" w:cs="굴림" w:hint="eastAsia"/>
-                <w:color w:val="000000"/>
-                <w:kern w:val="0"/>
-                <w:szCs w:val="20"/>
-              </w:rPr>
-              <w:t>1.4조원 초과 42조원 이하</w:t>
-            </w:r>
-          </w:p>
-        </w:tc>
-        <w:tc>
-          <w:tcPr>
-            <w:tcW w:w="2693" w:type="dxa"/>
-            <w:tcBorders>
-              <w:top w:val="single" w:sz="2" w:space="0" w:color="000000"/>
-              <w:left w:val="single" w:sz="2" w:space="0" w:color="000000"/>
-              <w:bottom w:val="single" w:sz="2" w:space="0" w:color="000000"/>
-              <w:right w:val="single" w:sz="2" w:space="0" w:color="000000"/>
-            </w:tcBorders>
-            <w:tcMar>
-              <w:top w:w="28" w:type="dxa"/>
-              <w:left w:w="102" w:type="dxa"/>
-              <w:bottom w:w="28" w:type="dxa"/>
-              <w:right w:w="102" w:type="dxa"/>
-            </w:tcMar>
-            <w:vAlign w:val="center"/>
-            <w:hideMark/>
-          </w:tcPr>
-          <w:p>
-            <w:pPr>
-              <w:wordWrap w:val="0"/>
-              <w:autoSpaceDE/>
-              <w:autoSpaceDN/>
-              <w:snapToGrid w:val="0"/>
-              <w:spacing w:before="0" w:after="0"/>
-              <w:jc w:val="center"/>
-              <w:textAlignment w:val="baseline"/>
-              <w:rPr>
-                <w:rFonts w:hAnsi="KB금융 본문체 Light" w:cs="굴림"/>
-                <w:color w:val="000000"/>
-                <w:kern w:val="0"/>
-                <w:szCs w:val="20"/>
-              </w:rPr>
-            </w:pPr>
-            <w:r>
-              <w:rPr>
-                <w:rFonts w:hAnsi="KB금융 본문체 Light" w:cs="굴림" w:hint="eastAsia"/>
-                <w:color w:val="000000"/>
-                <w:kern w:val="0"/>
-                <w:szCs w:val="20"/>
-              </w:rPr>
-              <w:t>15%</w:t>
-            </w:r>
-          </w:p>
-        </w:tc>
-      </w:tr>
-      <w:tr>
-        <w:trPr>
-          <w:trHeight w:val="399"/>
-          <w:jc w:val="center"/>
-        </w:trPr>
-        <w:tc>
-          <w:tcPr>
-            <w:tcW w:w="2552" w:type="dxa"/>
-            <w:tcBorders>
-              <w:top w:val="single" w:sz="2" w:space="0" w:color="000000"/>
-              <w:left w:val="single" w:sz="2" w:space="0" w:color="000000"/>
-              <w:bottom w:val="single" w:sz="2" w:space="0" w:color="000000"/>
-              <w:right w:val="single" w:sz="2" w:space="0" w:color="000000"/>
-            </w:tcBorders>
-            <w:tcMar>
-              <w:top w:w="28" w:type="dxa"/>
-              <w:left w:w="102" w:type="dxa"/>
-              <w:bottom w:w="28" w:type="dxa"/>
-              <w:right w:w="102" w:type="dxa"/>
-            </w:tcMar>
-            <w:vAlign w:val="center"/>
-            <w:hideMark/>
-          </w:tcPr>
-          <w:p>
-            <w:pPr>
-              <w:wordWrap w:val="0"/>
-              <w:autoSpaceDE/>
-              <w:autoSpaceDN/>
-              <w:snapToGrid w:val="0"/>
-              <w:spacing w:before="0" w:after="0"/>
-              <w:jc w:val="center"/>
-              <w:textAlignment w:val="baseline"/>
-              <w:rPr>
-                <w:rFonts w:hAnsi="KB금융 본문체 Light" w:cs="굴림"/>
-                <w:color w:val="000000"/>
-                <w:kern w:val="0"/>
-                <w:szCs w:val="20"/>
-              </w:rPr>
-            </w:pPr>
-            <w:r>
-              <w:rPr>
-                <w:rFonts w:hAnsi="KB금융 본문체 Light" w:cs="굴림" w:hint="eastAsia"/>
-                <w:color w:val="000000"/>
-                <w:kern w:val="0"/>
-                <w:szCs w:val="20"/>
-              </w:rPr>
-              <w:t>3</w:t>
-            </w:r>
-          </w:p>
-        </w:tc>
-        <w:tc>
-          <w:tcPr>
-            <w:tcW w:w="2835" w:type="dxa"/>
-            <w:tcBorders>
-              <w:top w:val="single" w:sz="2" w:space="0" w:color="000000"/>
-              <w:left w:val="nil"/>
-              <w:bottom w:val="single" w:sz="2" w:space="0" w:color="000000"/>
-              <w:right w:val="single" w:sz="2" w:space="0" w:color="000000"/>
-            </w:tcBorders>
-            <w:tcMar>
-              <w:top w:w="28" w:type="dxa"/>
-              <w:left w:w="0" w:type="dxa"/>
-              <w:bottom w:w="28" w:type="dxa"/>
-              <w:right w:w="0" w:type="dxa"/>
-            </w:tcMar>
-            <w:vAlign w:val="center"/>
-            <w:hideMark/>
-          </w:tcPr>
-          <w:p>
-            <w:pPr>
-              <w:wordWrap w:val="0"/>
-              <w:autoSpaceDE/>
-              <w:autoSpaceDN/>
-              <w:snapToGrid w:val="0"/>
-              <w:spacing w:before="0" w:after="0"/>
-              <w:jc w:val="center"/>
-              <w:textAlignment w:val="baseline"/>
-              <w:rPr>
-                <w:rFonts w:hAnsi="KB금융 본문체 Light" w:cs="굴림"/>
-                <w:color w:val="000000"/>
-                <w:kern w:val="0"/>
-                <w:szCs w:val="20"/>
-              </w:rPr>
-            </w:pPr>
-            <w:r>
-              <w:rPr>
-                <w:rFonts w:hAnsi="KB금융 본문체 Light" w:cs="굴림" w:hint="eastAsia"/>
-                <w:color w:val="000000"/>
-                <w:kern w:val="0"/>
-                <w:szCs w:val="20"/>
-              </w:rPr>
-              <w:t>42조원 초과</w:t>
-            </w:r>
-          </w:p>
-        </w:tc>
-        <w:tc>
-          <w:tcPr>
-            <w:tcW w:w="2693" w:type="dxa"/>
-            <w:tcBorders>
-              <w:top w:val="single" w:sz="2" w:space="0" w:color="000000"/>
-              <w:left w:val="single" w:sz="2" w:space="0" w:color="000000"/>
-              <w:bottom w:val="single" w:sz="2" w:space="0" w:color="000000"/>
-              <w:right w:val="single" w:sz="2" w:space="0" w:color="000000"/>
-            </w:tcBorders>
-            <w:tcMar>
-              <w:top w:w="28" w:type="dxa"/>
-              <w:left w:w="102" w:type="dxa"/>
-              <w:bottom w:w="28" w:type="dxa"/>
-              <w:right w:w="102" w:type="dxa"/>
-            </w:tcMar>
-            <w:vAlign w:val="center"/>
-            <w:hideMark/>
-          </w:tcPr>
-          <w:p>
-            <w:pPr>
-              <w:wordWrap w:val="0"/>
-              <w:autoSpaceDE/>
-              <w:autoSpaceDN/>
-              <w:snapToGrid w:val="0"/>
-              <w:spacing w:before="0" w:after="0"/>
-              <w:jc w:val="center"/>
-              <w:textAlignment w:val="baseline"/>
-              <w:rPr>
-                <w:rFonts w:hAnsi="KB금융 본문체 Light" w:cs="굴림"/>
-                <w:color w:val="000000"/>
-                <w:kern w:val="0"/>
-                <w:szCs w:val="20"/>
-              </w:rPr>
-            </w:pPr>
-            <w:r>
-              <w:rPr>
-                <w:rFonts w:hAnsi="KB금융 본문체 Light" w:cs="굴림" w:hint="eastAsia"/>
-                <w:color w:val="000000"/>
-                <w:kern w:val="0"/>
-                <w:szCs w:val="20"/>
-              </w:rPr>
-              <w:t>18%</w:t>
-            </w:r>
-          </w:p>
-        </w:tc>
-      </w:tr>
-    </w:tbl>
-    <w:p>
-      <w:pPr>
-        <w:jc w:val="left"/>
-        <w:rPr>
-          <w:rFonts w:hAnsi="KB금융 본문체 Light"/>
-          <w:bCs/>
-        </w:rPr>
-      </w:pPr>
-    </w:p>
-    <w:p>
-      <w:pPr>
-        <w:jc w:val="left"/>
-        <w:rPr>
-          <w:rFonts w:hAnsi="KB금융 본문체 Light"/>
-          <w:bCs/>
-        </w:rPr>
-      </w:pPr>
-    </w:p>
-    <w:p>
-      <w:pPr>
-        <w:jc w:val="left"/>
-        <w:rPr>
-          <w:rFonts w:hAnsi="KB금융 본문체 Light"/>
-          <w:bCs/>
-        </w:rPr>
-      </w:pPr>
-    </w:p>
-    <w:p>
-      <w:pPr>
-        <w:jc w:val="left"/>
-        <w:rPr>
-          <w:rFonts w:hAnsi="KB금융 본문체 Light"/>
-          <w:bCs/>
-        </w:rPr>
-      </w:pPr>
-    </w:p>
-    <w:p>
-      <w:pPr>
-        <w:pStyle w:val="Default"/>
-        <w:rPr>
-          <w:rFonts w:ascii="KB금융 본문체 Light" w:eastAsia="KB금융 본문체 Light" w:hAnsi="KB금융 본문체 Light" w:cstheme="minorBidi"/>
-          <w:b/>
-          <w:color w:val="auto"/>
-          <w:kern w:val="2"/>
-          <w:sz w:val="22"/>
-          <w:szCs w:val="22"/>
-        </w:rPr>
-      </w:pPr>
-      <w:r>
-        <w:rPr>
-          <w:rFonts w:ascii="KB금융 본문체 Light" w:eastAsia="KB금융 본문체 Light" w:hAnsi="KB금융 본문체 Light" w:cstheme="minorBidi" w:hint="eastAsia"/>
-          <w:b/>
-          <w:color w:val="auto"/>
-          <w:kern w:val="2"/>
-          <w:sz w:val="22"/>
-          <w:szCs w:val="22"/>
-        </w:rPr>
-        <w:lastRenderedPageBreak/>
-        <w:t xml:space="preserve">2. 내부손실승수 </w:t>
-      </w:r>
-    </w:p>
-    <w:p>
-      <w:pPr>
-        <w:pStyle w:val="Default"/>
-        <w:rPr>
-          <w:rFonts w:ascii="KB금융 본문체 Light" w:eastAsia="KB금융 본문체 Light" w:hAnsi="KB금융 본문체 Light" w:cstheme="minorBidi"/>
-          <w:color w:val="auto"/>
-          <w:kern w:val="2"/>
-          <w:sz w:val="20"/>
-          <w:szCs w:val="20"/>
-        </w:rPr>
-      </w:pPr>
-    </w:p>
-    <w:tbl>
-      <w:tblPr>
-        <w:tblStyle w:val="afb"/>
-        <w:tblW w:w="8646" w:type="dxa"/>
-        <w:tblInd w:w="421" w:type="dxa"/>
-        <w:tblLook w:val="04A0" w:firstRow="1" w:lastRow="0" w:firstColumn="1" w:lastColumn="0" w:noHBand="0" w:noVBand="1"/>
-      </w:tblPr>
-      <w:tblGrid>
-        <w:gridCol w:w="8646"/>
-      </w:tblGrid>
-      <w:tr>
-        <w:trPr>
-          <w:trHeight w:val="680"/>
-        </w:trPr>
-        <w:tc>
-          <w:tcPr>
-            <w:tcW w:w="8646" w:type="dxa"/>
-            <w:tcBorders>
-              <w:top w:val="single" w:sz="4" w:space="0" w:color="000000"/>
-              <w:left w:val="single" w:sz="4" w:space="0" w:color="000000"/>
-              <w:bottom w:val="single" w:sz="4" w:space="0" w:color="000000"/>
-              <w:right w:val="single" w:sz="4" w:space="0" w:color="000000"/>
-            </w:tcBorders>
-            <w:hideMark/>
-          </w:tcPr>
-          <w:p>
-            <w:pPr>
-              <w:spacing w:before="120" w:after="120"/>
-              <w:ind w:firstLineChars="200" w:firstLine="352"/>
-              <w:rPr>
-                <w:rFonts w:ascii="KB금융 제목체 Bold" w:eastAsia="KB금융 제목체 Bold" w:hAnsi="KB금융 제목체 Bold"/>
-                <w:bCs/>
-                <w:iCs/>
-              </w:rPr>
-            </w:pPr>
-            <w:r>
-              <w:rPr>
-                <w:rFonts w:ascii="KB금융 제목체 Bold" w:eastAsia="KB금융 제목체 Bold" w:hAnsi="KB금융 제목체 Bold" w:hint="eastAsia"/>
-              </w:rPr>
-              <w:t xml:space="preserve">내부손실승수(ILM) </w:t>
-            </w:r>
-            <w:r>
-              <w:rPr>
-                <w:rFonts w:ascii="KB금융 제목체 Bold" w:eastAsia="KB금융 제목체 Bold" w:hAnsi="KB금융 제목체 Bold" w:hint="eastAsia"/>
-                <w:bCs/>
-              </w:rPr>
-              <w:t xml:space="preserve">= </w:t>
-            </w:r>
-            <m:oMath>
-              <m:func>
-                <m:funcPr>
-                  <m:ctrlPr>
-                    <w:rPr>
-                      <w:rFonts w:ascii="Cambria Math" w:eastAsia="KB금융 제목체 Bold" w:hAnsi="Cambria Math"/>
-                      <w:b/>
-                      <w:bCs/>
-                      <w:i/>
-                      <w:iCs/>
-                    </w:rPr>
-                  </m:ctrlPr>
-                </m:funcPr>
-                <m:fName>
-                  <m:r>
-                    <m:rPr>
-                      <m:sty m:val="bi"/>
-                    </m:rPr>
-                    <w:rPr>
-                      <w:rFonts w:ascii="Cambria Math" w:eastAsia="KB금융 제목체 Bold" w:hAnsi="Cambria Math"/>
-                    </w:rPr>
-                    <m:t>ln</m:t>
-                  </m:r>
-                </m:fName>
-                <m:e>
-                  <m:r>
-                    <m:rPr>
-                      <m:sty m:val="bi"/>
-                    </m:rPr>
-                    <w:rPr>
-                      <w:rFonts w:ascii="Cambria Math" w:eastAsia="KB금융 제목체 Bold" w:hAnsi="Cambria Math"/>
-                    </w:rPr>
-                    <m:t>[</m:t>
-                  </m:r>
-                  <m:func>
-                    <m:funcPr>
-                      <m:ctrlPr>
-                        <w:rPr>
-                          <w:rFonts w:ascii="Cambria Math" w:eastAsia="KB금융 제목체 Bold" w:hAnsi="Cambria Math"/>
-                          <w:b/>
-                          <w:bCs/>
-                          <w:i/>
-                          <w:iCs/>
-                        </w:rPr>
-                      </m:ctrlPr>
-                    </m:funcPr>
-                    <m:fName>
-                      <m:r>
-                        <m:rPr>
-                          <m:sty m:val="bi"/>
-                        </m:rPr>
-                        <w:rPr>
-                          <w:rFonts w:ascii="Cambria Math" w:eastAsia="KB금융 제목체 Bold" w:hAnsi="Cambria Math"/>
-                        </w:rPr>
-                        <m:t>exp</m:t>
-                      </m:r>
-                    </m:fName>
-                    <m:e>
-                      <m:d>
-                        <m:dPr>
-                          <m:ctrlPr>
-                            <w:rPr>
-                              <w:rFonts w:ascii="Cambria Math" w:eastAsia="KB금융 제목체 Bold" w:hAnsi="Cambria Math"/>
-                              <w:b/>
-                              <w:bCs/>
-                              <w:i/>
-                              <w:iCs/>
-                            </w:rPr>
-                          </m:ctrlPr>
-                        </m:dPr>
-                        <m:e>
-                          <m:r>
-                            <m:rPr>
-                              <m:sty m:val="bi"/>
-                            </m:rPr>
-                            <w:rPr>
-                              <w:rFonts w:ascii="Cambria Math" w:eastAsia="KB금융 제목체 Bold" w:hAnsi="Cambria Math"/>
-                            </w:rPr>
-                            <m:t>1</m:t>
-                          </m:r>
-                        </m:e>
-                      </m:d>
-                    </m:e>
-                  </m:func>
-                  <m:r>
-                    <m:rPr>
-                      <m:sty m:val="bi"/>
-                    </m:rPr>
-                    <w:rPr>
-                      <w:rFonts w:ascii="Cambria Math" w:eastAsia="KB금융 제목체 Bold" w:hAnsi="Cambria Math"/>
-                    </w:rPr>
-                    <m:t>-1+</m:t>
-                  </m:r>
-                  <m:sSup>
-                    <m:sSupPr>
-                      <m:ctrlPr>
-                        <w:rPr>
-                          <w:rFonts w:ascii="Cambria Math" w:eastAsia="KB금융 제목체 Bold" w:hAnsi="Cambria Math"/>
-                          <w:b/>
-                          <w:bCs/>
-                          <w:i/>
-                          <w:iCs/>
-                        </w:rPr>
-                      </m:ctrlPr>
-                    </m:sSupPr>
-                    <m:e>
-                      <m:d>
-                        <m:dPr>
-                          <m:ctrlPr>
-                            <w:rPr>
-                              <w:rFonts w:ascii="Cambria Math" w:eastAsia="KB금융 제목체 Bold" w:hAnsi="Cambria Math"/>
-                              <w:b/>
-                              <w:bCs/>
-                              <w:i/>
-                              <w:iCs/>
-                            </w:rPr>
-                          </m:ctrlPr>
-                        </m:dPr>
-                        <m:e>
-                          <m:f>
-                            <m:fPr>
-                              <m:ctrlPr>
-                                <w:rPr>
-                                  <w:rFonts w:ascii="Cambria Math" w:eastAsia="KB금융 제목체 Bold" w:hAnsi="Cambria Math"/>
-                                  <w:b/>
-                                  <w:bCs/>
-                                  <w:i/>
-                                  <w:iCs/>
-                                </w:rPr>
-                              </m:ctrlPr>
-                            </m:fPr>
-                            <m:num>
-                              <m:r>
-                                <m:rPr>
-                                  <m:sty m:val="bi"/>
-                                </m:rPr>
-                                <w:rPr>
-                                  <w:rFonts w:ascii="Cambria Math" w:eastAsia="KB금융 제목체 Bold" w:hAnsi="Cambria Math"/>
-                                </w:rPr>
-                                <m:t>LC</m:t>
-                              </m:r>
-                            </m:num>
-                            <m:den>
-                              <m:r>
-                                <m:rPr>
-                                  <m:sty m:val="bi"/>
-                                </m:rPr>
-                                <w:rPr>
-                                  <w:rFonts w:ascii="Cambria Math" w:eastAsia="KB금융 제목체 Bold" w:hAnsi="Cambria Math"/>
-                                </w:rPr>
-                                <m:t>BIC</m:t>
-                              </m:r>
-                            </m:den>
-                          </m:f>
-                        </m:e>
-                      </m:d>
-                    </m:e>
-                    <m:sup>
-                      <m:r>
-                        <m:rPr>
-                          <m:sty m:val="bi"/>
-                        </m:rPr>
-                        <w:rPr>
-                          <w:rFonts w:ascii="Cambria Math" w:eastAsia="KB금융 제목체 Bold" w:hAnsi="Cambria Math"/>
-                        </w:rPr>
-                        <m:t>0.8</m:t>
-                      </m:r>
-                    </m:sup>
-                  </m:sSup>
-                  <m:r>
-                    <m:rPr>
-                      <m:sty m:val="bi"/>
-                    </m:rPr>
-                    <w:rPr>
-                      <w:rFonts w:ascii="Cambria Math" w:eastAsia="KB금융 제목체 Bold" w:hAnsi="Cambria Math"/>
-                    </w:rPr>
-                    <m:t>]</m:t>
-                  </m:r>
-                </m:e>
-              </m:func>
-            </m:oMath>
-            <w:r>
-              <w:rPr>
-                <w:rFonts w:ascii="KB금융 제목체 Bold" w:eastAsia="KB금융 제목체 Bold" w:hAnsi="KB금융 제목체 Bold" w:hint="eastAsia"/>
-                <w:bCs/>
-                <w:iCs/>
-              </w:rPr>
-              <w:t xml:space="preserve"> </w:t>
-            </w:r>
-          </w:p>
-        </w:tc>
-      </w:tr>
-    </w:tbl>
-    <w:p>
-      <w:pPr>
-        <w:ind w:firstLineChars="100" w:firstLine="176"/>
-        <w:rPr>
-          <w:rFonts w:hAnsi="KB금융 본문체 Light"/>
-        </w:rPr>
-      </w:pPr>
-    </w:p>
-    <w:p>
-      <w:pPr>
-        <w:numPr>
-          <w:ilvl w:val="0"/>
-          <w:numId w:val="38"/>
-        </w:numPr>
-        <w:overflowPunct w:val="0"/>
-        <w:spacing w:before="0" w:after="0"/>
-        <w:rPr>
-          <w:rFonts w:hAnsi="KB금융 본문체 Light"/>
-          <w:color w:val="000000"/>
-        </w:rPr>
-      </w:pPr>
-      <w:r>
-        <w:rPr>
-          <w:rFonts w:hAnsi="KB금융 본문체 Light" w:hint="eastAsia"/>
-          <w:b/>
-          <w:color w:val="000000"/>
-        </w:rPr>
-        <w:t>손실요소(LC, Loss Component)</w:t>
-      </w:r>
-      <w:r>
-        <w:rPr>
-          <w:rFonts w:hAnsi="KB금융 본문체 Light" w:hint="eastAsia"/>
-          <w:color w:val="000000"/>
-        </w:rPr>
-        <w:t xml:space="preserve">는 과거 10년간 연평균 운영리스크 손실금액에 15를 곱하여 산출한다. </w:t>
-      </w:r>
-    </w:p>
-    <w:p>
-      <w:pPr>
-        <w:numPr>
-          <w:ilvl w:val="0"/>
-          <w:numId w:val="38"/>
-        </w:numPr>
-        <w:overflowPunct w:val="0"/>
-        <w:spacing w:before="0" w:after="0"/>
-        <w:rPr>
-          <w:rFonts w:hAnsi="KB금융 본문체 Light"/>
-          <w:color w:val="000000"/>
-        </w:rPr>
-      </w:pPr>
-      <w:r>
-        <w:rPr>
-          <w:rFonts w:hAnsi="KB금융 본문체 Light" w:hint="eastAsia"/>
-          <w:color w:val="000000"/>
-        </w:rPr>
-        <w:t>손실데이터 활용을 위한 기준을 충족하지 못하는 금융회사는 내부손실승수를 1로 적용함</w:t>
-      </w:r>
-    </w:p>
-    <w:p>
-      <w:pPr>
-        <w:overflowPunct w:val="0"/>
-        <w:ind w:left="113"/>
-        <w:rPr>
-          <w:rFonts w:hAnsi="KB금융 본문체 Light"/>
-          <w:color w:val="000000"/>
-        </w:rPr>
-      </w:pPr>
-    </w:p>
-    <w:p>
-      <w:pPr>
-        <w:pStyle w:val="Default"/>
-        <w:spacing w:line="360" w:lineRule="auto"/>
-        <w:rPr>
-          <w:rFonts w:ascii="KB금융 본문체 Light" w:eastAsia="KB금융 본문체 Light" w:hAnsi="KB금융 본문체 Light" w:cstheme="minorBidi"/>
-          <w:b/>
-          <w:color w:val="auto"/>
-          <w:kern w:val="2"/>
-          <w:sz w:val="22"/>
-          <w:szCs w:val="22"/>
-        </w:rPr>
-      </w:pPr>
-      <w:r>
-        <w:rPr>
-          <w:rFonts w:ascii="KB금융 본문체 Light" w:eastAsia="KB금융 본문체 Light" w:hAnsi="KB금융 본문체 Light" w:cstheme="minorBidi" w:hint="eastAsia"/>
-          <w:b/>
-          <w:color w:val="auto"/>
-          <w:kern w:val="2"/>
-          <w:sz w:val="22"/>
-          <w:szCs w:val="22"/>
-        </w:rPr>
-        <w:t xml:space="preserve">3. 운영리스크 소요자기자본 </w:t>
-      </w:r>
-    </w:p>
-    <w:tbl>
-      <w:tblPr>
-        <w:tblStyle w:val="afb"/>
-        <w:tblW w:w="8646" w:type="dxa"/>
-        <w:tblInd w:w="421" w:type="dxa"/>
-        <w:tblLook w:val="04A0" w:firstRow="1" w:lastRow="0" w:firstColumn="1" w:lastColumn="0" w:noHBand="0" w:noVBand="1"/>
-      </w:tblPr>
-      <w:tblGrid>
-        <w:gridCol w:w="8646"/>
-      </w:tblGrid>
-      <w:tr>
-        <w:tc>
-          <w:tcPr>
-            <w:tcW w:w="8646" w:type="dxa"/>
-          </w:tcPr>
-          <w:p>
-            <w:pPr>
-              <w:pStyle w:val="Default"/>
-              <w:snapToGrid w:val="0"/>
-              <w:spacing w:before="120" w:after="120"/>
-              <w:ind w:firstLineChars="200" w:firstLine="352"/>
-              <w:rPr>
-                <w:rFonts w:ascii="KB금융 본문체 Light" w:eastAsia="KB금융 본문체 Light" w:hAnsi="KB금융 본문체 Light" w:cstheme="minorBidi"/>
-                <w:b/>
-                <w:color w:val="auto"/>
-                <w:kern w:val="2"/>
-                <w:sz w:val="22"/>
-                <w:szCs w:val="22"/>
-              </w:rPr>
-            </w:pPr>
-            <w:r>
-              <w:rPr>
-                <w:rFonts w:ascii="KB금융 제목체 Bold" w:eastAsia="KB금융 제목체 Bold" w:hAnsi="KB금융 제목체 Bold" w:cstheme="minorBidi" w:hint="eastAsia"/>
-                <w:color w:val="auto"/>
-                <w:kern w:val="2"/>
-                <w:sz w:val="20"/>
-                <w:szCs w:val="20"/>
-              </w:rPr>
-              <w:t xml:space="preserve">운영리스크 소요자기자본 = </w:t>
-            </w:r>
-            <w:r>
-              <w:rPr>
-                <w:rFonts w:ascii="KB금융 제목체 Bold" w:eastAsia="KB금융 제목체 Bold" w:hAnsi="KB금융 제목체 Bold" w:hint="eastAsia"/>
-                <w:sz w:val="20"/>
-                <w:szCs w:val="20"/>
-              </w:rPr>
-              <w:t>영업지수요소(BIC) X 내부손실승수(ILM)</w:t>
-            </w:r>
-          </w:p>
-        </w:tc>
-      </w:tr>
-    </w:tbl>
-    <w:p>
-      <w:pPr>
-        <w:pStyle w:val="Default"/>
-        <w:rPr>
-          <w:rFonts w:ascii="KB금융 본문체 Light" w:hAnsi="KB금융 본문체 Light"/>
-          <w:sz w:val="20"/>
-          <w:szCs w:val="20"/>
-        </w:rPr>
-      </w:pPr>
-    </w:p>
-    <w:p>
-      <w:pPr>
-        <w:pStyle w:val="Default"/>
-        <w:spacing w:line="360" w:lineRule="auto"/>
-        <w:rPr>
-          <w:rFonts w:ascii="KB금융 본문체 Light" w:eastAsia="KB금융 본문체 Light" w:hAnsi="KB금융 본문체 Light" w:cstheme="minorBidi"/>
-          <w:b/>
-          <w:color w:val="auto"/>
-          <w:kern w:val="2"/>
-          <w:sz w:val="22"/>
-          <w:szCs w:val="22"/>
-        </w:rPr>
-      </w:pPr>
-      <w:r>
-        <w:rPr>
-          <w:rFonts w:ascii="KB금융 본문체 Light" w:eastAsia="KB금융 본문체 Light" w:hAnsi="KB금융 본문체 Light" w:cstheme="minorBidi" w:hint="eastAsia"/>
-          <w:b/>
-          <w:color w:val="auto"/>
-          <w:kern w:val="2"/>
-          <w:sz w:val="22"/>
-          <w:szCs w:val="22"/>
-        </w:rPr>
-        <w:t xml:space="preserve">4. 운영위험가중자산 </w:t>
-      </w:r>
-    </w:p>
-    <w:tbl>
-      <w:tblPr>
-        <w:tblStyle w:val="afb"/>
-        <w:tblW w:w="8646" w:type="dxa"/>
-        <w:tblInd w:w="421" w:type="dxa"/>
-        <w:tblLook w:val="04A0" w:firstRow="1" w:lastRow="0" w:firstColumn="1" w:lastColumn="0" w:noHBand="0" w:noVBand="1"/>
-      </w:tblPr>
-      <w:tblGrid>
-        <w:gridCol w:w="8646"/>
-      </w:tblGrid>
-      <w:tr>
-        <w:tc>
-          <w:tcPr>
-            <w:tcW w:w="8646" w:type="dxa"/>
-          </w:tcPr>
-          <w:p>
-            <w:pPr>
-              <w:snapToGrid w:val="0"/>
-              <w:spacing w:before="120" w:after="120"/>
-              <w:ind w:firstLineChars="200" w:firstLine="352"/>
-              <w:rPr>
-                <w:rFonts w:ascii="KB금융 제목체 Bold" w:eastAsia="KB금융 제목체 Bold" w:hAnsi="KB금융 제목체 Bold"/>
-              </w:rPr>
-            </w:pPr>
-            <w:r>
-              <w:rPr>
-                <w:rFonts w:ascii="KB금융 제목체 Bold" w:eastAsia="KB금융 제목체 Bold" w:hAnsi="KB금융 제목체 Bold" w:cstheme="minorBidi" w:hint="eastAsia"/>
-              </w:rPr>
-              <w:t>운영위험가중자산 = 운영리스크 소요자기자본</w:t>
-            </w:r>
-            <w:r>
-              <w:rPr>
-                <w:rFonts w:ascii="KB금융 제목체 Bold" w:eastAsia="KB금융 제목체 Bold" w:hAnsi="KB금융 제목체 Bold" w:hint="eastAsia"/>
-              </w:rPr>
-              <w:t xml:space="preserve"> X 12.5</w:t>
-            </w:r>
-          </w:p>
-        </w:tc>
-      </w:tr>
-    </w:tbl>
-    <w:p>
-      <w:pPr>
-        <w:widowControl/>
-        <w:jc w:val="left"/>
-        <w:rPr>
-          <w:rFonts w:hAnsi="KB금융 본문체 Light"/>
-        </w:rPr>
-      </w:pPr>
-    </w:p>
-    <w:p>
-      <w:pPr>
-        <w:widowControl/>
-        <w:jc w:val="left"/>
-        <w:rPr>
-          <w:rFonts w:hAnsi="KB금융 본문체 Light"/>
-        </w:rPr>
-      </w:pPr>
-      <w:r>
-        <w:rPr>
-          <w:rFonts w:hAnsi="KB금융 본문체 Light"/>
-        </w:rPr>
-        <w:br w:type="page"/>
-      </w:r>
-    </w:p>
-    <w:p>
-      <w:pPr>
-        <w:widowControl/>
-        <w:jc w:val="left"/>
-        <w:rPr>
-          <w:rFonts w:hAnsi="KB금융 본문체 Light"/>
-        </w:rPr>
-      </w:pPr>
-      <w:r>
-        <w:rPr>
-          <w:rFonts w:hAnsi="KB금융 본문체 Light" w:hint="eastAsia"/>
-        </w:rPr>
-        <w:lastRenderedPageBreak/>
-        <w:t xml:space="preserve"> [별첨 2]</w:t>
-      </w:r>
-    </w:p>
-    <w:p>
-      <w:pPr>
-        <w:rPr>
-          <w:rFonts w:hAnsi="KB금융 본문체 Light"/>
-        </w:rPr>
-      </w:pPr>
-    </w:p>
-    <w:p>
-      <w:pPr>
-        <w:jc w:val="center"/>
-        <w:rPr>
-          <w:rFonts w:ascii="KB금융 제목체 Bold" w:eastAsia="KB금융 제목체 Bold" w:hAnsi="KB금융 제목체 Bold"/>
-        </w:rPr>
-      </w:pPr>
-      <w:r>
-        <w:rPr>
-          <w:rFonts w:ascii="KB금융 제목체 Bold" w:eastAsia="KB금융 제목체 Bold" w:hAnsi="KB금융 제목체 Bold" w:hint="eastAsia"/>
-          <w:sz w:val="28"/>
-          <w:szCs w:val="28"/>
-        </w:rPr>
-        <w:t>세부 손실사건의 유형 분류</w:t>
-      </w:r>
-    </w:p>
-    <w:p/>
-    <w:tbl>
-      <w:tblPr>
-        <w:tblW w:w="0" w:type="auto"/>
-        <w:jc w:val="center"/>
-        <w:tblLayout w:type="fixed"/>
-        <w:tblCellMar>
-          <w:left w:w="99" w:type="dxa"/>
-          <w:right w:w="99" w:type="dxa"/>
-        </w:tblCellMar>
-        <w:tblLook w:val="04A0" w:firstRow="1" w:lastRow="0" w:firstColumn="1" w:lastColumn="0" w:noHBand="0" w:noVBand="1"/>
-      </w:tblPr>
-      <w:tblGrid>
-        <w:gridCol w:w="1985"/>
-        <w:gridCol w:w="4258"/>
-        <w:gridCol w:w="2416"/>
-      </w:tblGrid>
-      <w:tr>
-        <w:trPr>
-          <w:trHeight w:val="240"/>
-          <w:tblHeader/>
-          <w:jc w:val="center"/>
-        </w:trPr>
-        <w:tc>
-          <w:tcPr>
-            <w:tcW w:w="1985" w:type="dxa"/>
-            <w:tcBorders>
-              <w:top w:val="single" w:sz="4" w:space="0" w:color="auto"/>
-              <w:left w:val="single" w:sz="4" w:space="0" w:color="auto"/>
-              <w:bottom w:val="single" w:sz="4" w:space="0" w:color="auto"/>
-              <w:right w:val="single" w:sz="4" w:space="0" w:color="auto"/>
-            </w:tcBorders>
-            <w:shd w:val="clear" w:color="auto" w:fill="BFBFBF" w:themeFill="background1" w:themeFillShade="BF"/>
-            <w:vAlign w:val="center"/>
-            <w:hideMark/>
-          </w:tcPr>
-          <w:p>
-            <w:pPr>
-              <w:pStyle w:val="affff"/>
-              <w:rPr>
-                <w:rFonts w:ascii="KB금융 본문체 Light" w:eastAsia="KB금융 본문체 Light" w:hAnsi="KB금융 본문체 Light"/>
-              </w:rPr>
-            </w:pPr>
-            <w:r>
-              <w:rPr>
-                <w:rFonts w:ascii="KB금융 본문체 Light" w:eastAsia="KB금융 본문체 Light" w:hAnsi="KB금융 본문체 Light" w:hint="eastAsia"/>
-              </w:rPr>
-              <w:t>대분류(Level1)</w:t>
-            </w:r>
-          </w:p>
-        </w:tc>
-        <w:tc>
-          <w:tcPr>
-            <w:tcW w:w="4258" w:type="dxa"/>
-            <w:tcBorders>
-              <w:top w:val="single" w:sz="4" w:space="0" w:color="auto"/>
-              <w:left w:val="nil"/>
-              <w:bottom w:val="single" w:sz="4" w:space="0" w:color="auto"/>
-              <w:right w:val="single" w:sz="4" w:space="0" w:color="auto"/>
-            </w:tcBorders>
-            <w:shd w:val="clear" w:color="auto" w:fill="BFBFBF" w:themeFill="background1" w:themeFillShade="BF"/>
-            <w:hideMark/>
-          </w:tcPr>
-          <w:p>
-            <w:pPr>
-              <w:pStyle w:val="affff"/>
-              <w:rPr>
-                <w:rFonts w:ascii="KB금융 본문체 Light" w:eastAsia="KB금융 본문체 Light" w:hAnsi="KB금융 본문체 Light"/>
-              </w:rPr>
-            </w:pPr>
-            <w:r>
-              <w:rPr>
-                <w:rFonts w:ascii="KB금융 본문체 Light" w:eastAsia="KB금융 본문체 Light" w:hAnsi="KB금융 본문체 Light" w:hint="eastAsia"/>
-              </w:rPr>
-              <w:t>정의</w:t>
-            </w:r>
-          </w:p>
-        </w:tc>
-        <w:tc>
-          <w:tcPr>
-            <w:tcW w:w="2416" w:type="dxa"/>
-            <w:tcBorders>
-              <w:top w:val="single" w:sz="4" w:space="0" w:color="auto"/>
-              <w:left w:val="single" w:sz="4" w:space="0" w:color="auto"/>
-              <w:bottom w:val="single" w:sz="4" w:space="0" w:color="auto"/>
-              <w:right w:val="single" w:sz="4" w:space="0" w:color="auto"/>
-            </w:tcBorders>
-            <w:shd w:val="clear" w:color="auto" w:fill="BFBFBF" w:themeFill="background1" w:themeFillShade="BF"/>
-            <w:vAlign w:val="center"/>
-            <w:hideMark/>
-          </w:tcPr>
-          <w:p>
-            <w:pPr>
-              <w:pStyle w:val="affff"/>
-              <w:rPr>
-                <w:rFonts w:ascii="KB금융 본문체 Light" w:eastAsia="KB금융 본문체 Light" w:hAnsi="KB금융 본문체 Light"/>
-              </w:rPr>
-            </w:pPr>
-            <w:r>
-              <w:rPr>
-                <w:rFonts w:ascii="KB금융 본문체 Light" w:eastAsia="KB금융 본문체 Light" w:hAnsi="KB금융 본문체 Light" w:hint="eastAsia"/>
-              </w:rPr>
-              <w:t>소분류(Level2)</w:t>
-            </w:r>
-          </w:p>
-        </w:tc>
-      </w:tr>
-      <w:tr>
-        <w:trPr>
-          <w:trHeight w:val="494"/>
-          <w:jc w:val="center"/>
-        </w:trPr>
-        <w:tc>
-          <w:tcPr>
-            <w:tcW w:w="1985" w:type="dxa"/>
-            <w:vMerge w:val="restart"/>
-            <w:tcBorders>
-              <w:top w:val="nil"/>
-              <w:left w:val="single" w:sz="4" w:space="0" w:color="auto"/>
-              <w:bottom w:val="single" w:sz="4" w:space="0" w:color="auto"/>
-              <w:right w:val="single" w:sz="4" w:space="0" w:color="auto"/>
-            </w:tcBorders>
-            <w:vAlign w:val="center"/>
-            <w:hideMark/>
-          </w:tcPr>
-          <w:p>
-            <w:pPr>
-              <w:pStyle w:val="112"/>
-              <w:rPr>
-                <w:rFonts w:ascii="KB금융 본문체 Light" w:eastAsia="KB금융 본문체 Light" w:hAnsi="KB금융 본문체 Light"/>
-              </w:rPr>
-            </w:pPr>
-            <w:r>
-              <w:rPr>
-                <w:rFonts w:ascii="KB금융 본문체 Light" w:eastAsia="KB금융 본문체 Light" w:hAnsi="KB금융 본문체 Light" w:hint="eastAsia"/>
-              </w:rPr>
-              <w:t>내부사취</w:t>
-            </w:r>
-          </w:p>
-        </w:tc>
-        <w:tc>
-          <w:tcPr>
-            <w:tcW w:w="4258" w:type="dxa"/>
-            <w:vMerge w:val="restart"/>
-            <w:tcBorders>
-              <w:top w:val="single" w:sz="4" w:space="0" w:color="auto"/>
-              <w:left w:val="nil"/>
-              <w:bottom w:val="single" w:sz="4" w:space="0" w:color="auto"/>
-              <w:right w:val="single" w:sz="4" w:space="0" w:color="auto"/>
-            </w:tcBorders>
-            <w:hideMark/>
-          </w:tcPr>
-          <w:p>
-            <w:pPr>
-              <w:pStyle w:val="112"/>
-              <w:rPr>
-                <w:rFonts w:ascii="KB금융 본문체 Light" w:eastAsia="KB금융 본문체 Light" w:hAnsi="KB금융 본문체 Light"/>
-              </w:rPr>
-            </w:pPr>
-            <w:r>
-              <w:rPr>
-                <w:rFonts w:ascii="KB금융 본문체 Light" w:eastAsia="KB금융 본문체 Light" w:hAnsi="KB금융 본문체 Light" w:hint="eastAsia"/>
-              </w:rPr>
-              <w:t>적어도 한사람이상의 내부자가 관여된 재산의 횡령, 착복 또는 규정, 법률, 내부 정책을 악용하는 행위로부터 발생하는 손실</w:t>
-            </w:r>
-          </w:p>
-        </w:tc>
-        <w:tc>
-          <w:tcPr>
-            <w:tcW w:w="2416" w:type="dxa"/>
-            <w:tcBorders>
-              <w:top w:val="single" w:sz="4" w:space="0" w:color="auto"/>
-              <w:left w:val="single" w:sz="4" w:space="0" w:color="auto"/>
-              <w:bottom w:val="single" w:sz="4" w:space="0" w:color="auto"/>
-              <w:right w:val="single" w:sz="4" w:space="0" w:color="auto"/>
-            </w:tcBorders>
-            <w:vAlign w:val="center"/>
-            <w:hideMark/>
-          </w:tcPr>
-          <w:p>
-            <w:pPr>
-              <w:pStyle w:val="112"/>
-              <w:rPr>
-                <w:rFonts w:ascii="KB금융 본문체 Light" w:eastAsia="KB금융 본문체 Light" w:hAnsi="KB금융 본문체 Light"/>
-              </w:rPr>
-            </w:pPr>
-            <w:r>
-              <w:rPr>
-                <w:rFonts w:ascii="KB금융 본문체 Light" w:eastAsia="KB금융 본문체 Light" w:hAnsi="KB금융 본문체 Light" w:hint="eastAsia"/>
-              </w:rPr>
-              <w:t>비인가된 행위</w:t>
-            </w:r>
-          </w:p>
-        </w:tc>
-      </w:tr>
-      <w:tr>
-        <w:trPr>
-          <w:trHeight w:val="494"/>
-          <w:jc w:val="center"/>
-        </w:trPr>
-        <w:tc>
-          <w:tcPr>
-            <w:tcW w:w="1985" w:type="dxa"/>
-            <w:vMerge/>
-            <w:tcBorders>
-              <w:top w:val="nil"/>
-              <w:left w:val="single" w:sz="4" w:space="0" w:color="auto"/>
-              <w:bottom w:val="single" w:sz="4" w:space="0" w:color="auto"/>
-              <w:right w:val="single" w:sz="4" w:space="0" w:color="auto"/>
-            </w:tcBorders>
-            <w:vAlign w:val="center"/>
-            <w:hideMark/>
-          </w:tcPr>
-          <w:p>
-            <w:pPr>
-              <w:widowControl/>
-              <w:jc w:val="left"/>
-              <w:rPr>
-                <w:rFonts w:hAnsi="KB금융 본문체 Light" w:cs="바탕"/>
-                <w:color w:val="000000" w:themeColor="text1"/>
-                <w:kern w:val="0"/>
-              </w:rPr>
-            </w:pPr>
-          </w:p>
-        </w:tc>
-        <w:tc>
-          <w:tcPr>
-            <w:tcW w:w="4258" w:type="dxa"/>
-            <w:vMerge/>
-            <w:tcBorders>
-              <w:top w:val="single" w:sz="4" w:space="0" w:color="auto"/>
-              <w:left w:val="nil"/>
-              <w:bottom w:val="single" w:sz="4" w:space="0" w:color="auto"/>
-              <w:right w:val="single" w:sz="4" w:space="0" w:color="auto"/>
-            </w:tcBorders>
-            <w:vAlign w:val="center"/>
-            <w:hideMark/>
-          </w:tcPr>
-          <w:p>
-            <w:pPr>
-              <w:widowControl/>
-              <w:jc w:val="left"/>
-              <w:rPr>
-                <w:rFonts w:hAnsi="KB금융 본문체 Light" w:cs="바탕"/>
-                <w:color w:val="000000" w:themeColor="text1"/>
-                <w:kern w:val="0"/>
-              </w:rPr>
-            </w:pPr>
-          </w:p>
-        </w:tc>
-        <w:tc>
-          <w:tcPr>
-            <w:tcW w:w="2416" w:type="dxa"/>
-            <w:tcBorders>
-              <w:top w:val="single" w:sz="4" w:space="0" w:color="auto"/>
-              <w:left w:val="single" w:sz="4" w:space="0" w:color="auto"/>
-              <w:bottom w:val="single" w:sz="4" w:space="0" w:color="auto"/>
-              <w:right w:val="single" w:sz="4" w:space="0" w:color="auto"/>
-            </w:tcBorders>
-            <w:vAlign w:val="center"/>
-            <w:hideMark/>
-          </w:tcPr>
-          <w:p>
-            <w:pPr>
-              <w:pStyle w:val="112"/>
-              <w:rPr>
-                <w:rFonts w:ascii="KB금융 본문체 Light" w:eastAsia="KB금융 본문체 Light" w:hAnsi="KB금융 본문체 Light"/>
-              </w:rPr>
-            </w:pPr>
-            <w:r>
-              <w:rPr>
-                <w:rFonts w:ascii="KB금융 본문체 Light" w:eastAsia="KB금융 본문체 Light" w:hAnsi="KB금융 본문체 Light" w:hint="eastAsia"/>
-              </w:rPr>
-              <w:t>절도 및 사기</w:t>
-            </w:r>
-          </w:p>
-        </w:tc>
-      </w:tr>
-      <w:tr>
-        <w:trPr>
-          <w:trHeight w:val="381"/>
-          <w:jc w:val="center"/>
-        </w:trPr>
-        <w:tc>
-          <w:tcPr>
-            <w:tcW w:w="1985" w:type="dxa"/>
-            <w:vMerge w:val="restart"/>
-            <w:tcBorders>
-              <w:top w:val="nil"/>
-              <w:left w:val="single" w:sz="4" w:space="0" w:color="auto"/>
-              <w:bottom w:val="single" w:sz="4" w:space="0" w:color="auto"/>
-              <w:right w:val="single" w:sz="4" w:space="0" w:color="auto"/>
-            </w:tcBorders>
-            <w:vAlign w:val="center"/>
-            <w:hideMark/>
-          </w:tcPr>
-          <w:p>
-            <w:pPr>
-              <w:pStyle w:val="112"/>
-              <w:rPr>
-                <w:rFonts w:ascii="KB금융 본문체 Light" w:eastAsia="KB금융 본문체 Light" w:hAnsi="KB금융 본문체 Light"/>
-              </w:rPr>
-            </w:pPr>
-            <w:r>
-              <w:rPr>
-                <w:rFonts w:ascii="KB금융 본문체 Light" w:eastAsia="KB금융 본문체 Light" w:hAnsi="KB금융 본문체 Light" w:hint="eastAsia"/>
-              </w:rPr>
-              <w:t>외부사취</w:t>
-            </w:r>
-          </w:p>
-        </w:tc>
-        <w:tc>
-          <w:tcPr>
-            <w:tcW w:w="4258" w:type="dxa"/>
-            <w:vMerge w:val="restart"/>
-            <w:tcBorders>
-              <w:top w:val="single" w:sz="4" w:space="0" w:color="auto"/>
-              <w:left w:val="nil"/>
-              <w:bottom w:val="single" w:sz="4" w:space="0" w:color="auto"/>
-              <w:right w:val="single" w:sz="4" w:space="0" w:color="auto"/>
-            </w:tcBorders>
-            <w:hideMark/>
-          </w:tcPr>
-          <w:p>
-            <w:pPr>
-              <w:pStyle w:val="112"/>
-              <w:rPr>
-                <w:rFonts w:ascii="KB금융 본문체 Light" w:eastAsia="KB금융 본문체 Light" w:hAnsi="KB금융 본문체 Light"/>
-              </w:rPr>
-            </w:pPr>
-            <w:r>
-              <w:rPr>
-                <w:rFonts w:ascii="KB금융 본문체 Light" w:eastAsia="KB금융 본문체 Light" w:hAnsi="KB금융 본문체 Light" w:hint="eastAsia"/>
-              </w:rPr>
-              <w:t>외부인에 의한 자산의 횡령, 착복 또는 법률을 악용하는 행위로부터 발생하는 손실</w:t>
-            </w:r>
-          </w:p>
-        </w:tc>
-        <w:tc>
-          <w:tcPr>
-            <w:tcW w:w="2416" w:type="dxa"/>
-            <w:tcBorders>
-              <w:top w:val="single" w:sz="4" w:space="0" w:color="auto"/>
-              <w:left w:val="single" w:sz="4" w:space="0" w:color="auto"/>
-              <w:bottom w:val="single" w:sz="4" w:space="0" w:color="auto"/>
-              <w:right w:val="single" w:sz="4" w:space="0" w:color="auto"/>
-            </w:tcBorders>
-            <w:vAlign w:val="center"/>
-            <w:hideMark/>
-          </w:tcPr>
-          <w:p>
-            <w:pPr>
-              <w:pStyle w:val="112"/>
-              <w:rPr>
-                <w:rFonts w:ascii="KB금융 본문체 Light" w:eastAsia="KB금융 본문체 Light" w:hAnsi="KB금융 본문체 Light"/>
-              </w:rPr>
-            </w:pPr>
-            <w:r>
-              <w:rPr>
-                <w:rFonts w:ascii="KB금융 본문체 Light" w:eastAsia="KB금융 본문체 Light" w:hAnsi="KB금융 본문체 Light" w:hint="eastAsia"/>
-              </w:rPr>
-              <w:t>절도 및 사기</w:t>
-            </w:r>
-          </w:p>
-        </w:tc>
-      </w:tr>
-      <w:tr>
-        <w:trPr>
-          <w:trHeight w:val="259"/>
-          <w:jc w:val="center"/>
-        </w:trPr>
-        <w:tc>
-          <w:tcPr>
-            <w:tcW w:w="1985" w:type="dxa"/>
-            <w:vMerge/>
-            <w:tcBorders>
-              <w:top w:val="nil"/>
-              <w:left w:val="single" w:sz="4" w:space="0" w:color="auto"/>
-              <w:bottom w:val="single" w:sz="4" w:space="0" w:color="auto"/>
-              <w:right w:val="single" w:sz="4" w:space="0" w:color="auto"/>
-            </w:tcBorders>
-            <w:vAlign w:val="center"/>
-            <w:hideMark/>
-          </w:tcPr>
-          <w:p>
-            <w:pPr>
-              <w:widowControl/>
-              <w:jc w:val="left"/>
-              <w:rPr>
-                <w:rFonts w:hAnsi="KB금융 본문체 Light" w:cs="바탕"/>
-                <w:color w:val="000000" w:themeColor="text1"/>
-                <w:kern w:val="0"/>
-              </w:rPr>
-            </w:pPr>
-          </w:p>
-        </w:tc>
-        <w:tc>
-          <w:tcPr>
-            <w:tcW w:w="4258" w:type="dxa"/>
-            <w:vMerge/>
-            <w:tcBorders>
-              <w:top w:val="single" w:sz="4" w:space="0" w:color="auto"/>
-              <w:left w:val="nil"/>
-              <w:bottom w:val="single" w:sz="4" w:space="0" w:color="auto"/>
-              <w:right w:val="single" w:sz="4" w:space="0" w:color="auto"/>
-            </w:tcBorders>
-            <w:vAlign w:val="center"/>
-            <w:hideMark/>
-          </w:tcPr>
-          <w:p>
-            <w:pPr>
-              <w:widowControl/>
-              <w:jc w:val="left"/>
-              <w:rPr>
-                <w:rFonts w:hAnsi="KB금융 본문체 Light" w:cs="바탕"/>
-                <w:color w:val="000000" w:themeColor="text1"/>
-                <w:kern w:val="0"/>
-              </w:rPr>
-            </w:pPr>
-          </w:p>
-        </w:tc>
-        <w:tc>
-          <w:tcPr>
-            <w:tcW w:w="2416" w:type="dxa"/>
-            <w:tcBorders>
-              <w:top w:val="single" w:sz="4" w:space="0" w:color="auto"/>
-              <w:left w:val="single" w:sz="4" w:space="0" w:color="auto"/>
-              <w:bottom w:val="single" w:sz="4" w:space="0" w:color="auto"/>
-              <w:right w:val="single" w:sz="4" w:space="0" w:color="auto"/>
-            </w:tcBorders>
-            <w:vAlign w:val="center"/>
-            <w:hideMark/>
-          </w:tcPr>
-          <w:p>
-            <w:pPr>
-              <w:pStyle w:val="112"/>
-              <w:rPr>
-                <w:rFonts w:ascii="KB금융 본문체 Light" w:eastAsia="KB금융 본문체 Light" w:hAnsi="KB금융 본문체 Light"/>
-              </w:rPr>
-            </w:pPr>
-            <w:r>
-              <w:rPr>
-                <w:rFonts w:ascii="KB금융 본문체 Light" w:eastAsia="KB금융 본문체 Light" w:hAnsi="KB금융 본문체 Light" w:hint="eastAsia"/>
-              </w:rPr>
-              <w:t>시스템 보안</w:t>
-            </w:r>
-          </w:p>
-        </w:tc>
-      </w:tr>
-      <w:tr>
-        <w:trPr>
-          <w:trHeight w:val="437"/>
-          <w:jc w:val="center"/>
-        </w:trPr>
-        <w:tc>
-          <w:tcPr>
-            <w:tcW w:w="1985" w:type="dxa"/>
-            <w:vMerge w:val="restart"/>
-            <w:tcBorders>
-              <w:top w:val="nil"/>
-              <w:left w:val="single" w:sz="4" w:space="0" w:color="auto"/>
-              <w:bottom w:val="single" w:sz="4" w:space="0" w:color="auto"/>
-              <w:right w:val="single" w:sz="4" w:space="0" w:color="auto"/>
-            </w:tcBorders>
-            <w:vAlign w:val="center"/>
-            <w:hideMark/>
-          </w:tcPr>
-          <w:p>
-            <w:pPr>
-              <w:pStyle w:val="112"/>
-              <w:rPr>
-                <w:rFonts w:ascii="KB금융 본문체 Light" w:eastAsia="KB금융 본문체 Light" w:hAnsi="KB금융 본문체 Light"/>
-              </w:rPr>
-            </w:pPr>
-            <w:r>
-              <w:rPr>
-                <w:rFonts w:ascii="KB금융 본문체 Light" w:eastAsia="KB금융 본문체 Light" w:hAnsi="KB금융 본문체 Light" w:hint="eastAsia"/>
-              </w:rPr>
-              <w:t>고용 및 사업장 안전</w:t>
-            </w:r>
-          </w:p>
-        </w:tc>
-        <w:tc>
-          <w:tcPr>
-            <w:tcW w:w="4258" w:type="dxa"/>
-            <w:vMerge w:val="restart"/>
-            <w:tcBorders>
-              <w:top w:val="single" w:sz="4" w:space="0" w:color="auto"/>
-              <w:left w:val="nil"/>
-              <w:bottom w:val="single" w:sz="4" w:space="0" w:color="auto"/>
-              <w:right w:val="single" w:sz="4" w:space="0" w:color="auto"/>
-            </w:tcBorders>
-            <w:hideMark/>
-          </w:tcPr>
-          <w:p>
-            <w:pPr>
-              <w:pStyle w:val="112"/>
-              <w:rPr>
-                <w:rFonts w:ascii="KB금융 본문체 Light" w:eastAsia="KB금융 본문체 Light" w:hAnsi="KB금융 본문체 Light"/>
-              </w:rPr>
-            </w:pPr>
-            <w:r>
-              <w:rPr>
-                <w:rFonts w:ascii="KB금융 본문체 Light" w:eastAsia="KB금융 본문체 Light" w:hAnsi="KB금융 본문체 Light" w:hint="eastAsia"/>
-              </w:rPr>
-              <w:t>고용, 건강 또는 안전에 관한 법률 또는 협약 위반이나 직원의 상해 소송 또는 인종차별 사건 등으로부터 발생하는 손실</w:t>
-            </w:r>
-          </w:p>
-        </w:tc>
-        <w:tc>
-          <w:tcPr>
-            <w:tcW w:w="2416" w:type="dxa"/>
-            <w:tcBorders>
-              <w:top w:val="single" w:sz="4" w:space="0" w:color="auto"/>
-              <w:left w:val="single" w:sz="4" w:space="0" w:color="auto"/>
-              <w:bottom w:val="single" w:sz="4" w:space="0" w:color="auto"/>
-              <w:right w:val="single" w:sz="4" w:space="0" w:color="auto"/>
-            </w:tcBorders>
-            <w:vAlign w:val="center"/>
-            <w:hideMark/>
-          </w:tcPr>
-          <w:p>
-            <w:pPr>
-              <w:pStyle w:val="112"/>
-              <w:rPr>
-                <w:rFonts w:ascii="KB금융 본문체 Light" w:eastAsia="KB금융 본문체 Light" w:hAnsi="KB금융 본문체 Light"/>
-              </w:rPr>
-            </w:pPr>
-            <w:r>
-              <w:rPr>
-                <w:rFonts w:ascii="KB금융 본문체 Light" w:eastAsia="KB금융 본문체 Light" w:hAnsi="KB금융 본문체 Light" w:hint="eastAsia"/>
-              </w:rPr>
-              <w:t>고용관계</w:t>
-            </w:r>
-          </w:p>
-        </w:tc>
-      </w:tr>
-      <w:tr>
-        <w:trPr>
-          <w:trHeight w:val="437"/>
-          <w:jc w:val="center"/>
-        </w:trPr>
-        <w:tc>
-          <w:tcPr>
-            <w:tcW w:w="1985" w:type="dxa"/>
-            <w:vMerge/>
-            <w:tcBorders>
-              <w:top w:val="nil"/>
-              <w:left w:val="single" w:sz="4" w:space="0" w:color="auto"/>
-              <w:bottom w:val="single" w:sz="4" w:space="0" w:color="auto"/>
-              <w:right w:val="single" w:sz="4" w:space="0" w:color="auto"/>
-            </w:tcBorders>
-            <w:vAlign w:val="center"/>
-            <w:hideMark/>
-          </w:tcPr>
-          <w:p>
-            <w:pPr>
-              <w:widowControl/>
-              <w:jc w:val="left"/>
-              <w:rPr>
-                <w:rFonts w:hAnsi="KB금융 본문체 Light" w:cs="바탕"/>
-                <w:color w:val="000000" w:themeColor="text1"/>
-                <w:kern w:val="0"/>
-              </w:rPr>
-            </w:pPr>
-          </w:p>
-        </w:tc>
-        <w:tc>
-          <w:tcPr>
-            <w:tcW w:w="4258" w:type="dxa"/>
-            <w:vMerge/>
-            <w:tcBorders>
-              <w:top w:val="single" w:sz="4" w:space="0" w:color="auto"/>
-              <w:left w:val="nil"/>
-              <w:bottom w:val="single" w:sz="4" w:space="0" w:color="auto"/>
-              <w:right w:val="single" w:sz="4" w:space="0" w:color="auto"/>
-            </w:tcBorders>
-            <w:vAlign w:val="center"/>
-            <w:hideMark/>
-          </w:tcPr>
-          <w:p>
-            <w:pPr>
-              <w:widowControl/>
-              <w:jc w:val="left"/>
-              <w:rPr>
-                <w:rFonts w:hAnsi="KB금융 본문체 Light" w:cs="바탕"/>
-                <w:color w:val="000000" w:themeColor="text1"/>
-                <w:kern w:val="0"/>
-              </w:rPr>
-            </w:pPr>
-          </w:p>
-        </w:tc>
-        <w:tc>
-          <w:tcPr>
-            <w:tcW w:w="2416" w:type="dxa"/>
-            <w:tcBorders>
-              <w:top w:val="single" w:sz="4" w:space="0" w:color="auto"/>
-              <w:left w:val="single" w:sz="4" w:space="0" w:color="auto"/>
-              <w:bottom w:val="single" w:sz="4" w:space="0" w:color="auto"/>
-              <w:right w:val="single" w:sz="4" w:space="0" w:color="auto"/>
-            </w:tcBorders>
-            <w:vAlign w:val="center"/>
-            <w:hideMark/>
-          </w:tcPr>
-          <w:p>
-            <w:pPr>
-              <w:pStyle w:val="112"/>
-              <w:rPr>
-                <w:rFonts w:ascii="KB금융 본문체 Light" w:eastAsia="KB금융 본문체 Light" w:hAnsi="KB금융 본문체 Light"/>
-              </w:rPr>
-            </w:pPr>
-            <w:r>
-              <w:rPr>
-                <w:rFonts w:ascii="KB금융 본문체 Light" w:eastAsia="KB금융 본문체 Light" w:hAnsi="KB금융 본문체 Light" w:hint="eastAsia"/>
-              </w:rPr>
-              <w:t>사업장 안전</w:t>
-            </w:r>
-          </w:p>
-        </w:tc>
-      </w:tr>
-      <w:tr>
-        <w:trPr>
-          <w:trHeight w:val="437"/>
-          <w:jc w:val="center"/>
-        </w:trPr>
-        <w:tc>
-          <w:tcPr>
-            <w:tcW w:w="1985" w:type="dxa"/>
-            <w:vMerge/>
-            <w:tcBorders>
-              <w:top w:val="nil"/>
-              <w:left w:val="single" w:sz="4" w:space="0" w:color="auto"/>
-              <w:bottom w:val="single" w:sz="4" w:space="0" w:color="auto"/>
-              <w:right w:val="single" w:sz="4" w:space="0" w:color="auto"/>
-            </w:tcBorders>
-            <w:vAlign w:val="center"/>
-            <w:hideMark/>
-          </w:tcPr>
-          <w:p>
-            <w:pPr>
-              <w:widowControl/>
-              <w:jc w:val="left"/>
-              <w:rPr>
-                <w:rFonts w:hAnsi="KB금융 본문체 Light" w:cs="바탕"/>
-                <w:color w:val="000000" w:themeColor="text1"/>
-                <w:kern w:val="0"/>
-              </w:rPr>
-            </w:pPr>
-          </w:p>
-        </w:tc>
-        <w:tc>
-          <w:tcPr>
-            <w:tcW w:w="4258" w:type="dxa"/>
-            <w:vMerge/>
-            <w:tcBorders>
-              <w:top w:val="single" w:sz="4" w:space="0" w:color="auto"/>
-              <w:left w:val="nil"/>
-              <w:bottom w:val="single" w:sz="4" w:space="0" w:color="auto"/>
-              <w:right w:val="single" w:sz="4" w:space="0" w:color="auto"/>
-            </w:tcBorders>
-            <w:vAlign w:val="center"/>
-            <w:hideMark/>
-          </w:tcPr>
-          <w:p>
-            <w:pPr>
-              <w:widowControl/>
-              <w:jc w:val="left"/>
-              <w:rPr>
-                <w:rFonts w:hAnsi="KB금융 본문체 Light" w:cs="바탕"/>
-                <w:color w:val="000000" w:themeColor="text1"/>
-                <w:kern w:val="0"/>
-              </w:rPr>
-            </w:pPr>
-          </w:p>
-        </w:tc>
-        <w:tc>
-          <w:tcPr>
-            <w:tcW w:w="2416" w:type="dxa"/>
-            <w:tcBorders>
-              <w:top w:val="single" w:sz="4" w:space="0" w:color="auto"/>
-              <w:left w:val="single" w:sz="4" w:space="0" w:color="auto"/>
-              <w:bottom w:val="single" w:sz="4" w:space="0" w:color="auto"/>
-              <w:right w:val="single" w:sz="4" w:space="0" w:color="auto"/>
-            </w:tcBorders>
-            <w:vAlign w:val="center"/>
-            <w:hideMark/>
-          </w:tcPr>
-          <w:p>
-            <w:pPr>
-              <w:pStyle w:val="112"/>
-              <w:rPr>
-                <w:rFonts w:ascii="KB금융 본문체 Light" w:eastAsia="KB금융 본문체 Light" w:hAnsi="KB금융 본문체 Light"/>
-              </w:rPr>
-            </w:pPr>
-            <w:r>
-              <w:rPr>
-                <w:rFonts w:ascii="KB금융 본문체 Light" w:eastAsia="KB금융 본문체 Light" w:hAnsi="KB금융 본문체 Light" w:hint="eastAsia"/>
-              </w:rPr>
-              <w:t>인종차별</w:t>
-            </w:r>
-          </w:p>
-        </w:tc>
-      </w:tr>
-      <w:tr>
-        <w:trPr>
-          <w:trHeight w:val="207"/>
-          <w:jc w:val="center"/>
-        </w:trPr>
-        <w:tc>
-          <w:tcPr>
-            <w:tcW w:w="1985" w:type="dxa"/>
-            <w:vMerge w:val="restart"/>
-            <w:tcBorders>
-              <w:top w:val="nil"/>
-              <w:left w:val="single" w:sz="4" w:space="0" w:color="auto"/>
-              <w:bottom w:val="single" w:sz="4" w:space="0" w:color="auto"/>
-              <w:right w:val="single" w:sz="4" w:space="0" w:color="auto"/>
-            </w:tcBorders>
-            <w:vAlign w:val="center"/>
-            <w:hideMark/>
-          </w:tcPr>
-          <w:p>
-            <w:pPr>
-              <w:pStyle w:val="112"/>
-              <w:rPr>
-                <w:rFonts w:ascii="KB금융 본문체 Light" w:eastAsia="KB금융 본문체 Light" w:hAnsi="KB금융 본문체 Light"/>
-              </w:rPr>
-            </w:pPr>
-            <w:r>
-              <w:rPr>
-                <w:rFonts w:ascii="KB금융 본문체 Light" w:eastAsia="KB금융 본문체 Light" w:hAnsi="KB금융 본문체 Light" w:hint="eastAsia"/>
-              </w:rPr>
-              <w:t>고객, 상품 및 영업</w:t>
-            </w:r>
-          </w:p>
-        </w:tc>
-        <w:tc>
-          <w:tcPr>
-            <w:tcW w:w="4258" w:type="dxa"/>
-            <w:vMerge w:val="restart"/>
-            <w:tcBorders>
-              <w:top w:val="single" w:sz="4" w:space="0" w:color="auto"/>
-              <w:left w:val="nil"/>
-              <w:bottom w:val="single" w:sz="4" w:space="0" w:color="auto"/>
-              <w:right w:val="single" w:sz="4" w:space="0" w:color="auto"/>
-            </w:tcBorders>
-            <w:hideMark/>
-          </w:tcPr>
-          <w:p>
-            <w:pPr>
-              <w:pStyle w:val="112"/>
-              <w:rPr>
-                <w:rFonts w:ascii="KB금융 본문체 Light" w:eastAsia="KB금융 본문체 Light" w:hAnsi="KB금융 본문체 Light"/>
-              </w:rPr>
-            </w:pPr>
-            <w:r>
-              <w:rPr>
-                <w:rFonts w:ascii="KB금융 본문체 Light" w:eastAsia="KB금융 본문체 Light" w:hAnsi="KB금융 본문체 Light" w:hint="eastAsia"/>
-              </w:rPr>
-              <w:t>특정 고객에 대한 업무상의 의무를 이행하지 못하거나, 상품의 특성에 기인해 발생하는 손실</w:t>
-            </w:r>
-          </w:p>
-        </w:tc>
-        <w:tc>
-          <w:tcPr>
-            <w:tcW w:w="2416" w:type="dxa"/>
-            <w:tcBorders>
-              <w:top w:val="single" w:sz="4" w:space="0" w:color="auto"/>
-              <w:left w:val="single" w:sz="4" w:space="0" w:color="auto"/>
-              <w:bottom w:val="single" w:sz="4" w:space="0" w:color="auto"/>
-              <w:right w:val="single" w:sz="4" w:space="0" w:color="auto"/>
-            </w:tcBorders>
-            <w:noWrap/>
-            <w:vAlign w:val="center"/>
-            <w:hideMark/>
-          </w:tcPr>
-          <w:p>
-            <w:pPr>
-              <w:pStyle w:val="112"/>
-              <w:rPr>
-                <w:rFonts w:ascii="KB금융 본문체 Light" w:eastAsia="KB금융 본문체 Light" w:hAnsi="KB금융 본문체 Light"/>
-              </w:rPr>
-            </w:pPr>
-            <w:r>
-              <w:rPr>
-                <w:rFonts w:ascii="KB금융 본문체 Light" w:eastAsia="KB금융 본문체 Light" w:hAnsi="KB금융 본문체 Light" w:hint="eastAsia"/>
-              </w:rPr>
-              <w:t>적정성, 공시 및 신용</w:t>
-            </w:r>
-          </w:p>
-        </w:tc>
-      </w:tr>
-      <w:tr>
-        <w:trPr>
-          <w:trHeight w:val="271"/>
-          <w:jc w:val="center"/>
-        </w:trPr>
-        <w:tc>
-          <w:tcPr>
-            <w:tcW w:w="1985" w:type="dxa"/>
-            <w:vMerge/>
-            <w:tcBorders>
-              <w:top w:val="nil"/>
-              <w:left w:val="single" w:sz="4" w:space="0" w:color="auto"/>
-              <w:bottom w:val="single" w:sz="4" w:space="0" w:color="auto"/>
-              <w:right w:val="single" w:sz="4" w:space="0" w:color="auto"/>
-            </w:tcBorders>
-            <w:vAlign w:val="center"/>
-            <w:hideMark/>
-          </w:tcPr>
-          <w:p>
-            <w:pPr>
-              <w:widowControl/>
-              <w:jc w:val="left"/>
-              <w:rPr>
-                <w:rFonts w:hAnsi="KB금융 본문체 Light" w:cs="바탕"/>
-                <w:color w:val="000000" w:themeColor="text1"/>
-                <w:kern w:val="0"/>
-              </w:rPr>
-            </w:pPr>
-          </w:p>
-        </w:tc>
-        <w:tc>
-          <w:tcPr>
-            <w:tcW w:w="4258" w:type="dxa"/>
-            <w:vMerge/>
-            <w:tcBorders>
-              <w:top w:val="single" w:sz="4" w:space="0" w:color="auto"/>
-              <w:left w:val="nil"/>
-              <w:bottom w:val="single" w:sz="4" w:space="0" w:color="auto"/>
-              <w:right w:val="single" w:sz="4" w:space="0" w:color="auto"/>
-            </w:tcBorders>
-            <w:vAlign w:val="center"/>
-            <w:hideMark/>
-          </w:tcPr>
-          <w:p>
-            <w:pPr>
-              <w:widowControl/>
-              <w:jc w:val="left"/>
-              <w:rPr>
-                <w:rFonts w:hAnsi="KB금융 본문체 Light" w:cs="바탕"/>
-                <w:color w:val="000000" w:themeColor="text1"/>
-                <w:kern w:val="0"/>
-              </w:rPr>
-            </w:pPr>
-          </w:p>
-        </w:tc>
-        <w:tc>
-          <w:tcPr>
-            <w:tcW w:w="2416" w:type="dxa"/>
-            <w:tcBorders>
-              <w:top w:val="single" w:sz="4" w:space="0" w:color="auto"/>
-              <w:left w:val="single" w:sz="4" w:space="0" w:color="auto"/>
-              <w:bottom w:val="single" w:sz="4" w:space="0" w:color="auto"/>
-              <w:right w:val="single" w:sz="4" w:space="0" w:color="auto"/>
-            </w:tcBorders>
-            <w:noWrap/>
-            <w:vAlign w:val="center"/>
-            <w:hideMark/>
-          </w:tcPr>
-          <w:p>
-            <w:pPr>
-              <w:pStyle w:val="112"/>
-              <w:rPr>
-                <w:rFonts w:ascii="KB금융 본문체 Light" w:eastAsia="KB금융 본문체 Light" w:hAnsi="KB금융 본문체 Light"/>
-              </w:rPr>
-            </w:pPr>
-            <w:r>
-              <w:rPr>
-                <w:rFonts w:ascii="KB금융 본문체 Light" w:eastAsia="KB금융 본문체 Light" w:hAnsi="KB금융 본문체 Light" w:hint="eastAsia"/>
-              </w:rPr>
-              <w:t>부적절한 영업 및 마케팅 행위</w:t>
-            </w:r>
-          </w:p>
-        </w:tc>
-      </w:tr>
-      <w:tr>
-        <w:trPr>
-          <w:trHeight w:val="183"/>
-          <w:jc w:val="center"/>
-        </w:trPr>
-        <w:tc>
-          <w:tcPr>
-            <w:tcW w:w="1985" w:type="dxa"/>
-            <w:vMerge/>
-            <w:tcBorders>
-              <w:top w:val="nil"/>
-              <w:left w:val="single" w:sz="4" w:space="0" w:color="auto"/>
-              <w:bottom w:val="single" w:sz="4" w:space="0" w:color="auto"/>
-              <w:right w:val="single" w:sz="4" w:space="0" w:color="auto"/>
-            </w:tcBorders>
-            <w:vAlign w:val="center"/>
-            <w:hideMark/>
-          </w:tcPr>
-          <w:p>
-            <w:pPr>
-              <w:widowControl/>
-              <w:jc w:val="left"/>
-              <w:rPr>
-                <w:rFonts w:hAnsi="KB금융 본문체 Light" w:cs="바탕"/>
-                <w:color w:val="000000" w:themeColor="text1"/>
-                <w:kern w:val="0"/>
-              </w:rPr>
-            </w:pPr>
-          </w:p>
-        </w:tc>
-        <w:tc>
-          <w:tcPr>
-            <w:tcW w:w="4258" w:type="dxa"/>
-            <w:vMerge/>
-            <w:tcBorders>
-              <w:top w:val="single" w:sz="4" w:space="0" w:color="auto"/>
-              <w:left w:val="nil"/>
-              <w:bottom w:val="single" w:sz="4" w:space="0" w:color="auto"/>
-              <w:right w:val="single" w:sz="4" w:space="0" w:color="auto"/>
-            </w:tcBorders>
-            <w:vAlign w:val="center"/>
-            <w:hideMark/>
-          </w:tcPr>
-          <w:p>
-            <w:pPr>
-              <w:widowControl/>
-              <w:jc w:val="left"/>
-              <w:rPr>
-                <w:rFonts w:hAnsi="KB금융 본문체 Light" w:cs="바탕"/>
-                <w:color w:val="000000" w:themeColor="text1"/>
-                <w:kern w:val="0"/>
-              </w:rPr>
-            </w:pPr>
-          </w:p>
-        </w:tc>
-        <w:tc>
-          <w:tcPr>
-            <w:tcW w:w="2416" w:type="dxa"/>
-            <w:tcBorders>
-              <w:top w:val="single" w:sz="4" w:space="0" w:color="auto"/>
-              <w:left w:val="single" w:sz="4" w:space="0" w:color="auto"/>
-              <w:bottom w:val="single" w:sz="4" w:space="0" w:color="auto"/>
-              <w:right w:val="single" w:sz="4" w:space="0" w:color="auto"/>
-            </w:tcBorders>
-            <w:noWrap/>
-            <w:vAlign w:val="center"/>
-            <w:hideMark/>
-          </w:tcPr>
-          <w:p>
-            <w:pPr>
-              <w:pStyle w:val="112"/>
-              <w:rPr>
-                <w:rFonts w:ascii="KB금융 본문체 Light" w:eastAsia="KB금융 본문체 Light" w:hAnsi="KB금융 본문체 Light"/>
-              </w:rPr>
-            </w:pPr>
-            <w:r>
-              <w:rPr>
-                <w:rFonts w:ascii="KB금융 본문체 Light" w:eastAsia="KB금융 본문체 Light" w:hAnsi="KB금융 본문체 Light" w:hint="eastAsia"/>
-              </w:rPr>
-              <w:t>상품의 결함</w:t>
-            </w:r>
-          </w:p>
-        </w:tc>
-      </w:tr>
-      <w:tr>
-        <w:trPr>
-          <w:trHeight w:val="182"/>
-          <w:jc w:val="center"/>
-        </w:trPr>
-        <w:tc>
-          <w:tcPr>
-            <w:tcW w:w="1985" w:type="dxa"/>
-            <w:vMerge/>
-            <w:tcBorders>
-              <w:top w:val="nil"/>
-              <w:left w:val="single" w:sz="4" w:space="0" w:color="auto"/>
-              <w:bottom w:val="single" w:sz="4" w:space="0" w:color="auto"/>
-              <w:right w:val="single" w:sz="4" w:space="0" w:color="auto"/>
-            </w:tcBorders>
-            <w:vAlign w:val="center"/>
-            <w:hideMark/>
-          </w:tcPr>
-          <w:p>
-            <w:pPr>
-              <w:widowControl/>
-              <w:jc w:val="left"/>
-              <w:rPr>
-                <w:rFonts w:hAnsi="KB금융 본문체 Light" w:cs="바탕"/>
-                <w:color w:val="000000" w:themeColor="text1"/>
-                <w:kern w:val="0"/>
-              </w:rPr>
-            </w:pPr>
-          </w:p>
-        </w:tc>
-        <w:tc>
-          <w:tcPr>
-            <w:tcW w:w="4258" w:type="dxa"/>
-            <w:vMerge/>
-            <w:tcBorders>
-              <w:top w:val="single" w:sz="4" w:space="0" w:color="auto"/>
-              <w:left w:val="nil"/>
-              <w:bottom w:val="single" w:sz="4" w:space="0" w:color="auto"/>
-              <w:right w:val="single" w:sz="4" w:space="0" w:color="auto"/>
-            </w:tcBorders>
-            <w:vAlign w:val="center"/>
-            <w:hideMark/>
-          </w:tcPr>
-          <w:p>
-            <w:pPr>
-              <w:widowControl/>
-              <w:jc w:val="left"/>
-              <w:rPr>
-                <w:rFonts w:hAnsi="KB금융 본문체 Light" w:cs="바탕"/>
-                <w:color w:val="000000" w:themeColor="text1"/>
-                <w:kern w:val="0"/>
-              </w:rPr>
-            </w:pPr>
-          </w:p>
-        </w:tc>
-        <w:tc>
-          <w:tcPr>
-            <w:tcW w:w="2416" w:type="dxa"/>
-            <w:tcBorders>
-              <w:top w:val="single" w:sz="4" w:space="0" w:color="auto"/>
-              <w:left w:val="single" w:sz="4" w:space="0" w:color="auto"/>
-              <w:bottom w:val="single" w:sz="4" w:space="0" w:color="auto"/>
-              <w:right w:val="single" w:sz="4" w:space="0" w:color="auto"/>
-            </w:tcBorders>
-            <w:noWrap/>
-            <w:vAlign w:val="center"/>
-            <w:hideMark/>
-          </w:tcPr>
-          <w:p>
-            <w:pPr>
-              <w:pStyle w:val="112"/>
-              <w:rPr>
-                <w:rFonts w:ascii="KB금융 본문체 Light" w:eastAsia="KB금융 본문체 Light" w:hAnsi="KB금융 본문체 Light"/>
-              </w:rPr>
-            </w:pPr>
-            <w:r>
-              <w:rPr>
-                <w:rFonts w:ascii="KB금융 본문체 Light" w:eastAsia="KB금융 본문체 Light" w:hAnsi="KB금융 본문체 Light" w:hint="eastAsia"/>
-              </w:rPr>
-              <w:t>선택, 후원 및 익스포져</w:t>
-            </w:r>
-          </w:p>
-        </w:tc>
-      </w:tr>
-      <w:tr>
-        <w:trPr>
-          <w:trHeight w:val="182"/>
-          <w:jc w:val="center"/>
-        </w:trPr>
-        <w:tc>
-          <w:tcPr>
-            <w:tcW w:w="1985" w:type="dxa"/>
-            <w:vMerge/>
-            <w:tcBorders>
-              <w:top w:val="nil"/>
-              <w:left w:val="single" w:sz="4" w:space="0" w:color="auto"/>
-              <w:bottom w:val="single" w:sz="4" w:space="0" w:color="auto"/>
-              <w:right w:val="single" w:sz="4" w:space="0" w:color="auto"/>
-            </w:tcBorders>
-            <w:vAlign w:val="center"/>
-            <w:hideMark/>
-          </w:tcPr>
-          <w:p>
-            <w:pPr>
-              <w:widowControl/>
-              <w:jc w:val="left"/>
-              <w:rPr>
-                <w:rFonts w:hAnsi="KB금융 본문체 Light" w:cs="바탕"/>
-                <w:color w:val="000000" w:themeColor="text1"/>
-                <w:kern w:val="0"/>
-              </w:rPr>
-            </w:pPr>
-          </w:p>
-        </w:tc>
-        <w:tc>
-          <w:tcPr>
-            <w:tcW w:w="4258" w:type="dxa"/>
-            <w:vMerge/>
-            <w:tcBorders>
-              <w:top w:val="single" w:sz="4" w:space="0" w:color="auto"/>
-              <w:left w:val="nil"/>
-              <w:bottom w:val="single" w:sz="4" w:space="0" w:color="auto"/>
-              <w:right w:val="single" w:sz="4" w:space="0" w:color="auto"/>
-            </w:tcBorders>
-            <w:vAlign w:val="center"/>
-            <w:hideMark/>
-          </w:tcPr>
-          <w:p>
-            <w:pPr>
-              <w:widowControl/>
-              <w:jc w:val="left"/>
-              <w:rPr>
-                <w:rFonts w:hAnsi="KB금융 본문체 Light" w:cs="바탕"/>
-                <w:color w:val="000000" w:themeColor="text1"/>
-                <w:kern w:val="0"/>
-              </w:rPr>
-            </w:pPr>
-          </w:p>
-        </w:tc>
-        <w:tc>
-          <w:tcPr>
-            <w:tcW w:w="2416" w:type="dxa"/>
-            <w:tcBorders>
-              <w:top w:val="single" w:sz="4" w:space="0" w:color="auto"/>
-              <w:left w:val="single" w:sz="4" w:space="0" w:color="auto"/>
-              <w:bottom w:val="single" w:sz="4" w:space="0" w:color="auto"/>
-              <w:right w:val="single" w:sz="4" w:space="0" w:color="auto"/>
-            </w:tcBorders>
-            <w:noWrap/>
-            <w:vAlign w:val="center"/>
-            <w:hideMark/>
-          </w:tcPr>
-          <w:p>
-            <w:pPr>
-              <w:pStyle w:val="112"/>
-              <w:rPr>
-                <w:rFonts w:ascii="KB금융 본문체 Light" w:eastAsia="KB금융 본문체 Light" w:hAnsi="KB금융 본문체 Light"/>
-              </w:rPr>
-            </w:pPr>
-            <w:r>
-              <w:rPr>
-                <w:rFonts w:ascii="KB금융 본문체 Light" w:eastAsia="KB금융 본문체 Light" w:hAnsi="KB금융 본문체 Light" w:hint="eastAsia"/>
-              </w:rPr>
-              <w:t>자문 활동</w:t>
-            </w:r>
-          </w:p>
-        </w:tc>
-      </w:tr>
-      <w:tr>
-        <w:trPr>
-          <w:trHeight w:val="240"/>
-          <w:jc w:val="center"/>
-        </w:trPr>
-        <w:tc>
-          <w:tcPr>
-            <w:tcW w:w="1985" w:type="dxa"/>
-            <w:tcBorders>
-              <w:top w:val="single" w:sz="4" w:space="0" w:color="auto"/>
-              <w:left w:val="single" w:sz="4" w:space="0" w:color="auto"/>
-              <w:bottom w:val="single" w:sz="4" w:space="0" w:color="auto"/>
-              <w:right w:val="single" w:sz="4" w:space="0" w:color="auto"/>
-            </w:tcBorders>
-            <w:vAlign w:val="center"/>
-            <w:hideMark/>
-          </w:tcPr>
-          <w:p>
-            <w:pPr>
-              <w:pStyle w:val="112"/>
-              <w:rPr>
-                <w:rFonts w:ascii="KB금융 본문체 Light" w:eastAsia="KB금융 본문체 Light" w:hAnsi="KB금융 본문체 Light"/>
-              </w:rPr>
-            </w:pPr>
-            <w:r>
-              <w:rPr>
-                <w:rFonts w:ascii="KB금융 본문체 Light" w:eastAsia="KB금융 본문체 Light" w:hAnsi="KB금융 본문체 Light" w:hint="eastAsia"/>
-              </w:rPr>
-              <w:t>유형자산 손실</w:t>
-            </w:r>
-          </w:p>
-        </w:tc>
-        <w:tc>
-          <w:tcPr>
-            <w:tcW w:w="4258" w:type="dxa"/>
-            <w:tcBorders>
-              <w:top w:val="single" w:sz="4" w:space="0" w:color="auto"/>
-              <w:left w:val="nil"/>
-              <w:bottom w:val="single" w:sz="4" w:space="0" w:color="auto"/>
-              <w:right w:val="single" w:sz="4" w:space="0" w:color="auto"/>
-            </w:tcBorders>
-            <w:hideMark/>
-          </w:tcPr>
-          <w:p>
-            <w:pPr>
-              <w:pStyle w:val="112"/>
-              <w:rPr>
-                <w:rFonts w:ascii="KB금융 본문체 Light" w:eastAsia="KB금융 본문체 Light" w:hAnsi="KB금융 본문체 Light"/>
-              </w:rPr>
-            </w:pPr>
-            <w:r>
-              <w:rPr>
-                <w:rFonts w:ascii="KB금융 본문체 Light" w:eastAsia="KB금융 본문체 Light" w:hAnsi="KB금융 본문체 Light" w:hint="eastAsia"/>
-              </w:rPr>
-              <w:t>자연재해 또는 기타 사건에 의한 유형자산의 손실</w:t>
-            </w:r>
-          </w:p>
-        </w:tc>
-        <w:tc>
-          <w:tcPr>
-            <w:tcW w:w="2416" w:type="dxa"/>
-            <w:tcBorders>
-              <w:top w:val="single" w:sz="4" w:space="0" w:color="auto"/>
-              <w:left w:val="single" w:sz="4" w:space="0" w:color="auto"/>
-              <w:bottom w:val="single" w:sz="4" w:space="0" w:color="auto"/>
-              <w:right w:val="single" w:sz="4" w:space="0" w:color="auto"/>
-            </w:tcBorders>
-            <w:noWrap/>
-            <w:vAlign w:val="center"/>
-            <w:hideMark/>
-          </w:tcPr>
-          <w:p>
-            <w:pPr>
-              <w:pStyle w:val="112"/>
-              <w:rPr>
-                <w:rFonts w:ascii="KB금융 본문체 Light" w:eastAsia="KB금융 본문체 Light" w:hAnsi="KB금융 본문체 Light"/>
-              </w:rPr>
-            </w:pPr>
-            <w:r>
-              <w:rPr>
-                <w:rFonts w:ascii="KB금융 본문체 Light" w:eastAsia="KB금융 본문체 Light" w:hAnsi="KB금융 본문체 Light" w:hint="eastAsia"/>
-              </w:rPr>
-              <w:t>재해 및 기타 사건</w:t>
-            </w:r>
-          </w:p>
-        </w:tc>
-      </w:tr>
-      <w:tr>
-        <w:trPr>
-          <w:trHeight w:val="240"/>
-          <w:jc w:val="center"/>
-        </w:trPr>
-        <w:tc>
-          <w:tcPr>
-            <w:tcW w:w="1985" w:type="dxa"/>
-            <w:tcBorders>
-              <w:top w:val="single" w:sz="4" w:space="0" w:color="auto"/>
-              <w:left w:val="single" w:sz="4" w:space="0" w:color="auto"/>
-              <w:bottom w:val="single" w:sz="4" w:space="0" w:color="auto"/>
-              <w:right w:val="single" w:sz="4" w:space="0" w:color="auto"/>
-            </w:tcBorders>
-            <w:vAlign w:val="center"/>
-            <w:hideMark/>
-          </w:tcPr>
-          <w:p>
-            <w:pPr>
-              <w:pStyle w:val="112"/>
-              <w:rPr>
-                <w:rFonts w:ascii="KB금융 본문체 Light" w:eastAsia="KB금융 본문체 Light" w:hAnsi="KB금융 본문체 Light"/>
-              </w:rPr>
-            </w:pPr>
-            <w:r>
-              <w:rPr>
-                <w:rFonts w:ascii="KB금융 본문체 Light" w:eastAsia="KB금융 본문체 Light" w:hAnsi="KB금융 본문체 Light" w:hint="eastAsia"/>
-              </w:rPr>
-              <w:t>업무 중단 및 시스템 장애</w:t>
-            </w:r>
-          </w:p>
-        </w:tc>
-        <w:tc>
-          <w:tcPr>
-            <w:tcW w:w="4258" w:type="dxa"/>
-            <w:tcBorders>
-              <w:top w:val="single" w:sz="4" w:space="0" w:color="auto"/>
-              <w:left w:val="nil"/>
-              <w:bottom w:val="single" w:sz="4" w:space="0" w:color="auto"/>
-              <w:right w:val="single" w:sz="4" w:space="0" w:color="auto"/>
-            </w:tcBorders>
-            <w:hideMark/>
-          </w:tcPr>
-          <w:p>
-            <w:pPr>
-              <w:pStyle w:val="112"/>
-              <w:rPr>
-                <w:rFonts w:ascii="KB금융 본문체 Light" w:eastAsia="KB금융 본문체 Light" w:hAnsi="KB금융 본문체 Light"/>
-              </w:rPr>
-            </w:pPr>
-            <w:r>
-              <w:rPr>
-                <w:rFonts w:ascii="KB금융 본문체 Light" w:eastAsia="KB금융 본문체 Light" w:hAnsi="KB금융 본문체 Light" w:hint="eastAsia"/>
-              </w:rPr>
-              <w:t>업무 중단 및 시스템 장애에 의한 손실</w:t>
-            </w:r>
-          </w:p>
-        </w:tc>
-        <w:tc>
-          <w:tcPr>
-            <w:tcW w:w="2416" w:type="dxa"/>
-            <w:tcBorders>
-              <w:top w:val="single" w:sz="4" w:space="0" w:color="auto"/>
-              <w:left w:val="single" w:sz="4" w:space="0" w:color="auto"/>
-              <w:bottom w:val="single" w:sz="4" w:space="0" w:color="auto"/>
-              <w:right w:val="single" w:sz="4" w:space="0" w:color="auto"/>
-            </w:tcBorders>
-            <w:noWrap/>
-            <w:vAlign w:val="center"/>
-            <w:hideMark/>
-          </w:tcPr>
-          <w:p>
-            <w:pPr>
-              <w:pStyle w:val="112"/>
-              <w:rPr>
-                <w:rFonts w:ascii="KB금융 본문체 Light" w:eastAsia="KB금융 본문체 Light" w:hAnsi="KB금융 본문체 Light"/>
-              </w:rPr>
-            </w:pPr>
-            <w:r>
-              <w:rPr>
-                <w:rFonts w:ascii="KB금융 본문체 Light" w:eastAsia="KB금융 본문체 Light" w:hAnsi="KB금융 본문체 Light" w:hint="eastAsia"/>
-              </w:rPr>
-              <w:t>시스템</w:t>
-            </w:r>
-          </w:p>
-        </w:tc>
-      </w:tr>
-      <w:tr>
-        <w:trPr>
-          <w:trHeight w:val="250"/>
-          <w:jc w:val="center"/>
-        </w:trPr>
-        <w:tc>
-          <w:tcPr>
-            <w:tcW w:w="1985" w:type="dxa"/>
-            <w:vMerge w:val="restart"/>
-            <w:tcBorders>
-              <w:top w:val="single" w:sz="4" w:space="0" w:color="auto"/>
-              <w:left w:val="single" w:sz="4" w:space="0" w:color="auto"/>
-              <w:bottom w:val="single" w:sz="4" w:space="0" w:color="auto"/>
-              <w:right w:val="single" w:sz="4" w:space="0" w:color="auto"/>
-            </w:tcBorders>
-            <w:vAlign w:val="center"/>
-            <w:hideMark/>
-          </w:tcPr>
-          <w:p>
-            <w:pPr>
-              <w:pStyle w:val="112"/>
-              <w:rPr>
-                <w:rFonts w:ascii="KB금융 본문체 Light" w:eastAsia="KB금융 본문체 Light" w:hAnsi="KB금융 본문체 Light"/>
-              </w:rPr>
-            </w:pPr>
-            <w:r>
-              <w:rPr>
-                <w:rFonts w:ascii="KB금융 본문체 Light" w:eastAsia="KB금융 본문체 Light" w:hAnsi="KB금융 본문체 Light" w:hint="eastAsia"/>
-              </w:rPr>
-              <w:t>집행, 전달 및 절차의 관리</w:t>
-            </w:r>
-          </w:p>
-        </w:tc>
-        <w:tc>
-          <w:tcPr>
-            <w:tcW w:w="4258" w:type="dxa"/>
-            <w:vMerge w:val="restart"/>
-            <w:tcBorders>
-              <w:top w:val="single" w:sz="4" w:space="0" w:color="auto"/>
-              <w:left w:val="nil"/>
-              <w:bottom w:val="single" w:sz="4" w:space="0" w:color="auto"/>
-              <w:right w:val="single" w:sz="4" w:space="0" w:color="auto"/>
-            </w:tcBorders>
-            <w:hideMark/>
-          </w:tcPr>
-          <w:p>
-            <w:pPr>
-              <w:pStyle w:val="112"/>
-              <w:rPr>
-                <w:rFonts w:ascii="KB금융 본문체 Light" w:eastAsia="KB금융 본문체 Light" w:hAnsi="KB금융 본문체 Light"/>
-              </w:rPr>
-            </w:pPr>
-            <w:r>
-              <w:rPr>
-                <w:rFonts w:ascii="KB금융 본문체 Light" w:eastAsia="KB금융 본문체 Light" w:hAnsi="KB금융 본문체 Light" w:hint="eastAsia"/>
-              </w:rPr>
-              <w:t>거래의 처리 및 그 과정의 실패로부터 발생하는 손실 또는 거래상대방 또는 매각자와의 관계에서 발생하는 손실</w:t>
-            </w:r>
-          </w:p>
-        </w:tc>
-        <w:tc>
-          <w:tcPr>
-            <w:tcW w:w="2416" w:type="dxa"/>
-            <w:tcBorders>
-              <w:top w:val="single" w:sz="4" w:space="0" w:color="auto"/>
-              <w:left w:val="single" w:sz="4" w:space="0" w:color="auto"/>
-              <w:bottom w:val="single" w:sz="4" w:space="0" w:color="auto"/>
-              <w:right w:val="single" w:sz="4" w:space="0" w:color="auto"/>
-            </w:tcBorders>
-            <w:noWrap/>
-            <w:vAlign w:val="center"/>
-            <w:hideMark/>
-          </w:tcPr>
-          <w:p>
-            <w:pPr>
-              <w:pStyle w:val="112"/>
-              <w:rPr>
-                <w:rFonts w:ascii="KB금융 본문체 Light" w:eastAsia="KB금융 본문체 Light" w:hAnsi="KB금융 본문체 Light"/>
-              </w:rPr>
-            </w:pPr>
-            <w:r>
-              <w:rPr>
-                <w:rFonts w:ascii="KB금융 본문체 Light" w:eastAsia="KB금융 본문체 Light" w:hAnsi="KB금융 본문체 Light" w:hint="eastAsia"/>
-              </w:rPr>
-              <w:t>거래의 포착, 실행 및 유지</w:t>
-            </w:r>
-          </w:p>
-        </w:tc>
-      </w:tr>
-      <w:tr>
-        <w:trPr>
-          <w:trHeight w:val="246"/>
-          <w:jc w:val="center"/>
-        </w:trPr>
-        <w:tc>
-          <w:tcPr>
-            <w:tcW w:w="1985" w:type="dxa"/>
-            <w:vMerge/>
-            <w:tcBorders>
-              <w:top w:val="single" w:sz="4" w:space="0" w:color="auto"/>
-              <w:left w:val="single" w:sz="4" w:space="0" w:color="auto"/>
-              <w:bottom w:val="single" w:sz="4" w:space="0" w:color="auto"/>
-              <w:right w:val="single" w:sz="4" w:space="0" w:color="auto"/>
-            </w:tcBorders>
-            <w:vAlign w:val="center"/>
-            <w:hideMark/>
-          </w:tcPr>
-          <w:p>
-            <w:pPr>
-              <w:widowControl/>
-              <w:jc w:val="left"/>
-              <w:rPr>
-                <w:rFonts w:hAnsi="KB금융 본문체 Light" w:cs="바탕"/>
-                <w:color w:val="000000" w:themeColor="text1"/>
-                <w:kern w:val="0"/>
-              </w:rPr>
-            </w:pPr>
-          </w:p>
-        </w:tc>
-        <w:tc>
-          <w:tcPr>
-            <w:tcW w:w="4258" w:type="dxa"/>
-            <w:vMerge/>
-            <w:tcBorders>
-              <w:top w:val="single" w:sz="4" w:space="0" w:color="auto"/>
-              <w:left w:val="nil"/>
-              <w:bottom w:val="single" w:sz="4" w:space="0" w:color="auto"/>
-              <w:right w:val="single" w:sz="4" w:space="0" w:color="auto"/>
-            </w:tcBorders>
-            <w:vAlign w:val="center"/>
-            <w:hideMark/>
-          </w:tcPr>
-          <w:p>
-            <w:pPr>
-              <w:widowControl/>
-              <w:jc w:val="left"/>
-              <w:rPr>
-                <w:rFonts w:hAnsi="KB금융 본문체 Light" w:cs="바탕"/>
-                <w:color w:val="000000" w:themeColor="text1"/>
-                <w:kern w:val="0"/>
-              </w:rPr>
-            </w:pPr>
-          </w:p>
-        </w:tc>
-        <w:tc>
-          <w:tcPr>
-            <w:tcW w:w="2416" w:type="dxa"/>
-            <w:tcBorders>
-              <w:top w:val="single" w:sz="4" w:space="0" w:color="auto"/>
-              <w:left w:val="single" w:sz="4" w:space="0" w:color="auto"/>
-              <w:bottom w:val="single" w:sz="4" w:space="0" w:color="auto"/>
-              <w:right w:val="single" w:sz="4" w:space="0" w:color="auto"/>
-            </w:tcBorders>
-            <w:noWrap/>
-            <w:vAlign w:val="center"/>
-            <w:hideMark/>
-          </w:tcPr>
-          <w:p>
-            <w:pPr>
-              <w:pStyle w:val="112"/>
-              <w:rPr>
-                <w:rFonts w:ascii="KB금융 본문체 Light" w:eastAsia="KB금융 본문체 Light" w:hAnsi="KB금융 본문체 Light"/>
-              </w:rPr>
-            </w:pPr>
-            <w:r>
-              <w:rPr>
-                <w:rFonts w:ascii="KB금융 본문체 Light" w:eastAsia="KB금융 본문체 Light" w:hAnsi="KB금융 본문체 Light" w:hint="eastAsia"/>
-              </w:rPr>
-              <w:t>모니터링과 보고</w:t>
-            </w:r>
-          </w:p>
-        </w:tc>
-      </w:tr>
-      <w:tr>
-        <w:trPr>
-          <w:trHeight w:val="246"/>
-          <w:jc w:val="center"/>
-        </w:trPr>
-        <w:tc>
-          <w:tcPr>
-            <w:tcW w:w="1985" w:type="dxa"/>
-            <w:vMerge/>
-            <w:tcBorders>
-              <w:top w:val="single" w:sz="4" w:space="0" w:color="auto"/>
-              <w:left w:val="single" w:sz="4" w:space="0" w:color="auto"/>
-              <w:bottom w:val="single" w:sz="4" w:space="0" w:color="auto"/>
-              <w:right w:val="single" w:sz="4" w:space="0" w:color="auto"/>
-            </w:tcBorders>
-            <w:vAlign w:val="center"/>
-            <w:hideMark/>
-          </w:tcPr>
-          <w:p>
-            <w:pPr>
-              <w:widowControl/>
-              <w:jc w:val="left"/>
-              <w:rPr>
-                <w:rFonts w:hAnsi="KB금융 본문체 Light" w:cs="바탕"/>
-                <w:color w:val="000000" w:themeColor="text1"/>
-                <w:kern w:val="0"/>
-              </w:rPr>
-            </w:pPr>
-          </w:p>
-        </w:tc>
-        <w:tc>
-          <w:tcPr>
-            <w:tcW w:w="4258" w:type="dxa"/>
-            <w:vMerge/>
-            <w:tcBorders>
-              <w:top w:val="single" w:sz="4" w:space="0" w:color="auto"/>
-              <w:left w:val="nil"/>
-              <w:bottom w:val="single" w:sz="4" w:space="0" w:color="auto"/>
-              <w:right w:val="single" w:sz="4" w:space="0" w:color="auto"/>
-            </w:tcBorders>
-            <w:vAlign w:val="center"/>
-            <w:hideMark/>
-          </w:tcPr>
-          <w:p>
-            <w:pPr>
-              <w:widowControl/>
-              <w:jc w:val="left"/>
-              <w:rPr>
-                <w:rFonts w:hAnsi="KB금융 본문체 Light" w:cs="바탕"/>
-                <w:color w:val="000000" w:themeColor="text1"/>
-                <w:kern w:val="0"/>
-              </w:rPr>
-            </w:pPr>
-          </w:p>
-        </w:tc>
-        <w:tc>
-          <w:tcPr>
-            <w:tcW w:w="2416" w:type="dxa"/>
-            <w:tcBorders>
-              <w:top w:val="single" w:sz="4" w:space="0" w:color="auto"/>
-              <w:left w:val="single" w:sz="4" w:space="0" w:color="auto"/>
-              <w:bottom w:val="single" w:sz="4" w:space="0" w:color="auto"/>
-              <w:right w:val="single" w:sz="4" w:space="0" w:color="auto"/>
-            </w:tcBorders>
-            <w:noWrap/>
-            <w:vAlign w:val="center"/>
-            <w:hideMark/>
-          </w:tcPr>
-          <w:p>
-            <w:pPr>
-              <w:pStyle w:val="112"/>
-              <w:rPr>
-                <w:rFonts w:ascii="KB금융 본문체 Light" w:eastAsia="KB금융 본문체 Light" w:hAnsi="KB금융 본문체 Light"/>
-              </w:rPr>
-            </w:pPr>
-            <w:r>
-              <w:rPr>
-                <w:rFonts w:ascii="KB금융 본문체 Light" w:eastAsia="KB금융 본문체 Light" w:hAnsi="KB금융 본문체 Light" w:hint="eastAsia"/>
-              </w:rPr>
-              <w:t>고객확보 및 문서화</w:t>
-            </w:r>
-          </w:p>
-        </w:tc>
-      </w:tr>
-      <w:tr>
-        <w:trPr>
-          <w:trHeight w:val="246"/>
-          <w:jc w:val="center"/>
-        </w:trPr>
-        <w:tc>
-          <w:tcPr>
-            <w:tcW w:w="1985" w:type="dxa"/>
-            <w:vMerge/>
-            <w:tcBorders>
-              <w:top w:val="single" w:sz="4" w:space="0" w:color="auto"/>
-              <w:left w:val="single" w:sz="4" w:space="0" w:color="auto"/>
-              <w:bottom w:val="single" w:sz="4" w:space="0" w:color="auto"/>
-              <w:right w:val="single" w:sz="4" w:space="0" w:color="auto"/>
-            </w:tcBorders>
-            <w:vAlign w:val="center"/>
-            <w:hideMark/>
-          </w:tcPr>
-          <w:p>
-            <w:pPr>
-              <w:widowControl/>
-              <w:jc w:val="left"/>
-              <w:rPr>
-                <w:rFonts w:hAnsi="KB금융 본문체 Light" w:cs="바탕"/>
-                <w:color w:val="000000" w:themeColor="text1"/>
-                <w:kern w:val="0"/>
-              </w:rPr>
-            </w:pPr>
-          </w:p>
-        </w:tc>
-        <w:tc>
-          <w:tcPr>
-            <w:tcW w:w="4258" w:type="dxa"/>
-            <w:vMerge/>
-            <w:tcBorders>
-              <w:top w:val="single" w:sz="4" w:space="0" w:color="auto"/>
-              <w:left w:val="nil"/>
-              <w:bottom w:val="single" w:sz="4" w:space="0" w:color="auto"/>
-              <w:right w:val="single" w:sz="4" w:space="0" w:color="auto"/>
-            </w:tcBorders>
-            <w:vAlign w:val="center"/>
-            <w:hideMark/>
-          </w:tcPr>
-          <w:p>
-            <w:pPr>
-              <w:widowControl/>
-              <w:jc w:val="left"/>
-              <w:rPr>
-                <w:rFonts w:hAnsi="KB금융 본문체 Light" w:cs="바탕"/>
-                <w:color w:val="000000" w:themeColor="text1"/>
-                <w:kern w:val="0"/>
-              </w:rPr>
-            </w:pPr>
-          </w:p>
-        </w:tc>
-        <w:tc>
-          <w:tcPr>
-            <w:tcW w:w="2416" w:type="dxa"/>
-            <w:tcBorders>
-              <w:top w:val="single" w:sz="4" w:space="0" w:color="auto"/>
-              <w:left w:val="single" w:sz="4" w:space="0" w:color="auto"/>
-              <w:bottom w:val="single" w:sz="4" w:space="0" w:color="auto"/>
-              <w:right w:val="single" w:sz="4" w:space="0" w:color="auto"/>
-            </w:tcBorders>
-            <w:noWrap/>
-            <w:vAlign w:val="center"/>
-            <w:hideMark/>
-          </w:tcPr>
-          <w:p>
-            <w:pPr>
-              <w:pStyle w:val="112"/>
-              <w:rPr>
-                <w:rFonts w:ascii="KB금융 본문체 Light" w:eastAsia="KB금융 본문체 Light" w:hAnsi="KB금융 본문체 Light"/>
-              </w:rPr>
-            </w:pPr>
-            <w:r>
-              <w:rPr>
-                <w:rFonts w:ascii="KB금융 본문체 Light" w:eastAsia="KB금융 본문체 Light" w:hAnsi="KB금융 본문체 Light" w:hint="eastAsia"/>
-              </w:rPr>
-              <w:t>고객 계좌 관리</w:t>
-            </w:r>
-          </w:p>
-        </w:tc>
-      </w:tr>
-      <w:tr>
-        <w:trPr>
-          <w:trHeight w:val="246"/>
-          <w:jc w:val="center"/>
-        </w:trPr>
-        <w:tc>
-          <w:tcPr>
-            <w:tcW w:w="1985" w:type="dxa"/>
-            <w:vMerge/>
-            <w:tcBorders>
-              <w:top w:val="single" w:sz="4" w:space="0" w:color="auto"/>
-              <w:left w:val="single" w:sz="4" w:space="0" w:color="auto"/>
-              <w:bottom w:val="single" w:sz="4" w:space="0" w:color="auto"/>
-              <w:right w:val="single" w:sz="4" w:space="0" w:color="auto"/>
-            </w:tcBorders>
-            <w:vAlign w:val="center"/>
-            <w:hideMark/>
-          </w:tcPr>
-          <w:p>
-            <w:pPr>
-              <w:widowControl/>
-              <w:jc w:val="left"/>
-              <w:rPr>
-                <w:rFonts w:hAnsi="KB금융 본문체 Light" w:cs="바탕"/>
-                <w:color w:val="000000" w:themeColor="text1"/>
-                <w:kern w:val="0"/>
-              </w:rPr>
-            </w:pPr>
-          </w:p>
-        </w:tc>
-        <w:tc>
-          <w:tcPr>
-            <w:tcW w:w="4258" w:type="dxa"/>
-            <w:vMerge/>
-            <w:tcBorders>
-              <w:top w:val="single" w:sz="4" w:space="0" w:color="auto"/>
-              <w:left w:val="nil"/>
-              <w:bottom w:val="single" w:sz="4" w:space="0" w:color="auto"/>
-              <w:right w:val="single" w:sz="4" w:space="0" w:color="auto"/>
-            </w:tcBorders>
-            <w:vAlign w:val="center"/>
-            <w:hideMark/>
-          </w:tcPr>
-          <w:p>
-            <w:pPr>
-              <w:widowControl/>
-              <w:jc w:val="left"/>
-              <w:rPr>
-                <w:rFonts w:hAnsi="KB금융 본문체 Light" w:cs="바탕"/>
-                <w:color w:val="000000" w:themeColor="text1"/>
-                <w:kern w:val="0"/>
-              </w:rPr>
-            </w:pPr>
-          </w:p>
-        </w:tc>
-        <w:tc>
-          <w:tcPr>
-            <w:tcW w:w="2416" w:type="dxa"/>
-            <w:tcBorders>
-              <w:top w:val="single" w:sz="4" w:space="0" w:color="auto"/>
-              <w:left w:val="single" w:sz="4" w:space="0" w:color="auto"/>
-              <w:bottom w:val="single" w:sz="4" w:space="0" w:color="auto"/>
-              <w:right w:val="single" w:sz="4" w:space="0" w:color="auto"/>
-            </w:tcBorders>
-            <w:noWrap/>
-            <w:vAlign w:val="center"/>
-            <w:hideMark/>
-          </w:tcPr>
-          <w:p>
-            <w:pPr>
-              <w:pStyle w:val="112"/>
-              <w:rPr>
-                <w:rFonts w:ascii="KB금융 본문체 Light" w:eastAsia="KB금융 본문체 Light" w:hAnsi="KB금융 본문체 Light"/>
-              </w:rPr>
-            </w:pPr>
-            <w:r>
-              <w:rPr>
-                <w:rFonts w:ascii="KB금융 본문체 Light" w:eastAsia="KB금융 본문체 Light" w:hAnsi="KB금융 본문체 Light" w:hint="eastAsia"/>
-              </w:rPr>
-              <w:t>거래 상대방</w:t>
-            </w:r>
-          </w:p>
-        </w:tc>
-      </w:tr>
-      <w:tr>
-        <w:trPr>
-          <w:trHeight w:val="246"/>
-          <w:jc w:val="center"/>
-        </w:trPr>
-        <w:tc>
-          <w:tcPr>
-            <w:tcW w:w="1985" w:type="dxa"/>
-            <w:vMerge/>
-            <w:tcBorders>
-              <w:top w:val="single" w:sz="4" w:space="0" w:color="auto"/>
-              <w:left w:val="single" w:sz="4" w:space="0" w:color="auto"/>
-              <w:bottom w:val="single" w:sz="4" w:space="0" w:color="auto"/>
-              <w:right w:val="single" w:sz="4" w:space="0" w:color="auto"/>
-            </w:tcBorders>
-            <w:vAlign w:val="center"/>
-            <w:hideMark/>
-          </w:tcPr>
-          <w:p>
-            <w:pPr>
-              <w:widowControl/>
-              <w:jc w:val="left"/>
-              <w:rPr>
-                <w:rFonts w:hAnsi="KB금융 본문체 Light" w:cs="바탕"/>
-                <w:color w:val="000000" w:themeColor="text1"/>
-                <w:kern w:val="0"/>
-              </w:rPr>
-            </w:pPr>
-          </w:p>
-        </w:tc>
-        <w:tc>
-          <w:tcPr>
-            <w:tcW w:w="4258" w:type="dxa"/>
-            <w:vMerge/>
-            <w:tcBorders>
-              <w:top w:val="single" w:sz="4" w:space="0" w:color="auto"/>
-              <w:left w:val="nil"/>
-              <w:bottom w:val="single" w:sz="4" w:space="0" w:color="auto"/>
-              <w:right w:val="single" w:sz="4" w:space="0" w:color="auto"/>
-            </w:tcBorders>
-            <w:vAlign w:val="center"/>
-            <w:hideMark/>
-          </w:tcPr>
-          <w:p>
-            <w:pPr>
-              <w:widowControl/>
-              <w:jc w:val="left"/>
-              <w:rPr>
-                <w:rFonts w:hAnsi="KB금융 본문체 Light" w:cs="바탕"/>
-                <w:color w:val="000000" w:themeColor="text1"/>
-                <w:kern w:val="0"/>
-              </w:rPr>
-            </w:pPr>
-          </w:p>
-        </w:tc>
-        <w:tc>
-          <w:tcPr>
-            <w:tcW w:w="2416" w:type="dxa"/>
-            <w:tcBorders>
-              <w:top w:val="single" w:sz="4" w:space="0" w:color="auto"/>
-              <w:left w:val="single" w:sz="4" w:space="0" w:color="auto"/>
-              <w:bottom w:val="single" w:sz="4" w:space="0" w:color="auto"/>
-              <w:right w:val="single" w:sz="4" w:space="0" w:color="auto"/>
-            </w:tcBorders>
-            <w:noWrap/>
-            <w:vAlign w:val="center"/>
-            <w:hideMark/>
-          </w:tcPr>
-          <w:p>
-            <w:pPr>
-              <w:pStyle w:val="112"/>
-              <w:rPr>
-                <w:rFonts w:ascii="KB금융 본문체 Light" w:eastAsia="KB금융 본문체 Light" w:hAnsi="KB금융 본문체 Light"/>
-              </w:rPr>
-            </w:pPr>
-            <w:r>
-              <w:rPr>
-                <w:rFonts w:ascii="KB금융 본문체 Light" w:eastAsia="KB금융 본문체 Light" w:hAnsi="KB금융 본문체 Light" w:hint="eastAsia"/>
-              </w:rPr>
-              <w:t>매도자 및 공급자</w:t>
-            </w:r>
-          </w:p>
-        </w:tc>
-      </w:tr>
-    </w:tbl>
-    <w:p>
-      <w:pPr>
-        <w:overflowPunct w:val="0"/>
-        <w:spacing w:before="120" w:after="120"/>
-        <w:ind w:left="113"/>
-        <w:rPr>
-          <w:rFonts w:hAnsi="KB금융 본문체 Light"/>
-          <w:color w:val="000000"/>
-        </w:rPr>
-      </w:pPr>
-    </w:p>
-    <w:bookmarkEnd w:id="4"/>
-    <w:p>
-      <w:pPr>
-        <w:rPr>
-          <w:rFonts w:hAnsi="KB금융 본문체 Light"/>
-        </w:rPr>
-      </w:pPr>
-    </w:p>
-    <w:p>
-      <w:pPr>
-        <w:ind w:left="176" w:hangingChars="100" w:hanging="176"/>
-        <w:outlineLvl w:val="0"/>
-        <w:rPr>
-          <w:rFonts w:hAnsi="KB금융 본문체 Light"/>
-          <w:color w:val="000000"/>
-        </w:rPr>
-      </w:pPr>
-    </w:p>
-    <w:p>
-      <w:pPr>
-        <w:pStyle w:val="Default"/>
-        <w:rPr>
-          <w:rFonts w:ascii="KB금융 본문체 Light" w:eastAsia="KB금융 본문체 Light" w:hAnsi="KB금융 본문체 Light" w:cstheme="minorBidi"/>
-          <w:color w:val="auto"/>
-          <w:kern w:val="2"/>
-          <w:sz w:val="20"/>
-          <w:szCs w:val="20"/>
-        </w:rPr>
-      </w:pPr>
-    </w:p>
     <w:sectPr>
+      <w:type w:val="continuous"/>
       <w:pgSz w:w="11906" w:h="16838" w:code="9"/>
       <w:pgMar w:top="1418" w:right="1344" w:bottom="1134" w:left="1701" w:header="720" w:footer="567" w:gutter="0"/>
       <w:cols w:space="425"/>
@@ -7780,7 +5617,7 @@
 </file>
 
 <file path=word/endnotes.xml><?xml version="1.0" encoding="utf-8"?>
-<w:endnotes xmlns:wpc="http://schemas.microsoft.com/office/word/2010/wordprocessingCanvas" xmlns:cx="http://schemas.microsoft.com/office/drawing/2014/chartex" xmlns:cx1="http://schemas.microsoft.com/office/drawing/2015/9/8/chartex" xmlns:mc="http://schemas.openxmlformats.org/markup-compatibility/2006" xmlns:o="urn:schemas-microsoft-com:office:office" xmlns:r="http://schemas.openxmlformats.org/officeDocument/2006/relationships" xmlns:m="http://schemas.openxmlformats.org/officeDocument/2006/math" xmlns:v="urn:schemas-microsoft-com:vml" xmlns:wp14="http://schemas.microsoft.com/office/word/2010/wordprocessingDrawing" xmlns:wp="http://schemas.openxmlformats.org/drawingml/2006/wordprocessingDrawing" xmlns:w10="urn:schemas-microsoft-com:office:word" xmlns:w="http://schemas.openxmlformats.org/wordprocessingml/2006/main" xmlns:w14="http://schemas.microsoft.com/office/word/2010/wordml" xmlns:w15="http://schemas.microsoft.com/office/word/2012/wordml" xmlns:w16se="http://schemas.microsoft.com/office/word/2015/wordml/symex" xmlns:wpg="http://schemas.microsoft.com/office/word/2010/wordprocessingGroup" xmlns:wpi="http://schemas.microsoft.com/office/word/2010/wordprocessingInk" xmlns:wne="http://schemas.microsoft.com/office/word/2006/wordml" xmlns:wps="http://schemas.microsoft.com/office/word/2010/wordprocessingShape" mc:Ignorable="w14 w15 w16se wp14">
+<w:endnotes xmlns:wpc="http://schemas.microsoft.com/office/word/2010/wordprocessingCanvas" xmlns:cx="http://schemas.microsoft.com/office/drawing/2014/chartex" xmlns:cx1="http://schemas.microsoft.com/office/drawing/2015/9/8/chartex" xmlns:cx2="http://schemas.microsoft.com/office/drawing/2015/10/21/chartex" xmlns:cx3="http://schemas.microsoft.com/office/drawing/2016/5/9/chartex" xmlns:cx4="http://schemas.microsoft.com/office/drawing/2016/5/10/chartex" xmlns:cx5="http://schemas.microsoft.com/office/drawing/2016/5/11/chartex" xmlns:cx6="http://schemas.microsoft.com/office/drawing/2016/5/12/chartex" xmlns:cx7="http://schemas.microsoft.com/office/drawing/2016/5/13/chartex" xmlns:cx8="http://schemas.microsoft.com/office/drawing/2016/5/14/chartex" xmlns:mc="http://schemas.openxmlformats.org/markup-compatibility/2006" xmlns:aink="http://schemas.microsoft.com/office/drawing/2016/ink" xmlns:am3d="http://schemas.microsoft.com/office/drawing/2017/model3d" xmlns:o="urn:schemas-microsoft-com:office:office" xmlns:r="http://schemas.openxmlformats.org/officeDocument/2006/relationships" xmlns:m="http://schemas.openxmlformats.org/officeDocument/2006/math" xmlns:v="urn:schemas-microsoft-com:vml" xmlns:wp14="http://schemas.microsoft.com/office/word/2010/wordprocessingDrawing" xmlns:wp="http://schemas.openxmlformats.org/drawingml/2006/wordprocessingDrawing" xmlns:w10="urn:schemas-microsoft-com:office:word" xmlns:w="http://schemas.openxmlformats.org/wordprocessingml/2006/main" xmlns:w14="http://schemas.microsoft.com/office/word/2010/wordml" xmlns:w15="http://schemas.microsoft.com/office/word/2012/wordml" xmlns:w16cex="http://schemas.microsoft.com/office/word/2018/wordml/cex" xmlns:w16cid="http://schemas.microsoft.com/office/word/2016/wordml/cid" xmlns:w16="http://schemas.microsoft.com/office/word/2018/wordml" xmlns:w16sdtdh="http://schemas.microsoft.com/office/word/2020/wordml/sdtdatahash" xmlns:w16se="http://schemas.microsoft.com/office/word/2015/wordml/symex" xmlns:wpg="http://schemas.microsoft.com/office/word/2010/wordprocessingGroup" xmlns:wpi="http://schemas.microsoft.com/office/word/2010/wordprocessingInk" xmlns:wne="http://schemas.microsoft.com/office/word/2006/wordml" xmlns:wps="http://schemas.microsoft.com/office/word/2010/wordprocessingShape" mc:Ignorable="w14 w15 w16se w16cid w16 w16cex w16sdtdh wp14">
   <w:endnote w:type="separator" w:id="-1">
     <w:p>
       <w:r>
@@ -7799,7 +5636,7 @@
 </file>
 
 <file path=word/footer1.xml><?xml version="1.0" encoding="utf-8"?>
-<w:ftr xmlns:wpc="http://schemas.microsoft.com/office/word/2010/wordprocessingCanvas" xmlns:cx="http://schemas.microsoft.com/office/drawing/2014/chartex" xmlns:cx1="http://schemas.microsoft.com/office/drawing/2015/9/8/chartex" xmlns:mc="http://schemas.openxmlformats.org/markup-compatibility/2006" xmlns:o="urn:schemas-microsoft-com:office:office" xmlns:r="http://schemas.openxmlformats.org/officeDocument/2006/relationships" xmlns:m="http://schemas.openxmlformats.org/officeDocument/2006/math" xmlns:v="urn:schemas-microsoft-com:vml" xmlns:wp14="http://schemas.microsoft.com/office/word/2010/wordprocessingDrawing" xmlns:wp="http://schemas.openxmlformats.org/drawingml/2006/wordprocessingDrawing" xmlns:w10="urn:schemas-microsoft-com:office:word" xmlns:w="http://schemas.openxmlformats.org/wordprocessingml/2006/main" xmlns:w14="http://schemas.microsoft.com/office/word/2010/wordml" xmlns:w15="http://schemas.microsoft.com/office/word/2012/wordml" xmlns:w16se="http://schemas.microsoft.com/office/word/2015/wordml/symex" xmlns:wpg="http://schemas.microsoft.com/office/word/2010/wordprocessingGroup" xmlns:wpi="http://schemas.microsoft.com/office/word/2010/wordprocessingInk" xmlns:wne="http://schemas.microsoft.com/office/word/2006/wordml" xmlns:wps="http://schemas.microsoft.com/office/word/2010/wordprocessingShape" mc:Ignorable="w14 w15 w16se wp14">
+<w:ftr xmlns:wpc="http://schemas.microsoft.com/office/word/2010/wordprocessingCanvas" xmlns:cx="http://schemas.microsoft.com/office/drawing/2014/chartex" xmlns:cx1="http://schemas.microsoft.com/office/drawing/2015/9/8/chartex" xmlns:cx2="http://schemas.microsoft.com/office/drawing/2015/10/21/chartex" xmlns:cx3="http://schemas.microsoft.com/office/drawing/2016/5/9/chartex" xmlns:cx4="http://schemas.microsoft.com/office/drawing/2016/5/10/chartex" xmlns:cx5="http://schemas.microsoft.com/office/drawing/2016/5/11/chartex" xmlns:cx6="http://schemas.microsoft.com/office/drawing/2016/5/12/chartex" xmlns:cx7="http://schemas.microsoft.com/office/drawing/2016/5/13/chartex" xmlns:cx8="http://schemas.microsoft.com/office/drawing/2016/5/14/chartex" xmlns:mc="http://schemas.openxmlformats.org/markup-compatibility/2006" xmlns:aink="http://schemas.microsoft.com/office/drawing/2016/ink" xmlns:am3d="http://schemas.microsoft.com/office/drawing/2017/model3d" xmlns:o="urn:schemas-microsoft-com:office:office" xmlns:r="http://schemas.openxmlformats.org/officeDocument/2006/relationships" xmlns:m="http://schemas.openxmlformats.org/officeDocument/2006/math" xmlns:v="urn:schemas-microsoft-com:vml" xmlns:wp14="http://schemas.microsoft.com/office/word/2010/wordprocessingDrawing" xmlns:wp="http://schemas.openxmlformats.org/drawingml/2006/wordprocessingDrawing" xmlns:w10="urn:schemas-microsoft-com:office:word" xmlns:w="http://schemas.openxmlformats.org/wordprocessingml/2006/main" xmlns:w14="http://schemas.microsoft.com/office/word/2010/wordml" xmlns:w15="http://schemas.microsoft.com/office/word/2012/wordml" xmlns:w16cex="http://schemas.microsoft.com/office/word/2018/wordml/cex" xmlns:w16cid="http://schemas.microsoft.com/office/word/2016/wordml/cid" xmlns:w16="http://schemas.microsoft.com/office/word/2018/wordml" xmlns:w16sdtdh="http://schemas.microsoft.com/office/word/2020/wordml/sdtdatahash" xmlns:w16se="http://schemas.microsoft.com/office/word/2015/wordml/symex" xmlns:wpg="http://schemas.microsoft.com/office/word/2010/wordprocessingGroup" xmlns:wpi="http://schemas.microsoft.com/office/word/2010/wordprocessingInk" xmlns:wne="http://schemas.microsoft.com/office/word/2006/wordml" xmlns:wps="http://schemas.microsoft.com/office/word/2010/wordprocessingShape" mc:Ignorable="w14 w15 w16se w16cid w16 w16cex w16sdtdh wp14">
   <w:p>
     <w:pPr>
       <w:pStyle w:val="af"/>
@@ -7812,69 +5649,8 @@
 </w:ftr>
 </file>
 
-<file path=word/footer2.xml><?xml version="1.0" encoding="utf-8"?>
-<w:ftr xmlns:wpc="http://schemas.microsoft.com/office/word/2010/wordprocessingCanvas" xmlns:cx="http://schemas.microsoft.com/office/drawing/2014/chartex" xmlns:cx1="http://schemas.microsoft.com/office/drawing/2015/9/8/chartex" xmlns:mc="http://schemas.openxmlformats.org/markup-compatibility/2006" xmlns:o="urn:schemas-microsoft-com:office:office" xmlns:r="http://schemas.openxmlformats.org/officeDocument/2006/relationships" xmlns:m="http://schemas.openxmlformats.org/officeDocument/2006/math" xmlns:v="urn:schemas-microsoft-com:vml" xmlns:wp14="http://schemas.microsoft.com/office/word/2010/wordprocessingDrawing" xmlns:wp="http://schemas.openxmlformats.org/drawingml/2006/wordprocessingDrawing" xmlns:w10="urn:schemas-microsoft-com:office:word" xmlns:w="http://schemas.openxmlformats.org/wordprocessingml/2006/main" xmlns:w14="http://schemas.microsoft.com/office/word/2010/wordml" xmlns:w15="http://schemas.microsoft.com/office/word/2012/wordml" xmlns:w16se="http://schemas.microsoft.com/office/word/2015/wordml/symex" xmlns:wpg="http://schemas.microsoft.com/office/word/2010/wordprocessingGroup" xmlns:wpi="http://schemas.microsoft.com/office/word/2010/wordprocessingInk" xmlns:wne="http://schemas.microsoft.com/office/word/2006/wordml" xmlns:wps="http://schemas.microsoft.com/office/word/2010/wordprocessingShape" mc:Ignorable="w14 w15 w16se wp14">
-  <w:sdt>
-    <w:sdtPr>
-      <w:rPr>
-        <w:rFonts w:hAnsi="KB금융 본문체 Light"/>
-      </w:rPr>
-      <w:id w:val="1218085026"/>
-      <w:docPartObj>
-        <w:docPartGallery w:val="Page Numbers (Bottom of Page)"/>
-        <w:docPartUnique/>
-      </w:docPartObj>
-    </w:sdtPr>
-    <w:sdtEndPr/>
-    <w:sdtContent>
-      <w:p>
-        <w:pPr>
-          <w:pStyle w:val="af"/>
-          <w:jc w:val="center"/>
-          <w:rPr>
-            <w:rFonts w:hAnsi="KB금융 본문체 Light"/>
-          </w:rPr>
-        </w:pPr>
-        <w:r>
-          <w:rPr>
-            <w:rFonts w:hAnsi="KB금융 본문체 Light"/>
-          </w:rPr>
-          <w:fldChar w:fldCharType="begin"/>
-        </w:r>
-        <w:r>
-          <w:rPr>
-            <w:rFonts w:hAnsi="KB금융 본문체 Light"/>
-          </w:rPr>
-          <w:instrText>PAGE   \* MERGEFORMAT</w:instrText>
-        </w:r>
-        <w:r>
-          <w:rPr>
-            <w:rFonts w:hAnsi="KB금융 본문체 Light"/>
-          </w:rPr>
-          <w:fldChar w:fldCharType="separate"/>
-        </w:r>
-        <w:r>
-          <w:rPr>
-            <w:rFonts w:hAnsi="KB금융 본문체 Light"/>
-            <w:noProof/>
-            <w:lang w:val="ko-KR"/>
-          </w:rPr>
-          <w:t>5</w:t>
-        </w:r>
-        <w:r>
-          <w:rPr>
-            <w:rFonts w:hAnsi="KB금융 본문체 Light"/>
-          </w:rPr>
-          <w:fldChar w:fldCharType="end"/>
-        </w:r>
-      </w:p>
-    </w:sdtContent>
-  </w:sdt>
-</w:ftr>
-</file>
-
 <file path=word/footnotes.xml><?xml version="1.0" encoding="utf-8"?>
-<w:footnotes xmlns:wpc="http://schemas.microsoft.com/office/word/2010/wordprocessingCanvas" xmlns:cx="http://schemas.microsoft.com/office/drawing/2014/chartex" xmlns:cx1="http://schemas.microsoft.com/office/drawing/2015/9/8/chartex" xmlns:mc="http://schemas.openxmlformats.org/markup-compatibility/2006" xmlns:o="urn:schemas-microsoft-com:office:office" xmlns:r="http://schemas.openxmlformats.org/officeDocument/2006/relationships" xmlns:m="http://schemas.openxmlformats.org/officeDocument/2006/math" xmlns:v="urn:schemas-microsoft-com:vml" xmlns:wp14="http://schemas.microsoft.com/office/word/2010/wordprocessingDrawing" xmlns:wp="http://schemas.openxmlformats.org/drawingml/2006/wordprocessingDrawing" xmlns:w10="urn:schemas-microsoft-com:office:word" xmlns:w="http://schemas.openxmlformats.org/wordprocessingml/2006/main" xmlns:w14="http://schemas.microsoft.com/office/word/2010/wordml" xmlns:w15="http://schemas.microsoft.com/office/word/2012/wordml" xmlns:w16se="http://schemas.microsoft.com/office/word/2015/wordml/symex" xmlns:wpg="http://schemas.microsoft.com/office/word/2010/wordprocessingGroup" xmlns:wpi="http://schemas.microsoft.com/office/word/2010/wordprocessingInk" xmlns:wne="http://schemas.microsoft.com/office/word/2006/wordml" xmlns:wps="http://schemas.microsoft.com/office/word/2010/wordprocessingShape" mc:Ignorable="w14 w15 w16se wp14">
+<w:footnotes xmlns:wpc="http://schemas.microsoft.com/office/word/2010/wordprocessingCanvas" xmlns:cx="http://schemas.microsoft.com/office/drawing/2014/chartex" xmlns:cx1="http://schemas.microsoft.com/office/drawing/2015/9/8/chartex" xmlns:cx2="http://schemas.microsoft.com/office/drawing/2015/10/21/chartex" xmlns:cx3="http://schemas.microsoft.com/office/drawing/2016/5/9/chartex" xmlns:cx4="http://schemas.microsoft.com/office/drawing/2016/5/10/chartex" xmlns:cx5="http://schemas.microsoft.com/office/drawing/2016/5/11/chartex" xmlns:cx6="http://schemas.microsoft.com/office/drawing/2016/5/12/chartex" xmlns:cx7="http://schemas.microsoft.com/office/drawing/2016/5/13/chartex" xmlns:cx8="http://schemas.microsoft.com/office/drawing/2016/5/14/chartex" xmlns:mc="http://schemas.openxmlformats.org/markup-compatibility/2006" xmlns:aink="http://schemas.microsoft.com/office/drawing/2016/ink" xmlns:am3d="http://schemas.microsoft.com/office/drawing/2017/model3d" xmlns:o="urn:schemas-microsoft-com:office:office" xmlns:r="http://schemas.openxmlformats.org/officeDocument/2006/relationships" xmlns:m="http://schemas.openxmlformats.org/officeDocument/2006/math" xmlns:v="urn:schemas-microsoft-com:vml" xmlns:wp14="http://schemas.microsoft.com/office/word/2010/wordprocessingDrawing" xmlns:wp="http://schemas.openxmlformats.org/drawingml/2006/wordprocessingDrawing" xmlns:w10="urn:schemas-microsoft-com:office:word" xmlns:w="http://schemas.openxmlformats.org/wordprocessingml/2006/main" xmlns:w14="http://schemas.microsoft.com/office/word/2010/wordml" xmlns:w15="http://schemas.microsoft.com/office/word/2012/wordml" xmlns:w16cex="http://schemas.microsoft.com/office/word/2018/wordml/cex" xmlns:w16cid="http://schemas.microsoft.com/office/word/2016/wordml/cid" xmlns:w16="http://schemas.microsoft.com/office/word/2018/wordml" xmlns:w16sdtdh="http://schemas.microsoft.com/office/word/2020/wordml/sdtdatahash" xmlns:w16se="http://schemas.microsoft.com/office/word/2015/wordml/symex" xmlns:wpg="http://schemas.microsoft.com/office/word/2010/wordprocessingGroup" xmlns:wpi="http://schemas.microsoft.com/office/word/2010/wordprocessingInk" xmlns:wne="http://schemas.microsoft.com/office/word/2006/wordml" xmlns:wps="http://schemas.microsoft.com/office/word/2010/wordprocessingShape" mc:Ignorable="w14 w15 w16se w16cid w16 w16cex w16sdtdh wp14">
   <w:footnote w:type="separator" w:id="-1">
     <w:p>
       <w:r>
@@ -7893,7 +5669,7 @@
 </file>
 
 <file path=word/header1.xml><?xml version="1.0" encoding="utf-8"?>
-<w:hdr xmlns:wpc="http://schemas.microsoft.com/office/word/2010/wordprocessingCanvas" xmlns:cx="http://schemas.microsoft.com/office/drawing/2014/chartex" xmlns:cx1="http://schemas.microsoft.com/office/drawing/2015/9/8/chartex" xmlns:mc="http://schemas.openxmlformats.org/markup-compatibility/2006" xmlns:o="urn:schemas-microsoft-com:office:office" xmlns:r="http://schemas.openxmlformats.org/officeDocument/2006/relationships" xmlns:m="http://schemas.openxmlformats.org/officeDocument/2006/math" xmlns:v="urn:schemas-microsoft-com:vml" xmlns:wp14="http://schemas.microsoft.com/office/word/2010/wordprocessingDrawing" xmlns:wp="http://schemas.openxmlformats.org/drawingml/2006/wordprocessingDrawing" xmlns:w10="urn:schemas-microsoft-com:office:word" xmlns:w="http://schemas.openxmlformats.org/wordprocessingml/2006/main" xmlns:w14="http://schemas.microsoft.com/office/word/2010/wordml" xmlns:w15="http://schemas.microsoft.com/office/word/2012/wordml" xmlns:w16se="http://schemas.microsoft.com/office/word/2015/wordml/symex" xmlns:wpg="http://schemas.microsoft.com/office/word/2010/wordprocessingGroup" xmlns:wpi="http://schemas.microsoft.com/office/word/2010/wordprocessingInk" xmlns:wne="http://schemas.microsoft.com/office/word/2006/wordml" xmlns:wps="http://schemas.microsoft.com/office/word/2010/wordprocessingShape" mc:Ignorable="w14 w15 w16se wp14">
+<w:hdr xmlns:wpc="http://schemas.microsoft.com/office/word/2010/wordprocessingCanvas" xmlns:cx="http://schemas.microsoft.com/office/drawing/2014/chartex" xmlns:cx1="http://schemas.microsoft.com/office/drawing/2015/9/8/chartex" xmlns:cx2="http://schemas.microsoft.com/office/drawing/2015/10/21/chartex" xmlns:cx3="http://schemas.microsoft.com/office/drawing/2016/5/9/chartex" xmlns:cx4="http://schemas.microsoft.com/office/drawing/2016/5/10/chartex" xmlns:cx5="http://schemas.microsoft.com/office/drawing/2016/5/11/chartex" xmlns:cx6="http://schemas.microsoft.com/office/drawing/2016/5/12/chartex" xmlns:cx7="http://schemas.microsoft.com/office/drawing/2016/5/13/chartex" xmlns:cx8="http://schemas.microsoft.com/office/drawing/2016/5/14/chartex" xmlns:mc="http://schemas.openxmlformats.org/markup-compatibility/2006" xmlns:aink="http://schemas.microsoft.com/office/drawing/2016/ink" xmlns:am3d="http://schemas.microsoft.com/office/drawing/2017/model3d" xmlns:o="urn:schemas-microsoft-com:office:office" xmlns:r="http://schemas.openxmlformats.org/officeDocument/2006/relationships" xmlns:m="http://schemas.openxmlformats.org/officeDocument/2006/math" xmlns:v="urn:schemas-microsoft-com:vml" xmlns:wp14="http://schemas.microsoft.com/office/word/2010/wordprocessingDrawing" xmlns:wp="http://schemas.openxmlformats.org/drawingml/2006/wordprocessingDrawing" xmlns:w10="urn:schemas-microsoft-com:office:word" xmlns:w="http://schemas.openxmlformats.org/wordprocessingml/2006/main" xmlns:w14="http://schemas.microsoft.com/office/word/2010/wordml" xmlns:w15="http://schemas.microsoft.com/office/word/2012/wordml" xmlns:w16cex="http://schemas.microsoft.com/office/word/2018/wordml/cex" xmlns:w16cid="http://schemas.microsoft.com/office/word/2016/wordml/cid" xmlns:w16="http://schemas.microsoft.com/office/word/2018/wordml" xmlns:w16sdtdh="http://schemas.microsoft.com/office/word/2020/wordml/sdtdatahash" xmlns:w16se="http://schemas.microsoft.com/office/word/2015/wordml/symex" xmlns:wpg="http://schemas.microsoft.com/office/word/2010/wordprocessingGroup" xmlns:wpi="http://schemas.microsoft.com/office/word/2010/wordprocessingInk" xmlns:wne="http://schemas.microsoft.com/office/word/2006/wordml" xmlns:wps="http://schemas.microsoft.com/office/word/2010/wordprocessingShape" mc:Ignorable="w14 w15 w16se w16cid w16 w16cex w16sdtdh wp14">
   <w:p>
     <w:pPr>
       <w:pStyle w:val="ae"/>
@@ -7950,7 +5726,6 @@
                         <a:headEnd/>
                         <a:tailEnd/>
                       </a:ln>
-                      <a:extLst/>
                     </wps:spPr>
                     <wps:style>
                       <a:lnRef idx="1">
@@ -7989,6 +5764,7 @@
         </mc:Fallback>
       </mc:AlternateContent>
     </w:r>
+    <w:proofErr w:type="spellStart"/>
     <w:r>
       <w:rPr>
         <w:rFonts w:hAnsi="KB금융 본문체 Light" w:hint="eastAsia"/>
@@ -7996,14 +5772,44 @@
         <w:sz w:val="18"/>
         <w:szCs w:val="18"/>
       </w:rPr>
-      <w:t>운영리스크관리지침(소관부서:경영전략부)</w:t>
+      <w:t>운영리스크관리지침</w:t>
+    </w:r>
+    <w:proofErr w:type="spellEnd"/>
+    <w:r>
+      <w:rPr>
+        <w:rFonts w:hAnsi="KB금융 본문체 Light" w:hint="eastAsia"/>
+        <w:color w:val="5F5F5F"/>
+        <w:sz w:val="18"/>
+        <w:szCs w:val="18"/>
+      </w:rPr>
+      <w:t>(</w:t>
+    </w:r>
+    <w:proofErr w:type="gramStart"/>
+    <w:r>
+      <w:rPr>
+        <w:rFonts w:hAnsi="KB금융 본문체 Light" w:hint="eastAsia"/>
+        <w:color w:val="5F5F5F"/>
+        <w:sz w:val="18"/>
+        <w:szCs w:val="18"/>
+      </w:rPr>
+      <w:t>소관부서:경영전략부</w:t>
+    </w:r>
+    <w:proofErr w:type="gramEnd"/>
+    <w:r>
+      <w:rPr>
+        <w:rFonts w:hAnsi="KB금융 본문체 Light" w:hint="eastAsia"/>
+        <w:color w:val="5F5F5F"/>
+        <w:sz w:val="18"/>
+        <w:szCs w:val="18"/>
+      </w:rPr>
+      <w:t>)</w:t>
     </w:r>
   </w:p>
 </w:hdr>
 </file>
 
 <file path=word/header2.xml><?xml version="1.0" encoding="utf-8"?>
-<w:hdr xmlns:wpc="http://schemas.microsoft.com/office/word/2010/wordprocessingCanvas" xmlns:cx="http://schemas.microsoft.com/office/drawing/2014/chartex" xmlns:cx1="http://schemas.microsoft.com/office/drawing/2015/9/8/chartex" xmlns:mc="http://schemas.openxmlformats.org/markup-compatibility/2006" xmlns:o="urn:schemas-microsoft-com:office:office" xmlns:r="http://schemas.openxmlformats.org/officeDocument/2006/relationships" xmlns:m="http://schemas.openxmlformats.org/officeDocument/2006/math" xmlns:v="urn:schemas-microsoft-com:vml" xmlns:wp14="http://schemas.microsoft.com/office/word/2010/wordprocessingDrawing" xmlns:wp="http://schemas.openxmlformats.org/drawingml/2006/wordprocessingDrawing" xmlns:w10="urn:schemas-microsoft-com:office:word" xmlns:w="http://schemas.openxmlformats.org/wordprocessingml/2006/main" xmlns:w14="http://schemas.microsoft.com/office/word/2010/wordml" xmlns:w15="http://schemas.microsoft.com/office/word/2012/wordml" xmlns:w16se="http://schemas.microsoft.com/office/word/2015/wordml/symex" xmlns:wpg="http://schemas.microsoft.com/office/word/2010/wordprocessingGroup" xmlns:wpi="http://schemas.microsoft.com/office/word/2010/wordprocessingInk" xmlns:wne="http://schemas.microsoft.com/office/word/2006/wordml" xmlns:wps="http://schemas.microsoft.com/office/word/2010/wordprocessingShape" mc:Ignorable="w14 w15 w16se wp14">
+<w:hdr xmlns:wpc="http://schemas.microsoft.com/office/word/2010/wordprocessingCanvas" xmlns:cx="http://schemas.microsoft.com/office/drawing/2014/chartex" xmlns:cx1="http://schemas.microsoft.com/office/drawing/2015/9/8/chartex" xmlns:cx2="http://schemas.microsoft.com/office/drawing/2015/10/21/chartex" xmlns:cx3="http://schemas.microsoft.com/office/drawing/2016/5/9/chartex" xmlns:cx4="http://schemas.microsoft.com/office/drawing/2016/5/10/chartex" xmlns:cx5="http://schemas.microsoft.com/office/drawing/2016/5/11/chartex" xmlns:cx6="http://schemas.microsoft.com/office/drawing/2016/5/12/chartex" xmlns:cx7="http://schemas.microsoft.com/office/drawing/2016/5/13/chartex" xmlns:cx8="http://schemas.microsoft.com/office/drawing/2016/5/14/chartex" xmlns:mc="http://schemas.openxmlformats.org/markup-compatibility/2006" xmlns:aink="http://schemas.microsoft.com/office/drawing/2016/ink" xmlns:am3d="http://schemas.microsoft.com/office/drawing/2017/model3d" xmlns:o="urn:schemas-microsoft-com:office:office" xmlns:r="http://schemas.openxmlformats.org/officeDocument/2006/relationships" xmlns:m="http://schemas.openxmlformats.org/officeDocument/2006/math" xmlns:v="urn:schemas-microsoft-com:vml" xmlns:wp14="http://schemas.microsoft.com/office/word/2010/wordprocessingDrawing" xmlns:wp="http://schemas.openxmlformats.org/drawingml/2006/wordprocessingDrawing" xmlns:w10="urn:schemas-microsoft-com:office:word" xmlns:w="http://schemas.openxmlformats.org/wordprocessingml/2006/main" xmlns:w14="http://schemas.microsoft.com/office/word/2010/wordml" xmlns:w15="http://schemas.microsoft.com/office/word/2012/wordml" xmlns:w16cex="http://schemas.microsoft.com/office/word/2018/wordml/cex" xmlns:w16cid="http://schemas.microsoft.com/office/word/2016/wordml/cid" xmlns:w16="http://schemas.microsoft.com/office/word/2018/wordml" xmlns:w16sdtdh="http://schemas.microsoft.com/office/word/2020/wordml/sdtdatahash" xmlns:w16se="http://schemas.microsoft.com/office/word/2015/wordml/symex" xmlns:wpg="http://schemas.microsoft.com/office/word/2010/wordprocessingGroup" xmlns:wpi="http://schemas.microsoft.com/office/word/2010/wordprocessingInk" xmlns:wne="http://schemas.microsoft.com/office/word/2006/wordml" xmlns:wps="http://schemas.microsoft.com/office/word/2010/wordprocessingShape" mc:Ignorable="w14 w15 w16se w16cid w16 w16cex w16sdtdh wp14">
   <w:p>
     <w:pPr>
       <w:pStyle w:val="ae"/>
@@ -8036,7 +5842,7 @@
           <v:imagedata r:id="rId1" o:title=""/>
           <w10:wrap type="topAndBottom"/>
         </v:shape>
-        <o:OLEObject Type="Embed" ProgID="MSPhotoEd.3" ShapeID="_x0000_s2054" DrawAspect="Content" ObjectID="_1780223859" r:id="rId2"/>
+        <o:OLEObject Type="Embed" ProgID="MSPhotoEd.3" ShapeID="_x0000_s2054" DrawAspect="Content" ObjectID="_1833688617" r:id="rId2"/>
       </w:object>
     </w:r>
     <w:r>
@@ -8195,133 +6001,8 @@
 </w:hdr>
 </file>
 
-<file path=word/header3.xml><?xml version="1.0" encoding="utf-8"?>
-<w:hdr xmlns:wpc="http://schemas.microsoft.com/office/word/2010/wordprocessingCanvas" xmlns:cx="http://schemas.microsoft.com/office/drawing/2014/chartex" xmlns:cx1="http://schemas.microsoft.com/office/drawing/2015/9/8/chartex" xmlns:mc="http://schemas.openxmlformats.org/markup-compatibility/2006" xmlns:o="urn:schemas-microsoft-com:office:office" xmlns:r="http://schemas.openxmlformats.org/officeDocument/2006/relationships" xmlns:m="http://schemas.openxmlformats.org/officeDocument/2006/math" xmlns:v="urn:schemas-microsoft-com:vml" xmlns:wp14="http://schemas.microsoft.com/office/word/2010/wordprocessingDrawing" xmlns:wp="http://schemas.openxmlformats.org/drawingml/2006/wordprocessingDrawing" xmlns:w10="urn:schemas-microsoft-com:office:word" xmlns:w="http://schemas.openxmlformats.org/wordprocessingml/2006/main" xmlns:w14="http://schemas.microsoft.com/office/word/2010/wordml" xmlns:w15="http://schemas.microsoft.com/office/word/2012/wordml" xmlns:w16se="http://schemas.microsoft.com/office/word/2015/wordml/symex" xmlns:wpg="http://schemas.microsoft.com/office/word/2010/wordprocessingGroup" xmlns:wpi="http://schemas.microsoft.com/office/word/2010/wordprocessingInk" xmlns:wne="http://schemas.microsoft.com/office/word/2006/wordml" xmlns:wps="http://schemas.microsoft.com/office/word/2010/wordprocessingShape" mc:Ignorable="w14 w15 w16se wp14">
-  <w:p>
-    <w:pPr>
-      <w:pStyle w:val="ae"/>
-      <w:ind w:right="207"/>
-      <w:jc w:val="center"/>
-      <w:rPr>
-        <w:rFonts w:hAnsi="KB금융 본문체 Light"/>
-        <w:color w:val="5F5F5F"/>
-        <w:sz w:val="18"/>
-        <w:szCs w:val="18"/>
-      </w:rPr>
-    </w:pPr>
-    <w:r>
-      <w:rPr>
-        <w:rFonts w:hAnsi="KB금융 본문체 Light"/>
-        <w:noProof/>
-        <w:color w:val="5F5F5F"/>
-        <w:sz w:val="18"/>
-        <w:szCs w:val="18"/>
-      </w:rPr>
-      <mc:AlternateContent>
-        <mc:Choice Requires="wps">
-          <w:drawing>
-            <wp:anchor distT="4294967295" distB="4294967295" distL="114300" distR="114300" simplePos="0" relativeHeight="251663872" behindDoc="0" locked="0" layoutInCell="1" allowOverlap="1" wp14:anchorId="3C959023" wp14:editId="50C765B5">
-              <wp:simplePos x="0" y="0"/>
-              <wp:positionH relativeFrom="margin">
-                <wp:align>center</wp:align>
-              </wp:positionH>
-              <wp:positionV relativeFrom="topMargin">
-                <wp:posOffset>904189</wp:posOffset>
-              </wp:positionV>
-              <wp:extent cx="6012180" cy="0"/>
-              <wp:effectExtent l="0" t="0" r="26670" b="19050"/>
-              <wp:wrapNone/>
-              <wp:docPr id="2" name="직선 연결선 1"/>
-              <wp:cNvGraphicFramePr>
-                <a:graphicFrameLocks xmlns:a="http://schemas.openxmlformats.org/drawingml/2006/main"/>
-              </wp:cNvGraphicFramePr>
-              <a:graphic xmlns:a="http://schemas.openxmlformats.org/drawingml/2006/main">
-                <a:graphicData uri="http://schemas.microsoft.com/office/word/2010/wordprocessingShape">
-                  <wps:wsp>
-                    <wps:cNvCnPr>
-                      <a:cxnSpLocks noChangeShapeType="1"/>
-                    </wps:cNvCnPr>
-                    <wps:spPr bwMode="auto">
-                      <a:xfrm>
-                        <a:off x="0" y="0"/>
-                        <a:ext cx="6012180" cy="0"/>
-                      </a:xfrm>
-                      <a:prstGeom prst="line">
-                        <a:avLst/>
-                      </a:prstGeom>
-                      <a:ln>
-                        <a:headEnd/>
-                        <a:tailEnd/>
-                      </a:ln>
-                      <a:extLst/>
-                    </wps:spPr>
-                    <wps:style>
-                      <a:lnRef idx="1">
-                        <a:schemeClr val="accent3"/>
-                      </a:lnRef>
-                      <a:fillRef idx="0">
-                        <a:schemeClr val="accent3"/>
-                      </a:fillRef>
-                      <a:effectRef idx="0">
-                        <a:schemeClr val="accent3"/>
-                      </a:effectRef>
-                      <a:fontRef idx="minor">
-                        <a:schemeClr val="tx1"/>
-                      </a:fontRef>
-                    </wps:style>
-                    <wps:bodyPr/>
-                  </wps:wsp>
-                </a:graphicData>
-              </a:graphic>
-              <wp14:sizeRelH relativeFrom="page">
-                <wp14:pctWidth>0</wp14:pctWidth>
-              </wp14:sizeRelH>
-              <wp14:sizeRelV relativeFrom="page">
-                <wp14:pctHeight>0</wp14:pctHeight>
-              </wp14:sizeRelV>
-            </wp:anchor>
-          </w:drawing>
-        </mc:Choice>
-        <mc:Fallback>
-          <w:pict>
-            <v:line w14:anchorId="49D51BA9" id="직선 연결선 1" o:spid="_x0000_s1026" style="position:absolute;left:0;text-align:left;z-index:251663872;visibility:visible;mso-wrap-style:square;mso-width-percent:0;mso-height-percent:0;mso-wrap-distance-left:9pt;mso-wrap-distance-top:-3e-5mm;mso-wrap-distance-right:9pt;mso-wrap-distance-bottom:-3e-5mm;mso-position-horizontal:center;mso-position-horizontal-relative:margin;mso-position-vertical:absolute;mso-position-vertical-relative:top-margin-area;mso-width-percent:0;mso-height-percent:0;mso-width-relative:page;mso-height-relative:page" from="0,71.2pt" to="473.4pt,71.2pt" o:gfxdata="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" strokecolor="#a5a5a5 [3206]" strokeweight=".5pt">
-              <v:stroke joinstyle="miter"/>
-              <w10:wrap anchorx="margin" anchory="margin"/>
-            </v:line>
-          </w:pict>
-        </mc:Fallback>
-      </mc:AlternateContent>
-    </w:r>
-    <w:r>
-      <w:rPr>
-        <w:rFonts w:hAnsi="KB금융 본문체 Light" w:hint="eastAsia"/>
-        <w:color w:val="5F5F5F"/>
-        <w:sz w:val="18"/>
-        <w:szCs w:val="18"/>
-      </w:rPr>
-      <w:t>운영리스크관리지침(소관부서:경영전략부)</w:t>
-    </w:r>
-  </w:p>
-  <w:p>
-    <w:pPr>
-      <w:pStyle w:val="ae"/>
-      <w:ind w:right="207"/>
-      <w:rPr>
-        <w:rFonts w:ascii="나눔고딕" w:eastAsia="나눔고딕" w:hAnsi="나눔고딕"/>
-      </w:rPr>
-    </w:pPr>
-    <w:r>
-      <w:rPr>
-        <w:rFonts w:ascii="나눔고딕" w:eastAsia="나눔고딕" w:hAnsi="나눔고딕"/>
-      </w:rPr>
-      <w:t xml:space="preserve"> </w:t>
-    </w:r>
-  </w:p>
-</w:hdr>
-</file>
-
 <file path=word/numbering.xml><?xml version="1.0" encoding="utf-8"?>
-<w:numbering xmlns:wpc="http://schemas.microsoft.com/office/word/2010/wordprocessingCanvas" xmlns:cx="http://schemas.microsoft.com/office/drawing/2014/chartex" xmlns:cx1="http://schemas.microsoft.com/office/drawing/2015/9/8/chartex" xmlns:mc="http://schemas.openxmlformats.org/markup-compatibility/2006" xmlns:o="urn:schemas-microsoft-com:office:office" xmlns:r="http://schemas.openxmlformats.org/officeDocument/2006/relationships" xmlns:m="http://schemas.openxmlformats.org/officeDocument/2006/math" xmlns:v="urn:schemas-microsoft-com:vml" xmlns:wp14="http://schemas.microsoft.com/office/word/2010/wordprocessingDrawing" xmlns:wp="http://schemas.openxmlformats.org/drawingml/2006/wordprocessingDrawing" xmlns:w10="urn:schemas-microsoft-com:office:word" xmlns:w="http://schemas.openxmlformats.org/wordprocessingml/2006/main" xmlns:w14="http://schemas.microsoft.com/office/word/2010/wordml" xmlns:w15="http://schemas.microsoft.com/office/word/2012/wordml" xmlns:w16se="http://schemas.microsoft.com/office/word/2015/wordml/symex" xmlns:wpg="http://schemas.microsoft.com/office/word/2010/wordprocessingGroup" xmlns:wpi="http://schemas.microsoft.com/office/word/2010/wordprocessingInk" xmlns:wne="http://schemas.microsoft.com/office/word/2006/wordml" xmlns:wps="http://schemas.microsoft.com/office/word/2010/wordprocessingShape" mc:Ignorable="w14 w15 w16se wp14">
+<w:numbering xmlns:wpc="http://schemas.microsoft.com/office/word/2010/wordprocessingCanvas" xmlns:cx="http://schemas.microsoft.com/office/drawing/2014/chartex" xmlns:cx1="http://schemas.microsoft.com/office/drawing/2015/9/8/chartex" xmlns:cx2="http://schemas.microsoft.com/office/drawing/2015/10/21/chartex" xmlns:cx3="http://schemas.microsoft.com/office/drawing/2016/5/9/chartex" xmlns:cx4="http://schemas.microsoft.com/office/drawing/2016/5/10/chartex" xmlns:cx5="http://schemas.microsoft.com/office/drawing/2016/5/11/chartex" xmlns:cx6="http://schemas.microsoft.com/office/drawing/2016/5/12/chartex" xmlns:cx7="http://schemas.microsoft.com/office/drawing/2016/5/13/chartex" xmlns:cx8="http://schemas.microsoft.com/office/drawing/2016/5/14/chartex" xmlns:mc="http://schemas.openxmlformats.org/markup-compatibility/2006" xmlns:aink="http://schemas.microsoft.com/office/drawing/2016/ink" xmlns:am3d="http://schemas.microsoft.com/office/drawing/2017/model3d" xmlns:o="urn:schemas-microsoft-com:office:office" xmlns:r="http://schemas.openxmlformats.org/officeDocument/2006/relationships" xmlns:m="http://schemas.openxmlformats.org/officeDocument/2006/math" xmlns:v="urn:schemas-microsoft-com:vml" xmlns:wp14="http://schemas.microsoft.com/office/word/2010/wordprocessingDrawing" xmlns:wp="http://schemas.openxmlformats.org/drawingml/2006/wordprocessingDrawing" xmlns:w10="urn:schemas-microsoft-com:office:word" xmlns:w="http://schemas.openxmlformats.org/wordprocessingml/2006/main" xmlns:w14="http://schemas.microsoft.com/office/word/2010/wordml" xmlns:w15="http://schemas.microsoft.com/office/word/2012/wordml" xmlns:w16cex="http://schemas.microsoft.com/office/word/2018/wordml/cex" xmlns:w16cid="http://schemas.microsoft.com/office/word/2016/wordml/cid" xmlns:w16="http://schemas.microsoft.com/office/word/2018/wordml" xmlns:w16sdtdh="http://schemas.microsoft.com/office/word/2020/wordml/sdtdatahash" xmlns:w16se="http://schemas.microsoft.com/office/word/2015/wordml/symex" xmlns:wpg="http://schemas.microsoft.com/office/word/2010/wordprocessingGroup" xmlns:wpi="http://schemas.microsoft.com/office/word/2010/wordprocessingInk" xmlns:wne="http://schemas.microsoft.com/office/word/2006/wordml" xmlns:wps="http://schemas.microsoft.com/office/word/2010/wordprocessingShape" mc:Ignorable="w14 w15 w16se w16cid w16 w16cex w16sdtdh wp14">
   <w:abstractNum w:abstractNumId="0" w15:restartNumberingAfterBreak="0">
     <w:nsid w:val="FFFFFF7C"/>
     <w:multiLevelType w:val="singleLevel"/>
@@ -13036,7 +10717,7 @@
 </file>
 
 <file path=word/styles.xml><?xml version="1.0" encoding="utf-8"?>
-<w:styles xmlns:mc="http://schemas.openxmlformats.org/markup-compatibility/2006" xmlns:r="http://schemas.openxmlformats.org/officeDocument/2006/relationships" xmlns:w="http://schemas.openxmlformats.org/wordprocessingml/2006/main" xmlns:w14="http://schemas.microsoft.com/office/word/2010/wordml" xmlns:w15="http://schemas.microsoft.com/office/word/2012/wordml" xmlns:w16se="http://schemas.microsoft.com/office/word/2015/wordml/symex" mc:Ignorable="w14 w15 w16se">
+<w:styles xmlns:mc="http://schemas.openxmlformats.org/markup-compatibility/2006" xmlns:r="http://schemas.openxmlformats.org/officeDocument/2006/relationships" xmlns:w="http://schemas.openxmlformats.org/wordprocessingml/2006/main" xmlns:w14="http://schemas.microsoft.com/office/word/2010/wordml" xmlns:w15="http://schemas.microsoft.com/office/word/2012/wordml" xmlns:w16cex="http://schemas.microsoft.com/office/word/2018/wordml/cex" xmlns:w16cid="http://schemas.microsoft.com/office/word/2016/wordml/cid" xmlns:w16="http://schemas.microsoft.com/office/word/2018/wordml" xmlns:w16sdtdh="http://schemas.microsoft.com/office/word/2020/wordml/sdtdatahash" xmlns:w16se="http://schemas.microsoft.com/office/word/2015/wordml/symex" mc:Ignorable="w14 w15 w16se w16cid w16 w16cex w16sdtdh">
   <w:docDefaults>
     <w:rPrDefault>
       <w:rPr>
@@ -13046,7 +10727,7 @@
     </w:rPrDefault>
     <w:pPrDefault/>
   </w:docDefaults>
-  <w:latentStyles w:defLockedState="0" w:defUIPriority="99" w:defSemiHidden="0" w:defUnhideWhenUsed="0" w:defQFormat="0" w:count="371">
+  <w:latentStyles w:defLockedState="0" w:defUIPriority="99" w:defSemiHidden="0" w:defUnhideWhenUsed="0" w:defQFormat="0" w:count="376">
     <w:lsdException w:name="Normal" w:uiPriority="0" w:qFormat="1"/>
     <w:lsdException w:name="heading 1" w:uiPriority="0" w:qFormat="1"/>
     <w:lsdException w:name="heading 2" w:semiHidden="1" w:uiPriority="0" w:unhideWhenUsed="1" w:qFormat="1"/>
@@ -13152,7 +10833,6 @@
     <w:lsdException w:name="HTML Sample" w:semiHidden="1" w:unhideWhenUsed="1"/>
     <w:lsdException w:name="HTML Typewriter" w:semiHidden="1" w:unhideWhenUsed="1"/>
     <w:lsdException w:name="HTML Variable" w:semiHidden="1" w:unhideWhenUsed="1"/>
-    <w:lsdException w:name="Normal Table" w:semiHidden="1" w:unhideWhenUsed="1"/>
     <w:lsdException w:name="annotation subject" w:semiHidden="1" w:uiPriority="0" w:unhideWhenUsed="1"/>
     <w:lsdException w:name="No List" w:semiHidden="1" w:unhideWhenUsed="1"/>
     <w:lsdException w:name="Outline List 1" w:semiHidden="1" w:unhideWhenUsed="1"/>
@@ -13195,11 +10875,8 @@
     <w:lsdException w:name="Table Contemporary" w:semiHidden="1" w:unhideWhenUsed="1"/>
     <w:lsdException w:name="Table Elegant" w:semiHidden="1" w:unhideWhenUsed="1"/>
     <w:lsdException w:name="Table Professional" w:semiHidden="1" w:unhideWhenUsed="1"/>
-    <w:lsdException w:name="Table Subtle 1" w:semiHidden="1" w:unhideWhenUsed="1"/>
     <w:lsdException w:name="Table Subtle 2" w:semiHidden="1" w:unhideWhenUsed="1"/>
     <w:lsdException w:name="Table Web 1" w:semiHidden="1" w:unhideWhenUsed="1"/>
-    <w:lsdException w:name="Table Web 2" w:semiHidden="1" w:unhideWhenUsed="1"/>
-    <w:lsdException w:name="Table Web 3" w:semiHidden="1" w:unhideWhenUsed="1"/>
     <w:lsdException w:name="Balloon Text" w:semiHidden="1" w:uiPriority="0" w:unhideWhenUsed="1"/>
     <w:lsdException w:name="Table Grid" w:uiPriority="59"/>
     <w:lsdException w:name="Table Theme" w:semiHidden="1" w:unhideWhenUsed="1"/>
@@ -13418,6 +11095,11 @@
     <w:lsdException w:name="List Table 5 Dark Accent 6" w:uiPriority="50"/>
     <w:lsdException w:name="List Table 6 Colorful Accent 6" w:uiPriority="51"/>
     <w:lsdException w:name="List Table 7 Colorful Accent 6" w:uiPriority="52"/>
+    <w:lsdException w:name="Mention" w:semiHidden="1" w:unhideWhenUsed="1"/>
+    <w:lsdException w:name="Smart Hyperlink" w:semiHidden="1" w:unhideWhenUsed="1"/>
+    <w:lsdException w:name="Hashtag" w:semiHidden="1" w:unhideWhenUsed="1"/>
+    <w:lsdException w:name="Unresolved Mention" w:semiHidden="1" w:unhideWhenUsed="1"/>
+    <w:lsdException w:name="Smart Link" w:semiHidden="1" w:unhideWhenUsed="1"/>
   </w:latentStyles>
   <w:style w:type="paragraph" w:default="1" w:styleId="aa">
     <w:name w:val="Normal"/>
